--- a/Workshops/Workshop 2 - Data vis/W2_w_answers.docx
+++ b/Workshops/Workshop 2 - Data vis/W2_w_answers.docx
@@ -19,19 +19,19 @@
         <w:t xml:space="preserve"> </w:t>
       </w:r>
       <w:r>
-        <w:t xml:space="preserve">1.1:</w:t>
-      </w:r>
-      <w:r>
-        <w:t xml:space="preserve"> </w:t>
-      </w:r>
-      <w:r>
-        <w:t xml:space="preserve">Hidden</w:t>
-      </w:r>
-      <w:r>
-        <w:t xml:space="preserve"> </w:t>
-      </w:r>
-      <w:r>
-        <w:t xml:space="preserve">Assumptions</w:t>
+        <w:t xml:space="preserve">2:</w:t>
+      </w:r>
+      <w:r>
+        <w:t xml:space="preserve"> </w:t>
+      </w:r>
+      <w:r>
+        <w:t xml:space="preserve">Data</w:t>
+      </w:r>
+      <w:r>
+        <w:t xml:space="preserve"> </w:t>
+      </w:r>
+      <w:r>
+        <w:t xml:space="preserve">visualisation</w:t>
       </w:r>
     </w:p>
     <w:p>
@@ -71,7 +71,7 @@
         <w:t xml:space="preserve"> </w:t>
       </w:r>
       <w:r>
-        <w:t xml:space="preserve">2024-08-15</w:t>
+        <w:t xml:space="preserve">2024-09-02</w:t>
       </w:r>
     </w:p>
     <w:sdt>
@@ -111,14 +111,6 @@
     </w:p>
     <w:p>
       <w:pPr>
-        <w:pStyle w:val="FirstParagraph"/>
-      </w:pPr>
-      <w:r>
-        <w:t xml:space="preserve">As always, we are using the workflow below to structure the workshops:</w:t>
-      </w:r>
-    </w:p>
-    <w:p>
-      <w:pPr>
         <w:numPr>
           <w:ilvl w:val="0"/>
           <w:numId w:val="1001"/>
@@ -206,7 +198,7 @@
         <w:pStyle w:val="FirstParagraph"/>
       </w:pPr>
       <w:r>
-        <w:t xml:space="preserve">We covered steps 2 and 3 in the previous workshop but we’ll expand your toolkit for doing so today suing data visualisation.</w:t>
+        <w:t xml:space="preserve">We covered steps 2 and 3 in the previous workshop but we’ll expand your toolkit for doing so today using data visualisation.</w:t>
       </w:r>
     </w:p>
     <w:bookmarkEnd w:id="20"/>
@@ -344,7 +336,7 @@
         <w:t xml:space="preserve"> </w:t>
       </w:r>
       <w:r>
-        <w:t xml:space="preserve">a framework for data visualisation. It allows you to build plots layer by layer, starting with a base plot and then adding additional elements such as scales, themes, and geometries. Familiarity with</w:t>
+        <w:t xml:space="preserve">a framework for data visualisation. It allows you to build plots layer by layer, starting with a base plot and then adding additional elements such as scales, themes, and geometries. Using this framework, you can create pretty sophisticated figures with surprisingly little effort. It’s such a popular tool that familiarity with</w:t>
       </w:r>
       <w:r>
         <w:t xml:space="preserve"> </w:t>
@@ -359,7 +351,7 @@
         <w:t xml:space="preserve"> </w:t>
       </w:r>
       <w:r>
-        <w:t xml:space="preserve">is occasionally asked for by employers; we’ve even seen job adverts from companies such as Spotify listing this an an essential criteria.</w:t>
+        <w:t xml:space="preserve">is sometimes asked for by employers; we’ve even seen job adverts from companies such as Spotify listing this an an essential criteria.</w:t>
       </w:r>
     </w:p>
     <w:p>
@@ -409,7 +401,7 @@
         <w:t xml:space="preserve"> </w:t>
       </w:r>
       <w:r>
-        <w:t xml:space="preserve">as we feel it is a more intuiative way to create figures; indeed, nearly every single figure you have and will see on this course were produced in</w:t>
+        <w:t xml:space="preserve">as we feel it is a more intuitive way to create figures; indeed, nearly every single figure you have and will see on this course were produced in</w:t>
       </w:r>
       <w:r>
         <w:t xml:space="preserve"> </w:t>
@@ -451,7 +443,7 @@
         <w:t xml:space="preserve"> </w:t>
       </w:r>
       <w:r>
-        <w:t xml:space="preserve">- I wonder if the person who named the species, named them after their friend Geoff…). Specifically, we’re interested here in seeing if there is sexual dimorphism in asymptotic length (i.e. once an animal has stopped growing) between females and males, as well as how the species respond to droughts. As always, before we do any analysis, we need to ensure there is nothing</w:t>
+        <w:t xml:space="preserve">- I wonder if the person who named the species had a friend called Geoff…). For this first interaction with this data we’ll broadly say that we’re interested in seeing if there is sexual dimorphism in asymptotic length (i.e. once an animal has stopped growing) between females and males, as well as how the species respond to droughts. As always, before we do any analysis, we need to ensure there is nothing</w:t>
       </w:r>
       <w:r>
         <w:t xml:space="preserve"> </w:t>
@@ -520,6 +512,33 @@
       <w:pPr>
         <w:pStyle w:val="SourceCode"/>
       </w:pPr>
+      <w:r>
+        <w:rPr>
+          <w:rStyle w:val="FunctionTok"/>
+        </w:rPr>
+        <w:t xml:space="preserve">setwd</w:t>
+      </w:r>
+      <w:r>
+        <w:rPr>
+          <w:rStyle w:val="NormalTok"/>
+        </w:rPr>
+        <w:t xml:space="preserve">(</w:t>
+      </w:r>
+      <w:r>
+        <w:rPr>
+          <w:rStyle w:val="StringTok"/>
+        </w:rPr>
+        <w:t xml:space="preserve">"H:/BI3010/workshop2"</w:t>
+      </w:r>
+      <w:r>
+        <w:rPr>
+          <w:rStyle w:val="NormalTok"/>
+        </w:rPr>
+        <w:t xml:space="preserve">)</w:t>
+      </w:r>
+      <w:r>
+        <w:br/>
+      </w:r>
       <w:r>
         <w:rPr>
           <w:rStyle w:val="NormalTok"/>
@@ -1441,7 +1460,7 @@
         <w:pStyle w:val="BodyText"/>
       </w:pPr>
       <w:r>
-        <w:t xml:space="preserve">Kind of? It’s a bit hard to see the spread of data for each sex. A better way to show this is to use some sort of tool which will show help the reader understand the range of</w:t>
+        <w:t xml:space="preserve">Kind of? It’s a bit hard to see the spread of data for each sex. A better way to show this is to use some sort of tool which will help the reader understand the range of</w:t>
       </w:r>
       <w:r>
         <w:t xml:space="preserve"> </w:t>
@@ -1793,7 +1812,7 @@
         <w:pStyle w:val="BodyText"/>
       </w:pPr>
       <w:r>
-        <w:t xml:space="preserve">Both of these present the same information in different ways. The boxplot uses boxes and lines to indicate the range, the first and third quantiles and the median. Conversely, the violin plot also shows the spread of data but by creating density plots which are mirrored. Boxplots have a long history and use in science, but people are increasingly using violin plots, simply because they’re more transparent than boxplots.</w:t>
+        <w:t xml:space="preserve">Both of these present the same information in different ways. The boxplot uses boxes and lines to indicate the range, the first and third quantiles and the median. Conversely, the violin plot also shows the spread of data but by creating density plots which are mirrored. Boxplots have a long history and use in science, but people are increasingly using violin plots, simply because they’re more transparent and clear than boxplots.</w:t>
       </w:r>
     </w:p>
     <w:p>
@@ -2469,7 +2488,7 @@
         <w:rPr>
           <w:rStyle w:val="CommentTok"/>
         </w:rPr>
-        <w:t xml:space="preserve"># height and width are specified inside the aesethics - should be outside</w:t>
+        <w:t xml:space="preserve"># height and width are specified inside the aesthetics - should be outside</w:t>
       </w:r>
     </w:p>
     <w:p>
@@ -2714,6 +2733,86 @@
         <w:t xml:space="preserve"># We're missing a comma between the x and y arguments</w:t>
       </w:r>
     </w:p>
+    <w:p>
+      <w:pPr>
+        <w:numPr>
+          <w:ilvl w:val="0"/>
+          <w:numId w:val="1010"/>
+        </w:numPr>
+        <w:pStyle w:val="Compact"/>
+      </w:pPr>
+      <w:r>
+        <w:t xml:space="preserve">If I wanted to produce a histogram of boto lengths, what should my code look like?</w:t>
+      </w:r>
+    </w:p>
+    <w:p>
+      <w:pPr>
+        <w:pStyle w:val="SourceCode"/>
+      </w:pPr>
+      <w:r>
+        <w:rPr>
+          <w:rStyle w:val="FunctionTok"/>
+        </w:rPr>
+        <w:t xml:space="preserve">ggplot</w:t>
+      </w:r>
+      <w:r>
+        <w:rPr>
+          <w:rStyle w:val="NormalTok"/>
+        </w:rPr>
+        <w:t xml:space="preserve">(boto) </w:t>
+      </w:r>
+      <w:r>
+        <w:rPr>
+          <w:rStyle w:val="SpecialCharTok"/>
+        </w:rPr>
+        <w:t xml:space="preserve">+</w:t>
+      </w:r>
+      <w:r>
+        <w:br/>
+      </w:r>
+      <w:r>
+        <w:rPr>
+          <w:rStyle w:val="NormalTok"/>
+        </w:rPr>
+        <w:t xml:space="preserve">  </w:t>
+      </w:r>
+      <w:r>
+        <w:rPr>
+          <w:rStyle w:val="FunctionTok"/>
+        </w:rPr>
+        <w:t xml:space="preserve">geom_histogram</w:t>
+      </w:r>
+      <w:r>
+        <w:rPr>
+          <w:rStyle w:val="NormalTok"/>
+        </w:rPr>
+        <w:t xml:space="preserve">(</w:t>
+      </w:r>
+      <w:r>
+        <w:rPr>
+          <w:rStyle w:val="FunctionTok"/>
+        </w:rPr>
+        <w:t xml:space="preserve">aes</w:t>
+      </w:r>
+      <w:r>
+        <w:rPr>
+          <w:rStyle w:val="NormalTok"/>
+        </w:rPr>
+        <w:t xml:space="preserve">(</w:t>
+      </w:r>
+      <w:r>
+        <w:rPr>
+          <w:rStyle w:val="AttributeTok"/>
+        </w:rPr>
+        <w:t xml:space="preserve">x =</w:t>
+      </w:r>
+      <w:r>
+        <w:rPr>
+          <w:rStyle w:val="NormalTok"/>
+        </w:rPr>
+        <w:t xml:space="preserve"> length))</w:t>
+      </w:r>
+    </w:p>
     <w:bookmarkEnd w:id="47"/>
     <w:bookmarkEnd w:id="48"/>
     <w:bookmarkStart w:id="62" w:name="adding-more-information"/>
@@ -2846,7 +2945,19 @@
         <w:t xml:space="preserve">aes()</w:t>
       </w:r>
       <w:r>
-        <w:t xml:space="preserve">. Remember, anything that we want to change in the figure based on a variable in our dataset, is included via `aes().</w:t>
+        <w:t xml:space="preserve">. Remember, anything that we want to change in the figure based on a variable in our dataset, is included via</w:t>
+      </w:r>
+      <w:r>
+        <w:t xml:space="preserve"> </w:t>
+      </w:r>
+      <w:r>
+        <w:rPr>
+          <w:rStyle w:val="VerbatimChar"/>
+        </w:rPr>
+        <w:t xml:space="preserve">aes()</w:t>
+      </w:r>
+      <w:r>
+        <w:t xml:space="preserve">.</w:t>
       </w:r>
     </w:p>
     <w:p>
@@ -2955,7 +3066,7 @@
               <a:graphicData uri="http://schemas.openxmlformats.org/drawingml/2006/picture">
                 <pic:pic>
                   <pic:nvPicPr>
-                    <pic:cNvPr descr="W2_w_answers_files/figure-docx/unnamed-chunk-21-1.png" id="51" name="Picture"/>
+                    <pic:cNvPr descr="W2_w_answers_files/figure-docx/unnamed-chunk-22-1.png" id="51" name="Picture"/>
                     <pic:cNvPicPr>
                       <a:picLocks noChangeArrowheads="1" noChangeAspect="1"/>
                     </pic:cNvPicPr>
@@ -3218,7 +3329,7 @@
               <a:graphicData uri="http://schemas.openxmlformats.org/drawingml/2006/picture">
                 <pic:pic>
                   <pic:nvPicPr>
-                    <pic:cNvPr descr="W2_w_answers_files/figure-docx/unnamed-chunk-22-1.png" id="54" name="Picture"/>
+                    <pic:cNvPr descr="W2_w_answers_files/figure-docx/unnamed-chunk-23-1.png" id="54" name="Picture"/>
                     <pic:cNvPicPr>
                       <a:picLocks noChangeArrowheads="1" noChangeAspect="1"/>
                     </pic:cNvPicPr>
@@ -3608,7 +3719,7 @@
               <a:graphicData uri="http://schemas.openxmlformats.org/drawingml/2006/picture">
                 <pic:pic>
                   <pic:nvPicPr>
-                    <pic:cNvPr descr="W2_w_answers_files/figure-docx/unnamed-chunk-23-1.png" id="57" name="Picture"/>
+                    <pic:cNvPr descr="W2_w_answers_files/figure-docx/unnamed-chunk-24-1.png" id="57" name="Picture"/>
                     <pic:cNvPicPr>
                       <a:picLocks noChangeArrowheads="1" noChangeAspect="1"/>
                     </pic:cNvPicPr>
@@ -4109,7 +4220,7 @@
               <a:graphicData uri="http://schemas.openxmlformats.org/drawingml/2006/picture">
                 <pic:pic>
                   <pic:nvPicPr>
-                    <pic:cNvPr descr="W2_w_answers_files/figure-docx/unnamed-chunk-24-1.png" id="60" name="Picture"/>
+                    <pic:cNvPr descr="W2_w_answers_files/figure-docx/unnamed-chunk-25-1.png" id="60" name="Picture"/>
                     <pic:cNvPicPr>
                       <a:picLocks noChangeArrowheads="1" noChangeAspect="1"/>
                     </pic:cNvPicPr>
@@ -4155,44 +4266,12 @@
       <w:pPr>
         <w:numPr>
           <w:ilvl w:val="0"/>
-          <w:numId w:val="1010"/>
-        </w:numPr>
-        <w:pStyle w:val="Compact"/>
-      </w:pPr>
-      <w:r>
-        <w:t xml:space="preserve">Imagine a line drawn through females and males in the faceted figure. Do you think they would have the same slope?</w:t>
-      </w:r>
-    </w:p>
-    <w:p>
-      <w:pPr>
-        <w:pStyle w:val="SourceCode"/>
-      </w:pPr>
-      <w:r>
-        <w:rPr>
-          <w:rStyle w:val="CommentTok"/>
-        </w:rPr>
-        <w:t xml:space="preserve"># Unlikely, male boto length looks like it has a stronger negative </w:t>
-      </w:r>
-      <w:r>
-        <w:br/>
-      </w:r>
-      <w:r>
-        <w:rPr>
-          <w:rStyle w:val="CommentTok"/>
-        </w:rPr>
-        <w:t xml:space="preserve"># relationship with drought than females.</w:t>
-      </w:r>
-    </w:p>
-    <w:p>
-      <w:pPr>
-        <w:numPr>
-          <w:ilvl w:val="0"/>
           <w:numId w:val="1011"/>
         </w:numPr>
         <w:pStyle w:val="Compact"/>
       </w:pPr>
       <w:r>
-        <w:t xml:space="preserve">Depending on your answer to 1., do you think this might violate any of our assumptions?</w:t>
+        <w:t xml:space="preserve">Imagine a line drawn through females and males in the faceted figure. Do you think they would have the same slope?</w:t>
       </w:r>
     </w:p>
     <w:p>
@@ -4203,7 +4282,7 @@
         <w:rPr>
           <w:rStyle w:val="CommentTok"/>
         </w:rPr>
-        <w:t xml:space="preserve"># Yes - we're likely to break the assumption of addidivity</w:t>
+        <w:t xml:space="preserve"># Unlikely, male boto length looks like it has a stronger negative </w:t>
       </w:r>
       <w:r>
         <w:br/>
@@ -4212,25 +4291,7 @@
         <w:rPr>
           <w:rStyle w:val="CommentTok"/>
         </w:rPr>
-        <w:t xml:space="preserve"># I.e. the length of a boto is more than just the additive effect of sex</w:t>
-      </w:r>
-      <w:r>
-        <w:br/>
-      </w:r>
-      <w:r>
-        <w:rPr>
-          <w:rStyle w:val="CommentTok"/>
-        </w:rPr>
-        <w:t xml:space="preserve"># and drought independently. It looks like drought impacts males more than female.</w:t>
-      </w:r>
-      <w:r>
-        <w:br/>
-      </w:r>
-      <w:r>
-        <w:rPr>
-          <w:rStyle w:val="CommentTok"/>
-        </w:rPr>
-        <w:t xml:space="preserve"># The contrast would be that if imagined slopes were identical for both females and males.</w:t>
+        <w:t xml:space="preserve"># relationship with drought than females.</w:t>
       </w:r>
     </w:p>
     <w:p>
@@ -4242,6 +4303,56 @@
         <w:pStyle w:val="Compact"/>
       </w:pPr>
       <w:r>
+        <w:t xml:space="preserve">Depending on your answer to 1., do you think this might violate any of our assumptions?</w:t>
+      </w:r>
+    </w:p>
+    <w:p>
+      <w:pPr>
+        <w:pStyle w:val="SourceCode"/>
+      </w:pPr>
+      <w:r>
+        <w:rPr>
+          <w:rStyle w:val="CommentTok"/>
+        </w:rPr>
+        <w:t xml:space="preserve"># Yes - we're likely to break the assumption of addidivity</w:t>
+      </w:r>
+      <w:r>
+        <w:br/>
+      </w:r>
+      <w:r>
+        <w:rPr>
+          <w:rStyle w:val="CommentTok"/>
+        </w:rPr>
+        <w:t xml:space="preserve"># I.e. the length of a boto is more than just the additive effect of sex</w:t>
+      </w:r>
+      <w:r>
+        <w:br/>
+      </w:r>
+      <w:r>
+        <w:rPr>
+          <w:rStyle w:val="CommentTok"/>
+        </w:rPr>
+        <w:t xml:space="preserve"># and drought independently. It looks like drought impacts males more than female.</w:t>
+      </w:r>
+      <w:r>
+        <w:br/>
+      </w:r>
+      <w:r>
+        <w:rPr>
+          <w:rStyle w:val="CommentTok"/>
+        </w:rPr>
+        <w:t xml:space="preserve"># The contrast would be that if imagined slopes were identical for both females and males.</w:t>
+      </w:r>
+    </w:p>
+    <w:p>
+      <w:pPr>
+        <w:numPr>
+          <w:ilvl w:val="0"/>
+          <w:numId w:val="1013"/>
+        </w:numPr>
+        <w:pStyle w:val="Compact"/>
+      </w:pPr>
+      <w:r>
         <w:t xml:space="preserve">Remember that data visualisation can be used for Exploratory Data Analysis to identify if there is anything weird in the data. Having now produced a set of figures exploring the data, do you see anything</w:t>
       </w:r>
       <w:r>
@@ -4266,7 +4377,34 @@
         <w:rPr>
           <w:rStyle w:val="CommentTok"/>
         </w:rPr>
-        <w:t xml:space="preserve"># No - there's nothing that jumps out as being suspicious.</w:t>
+        <w:t xml:space="preserve"># No - there's nothing that jumps out as being "wrong",</w:t>
+      </w:r>
+      <w:r>
+        <w:br/>
+      </w:r>
+      <w:r>
+        <w:rPr>
+          <w:rStyle w:val="CommentTok"/>
+        </w:rPr>
+        <w:t xml:space="preserve"># but it's a bit weird how accurate length is - how do you even measure</w:t>
+      </w:r>
+      <w:r>
+        <w:br/>
+      </w:r>
+      <w:r>
+        <w:rPr>
+          <w:rStyle w:val="CommentTok"/>
+        </w:rPr>
+        <w:t xml:space="preserve"># a dolphin in the Amazon? How do you measure it to 1 cm? Something we'd want</w:t>
+      </w:r>
+      <w:r>
+        <w:br/>
+      </w:r>
+      <w:r>
+        <w:rPr>
+          <w:rStyle w:val="CommentTok"/>
+        </w:rPr>
+        <w:t xml:space="preserve"># to check with our colleagues.</w:t>
       </w:r>
     </w:p>
     <w:bookmarkEnd w:id="61"/>
@@ -4403,7 +4541,7 @@
               <a:graphicData uri="http://schemas.openxmlformats.org/drawingml/2006/picture">
                 <pic:pic>
                   <pic:nvPicPr>
-                    <pic:cNvPr descr="W2_w_answers_files/figure-docx/unnamed-chunk-28-1.png" id="66" name="Picture"/>
+                    <pic:cNvPr descr="W2_w_answers_files/figure-docx/unnamed-chunk-29-1.png" id="66" name="Picture"/>
                     <pic:cNvPicPr>
                       <a:picLocks noChangeArrowheads="1" noChangeAspect="1"/>
                     </pic:cNvPicPr>
@@ -4437,7 +4575,7 @@
       </w:r>
     </w:p>
     <w:bookmarkEnd w:id="67"/>
-    <w:bookmarkStart w:id="75" w:name="the-good-and-the-bad"/>
+    <w:bookmarkStart w:id="81" w:name="the-good-and-the-bad"/>
     <w:p>
       <w:pPr>
         <w:pStyle w:val="Heading1"/>
@@ -4645,7 +4783,7 @@
       <w:pPr>
         <w:numPr>
           <w:ilvl w:val="0"/>
-          <w:numId w:val="1013"/>
+          <w:numId w:val="1014"/>
         </w:numPr>
       </w:pPr>
       <w:r>
@@ -4665,7 +4803,7 @@
       <w:pPr>
         <w:numPr>
           <w:ilvl w:val="0"/>
-          <w:numId w:val="1013"/>
+          <w:numId w:val="1014"/>
         </w:numPr>
       </w:pPr>
       <w:r>
@@ -4685,7 +4823,7 @@
       <w:pPr>
         <w:numPr>
           <w:ilvl w:val="0"/>
-          <w:numId w:val="1013"/>
+          <w:numId w:val="1014"/>
         </w:numPr>
       </w:pPr>
       <w:r>
@@ -4705,7 +4843,7 @@
       <w:pPr>
         <w:numPr>
           <w:ilvl w:val="0"/>
-          <w:numId w:val="1013"/>
+          <w:numId w:val="1014"/>
         </w:numPr>
       </w:pPr>
       <w:r>
@@ -4725,7 +4863,7 @@
       <w:pPr>
         <w:numPr>
           <w:ilvl w:val="0"/>
-          <w:numId w:val="1013"/>
+          <w:numId w:val="1014"/>
         </w:numPr>
       </w:pPr>
       <w:r>
@@ -4745,7 +4883,7 @@
       <w:pPr>
         <w:numPr>
           <w:ilvl w:val="0"/>
-          <w:numId w:val="1013"/>
+          <w:numId w:val="1014"/>
         </w:numPr>
       </w:pPr>
       <w:r>
@@ -4765,7 +4903,7 @@
       <w:pPr>
         <w:numPr>
           <w:ilvl w:val="0"/>
-          <w:numId w:val="1013"/>
+          <w:numId w:val="1014"/>
         </w:numPr>
       </w:pPr>
       <w:r>
@@ -4785,7 +4923,7 @@
       <w:pPr>
         <w:numPr>
           <w:ilvl w:val="0"/>
-          <w:numId w:val="1013"/>
+          <w:numId w:val="1014"/>
         </w:numPr>
       </w:pPr>
       <w:r>
@@ -4821,7 +4959,7 @@
       <w:pPr>
         <w:numPr>
           <w:ilvl w:val="0"/>
-          <w:numId w:val="1013"/>
+          <w:numId w:val="1014"/>
         </w:numPr>
       </w:pPr>
       <w:r>
@@ -4841,7 +4979,7 @@
       <w:pPr>
         <w:numPr>
           <w:ilvl w:val="0"/>
-          <w:numId w:val="1013"/>
+          <w:numId w:val="1014"/>
         </w:numPr>
       </w:pPr>
       <w:r>
@@ -4861,7 +4999,7 @@
       <w:pPr>
         <w:numPr>
           <w:ilvl w:val="0"/>
-          <w:numId w:val="1013"/>
+          <w:numId w:val="1014"/>
         </w:numPr>
       </w:pPr>
       <w:r>
@@ -4914,7 +5052,7 @@
       <w:pPr>
         <w:numPr>
           <w:ilvl w:val="0"/>
-          <w:numId w:val="1013"/>
+          <w:numId w:val="1014"/>
         </w:numPr>
       </w:pPr>
       <w:r>
@@ -5009,7 +5147,7 @@
         <w:t xml:space="preserve">Once you’re happy you know the data relatively well, let’s get to the tasks.</w:t>
       </w:r>
     </w:p>
-    <w:bookmarkStart w:id="73" w:name="the-good"/>
+    <w:bookmarkStart w:id="76" w:name="the-good"/>
     <w:p>
       <w:pPr>
         <w:pStyle w:val="Heading2"/>
@@ -5212,8 +5350,1815 @@
         <w:t xml:space="preserve">, then go ahead by all means.</w:t>
       </w:r>
     </w:p>
-    <w:bookmarkEnd w:id="73"/>
-    <w:bookmarkStart w:id="74" w:name="the-bad"/>
+    <w:p>
+      <w:pPr>
+        <w:pStyle w:val="SourceCode"/>
+      </w:pPr>
+      <w:r>
+        <w:rPr>
+          <w:rStyle w:val="CommentTok"/>
+        </w:rPr>
+        <w:t xml:space="preserve"># Here's my version of the best looking and most informative figure using the boto data</w:t>
+      </w:r>
+      <w:r>
+        <w:br/>
+      </w:r>
+      <w:r>
+        <w:rPr>
+          <w:rStyle w:val="NormalTok"/>
+        </w:rPr>
+        <w:t xml:space="preserve">p1 </w:t>
+      </w:r>
+      <w:r>
+        <w:rPr>
+          <w:rStyle w:val="OtherTok"/>
+        </w:rPr>
+        <w:t xml:space="preserve">&lt;-</w:t>
+      </w:r>
+      <w:r>
+        <w:rPr>
+          <w:rStyle w:val="NormalTok"/>
+        </w:rPr>
+        <w:t xml:space="preserve"> </w:t>
+      </w:r>
+      <w:r>
+        <w:rPr>
+          <w:rStyle w:val="FunctionTok"/>
+        </w:rPr>
+        <w:t xml:space="preserve">ggplot</w:t>
+      </w:r>
+      <w:r>
+        <w:rPr>
+          <w:rStyle w:val="NormalTok"/>
+        </w:rPr>
+        <w:t xml:space="preserve">(boto) </w:t>
+      </w:r>
+      <w:r>
+        <w:rPr>
+          <w:rStyle w:val="SpecialCharTok"/>
+        </w:rPr>
+        <w:t xml:space="preserve">+</w:t>
+      </w:r>
+      <w:r>
+        <w:br/>
+      </w:r>
+      <w:r>
+        <w:rPr>
+          <w:rStyle w:val="NormalTok"/>
+        </w:rPr>
+        <w:t xml:space="preserve">  </w:t>
+      </w:r>
+      <w:r>
+        <w:rPr>
+          <w:rStyle w:val="FunctionTok"/>
+        </w:rPr>
+        <w:t xml:space="preserve">geom_histogram</w:t>
+      </w:r>
+      <w:r>
+        <w:rPr>
+          <w:rStyle w:val="NormalTok"/>
+        </w:rPr>
+        <w:t xml:space="preserve">(</w:t>
+      </w:r>
+      <w:r>
+        <w:rPr>
+          <w:rStyle w:val="FunctionTok"/>
+        </w:rPr>
+        <w:t xml:space="preserve">aes</w:t>
+      </w:r>
+      <w:r>
+        <w:rPr>
+          <w:rStyle w:val="NormalTok"/>
+        </w:rPr>
+        <w:t xml:space="preserve">(</w:t>
+      </w:r>
+      <w:r>
+        <w:rPr>
+          <w:rStyle w:val="AttributeTok"/>
+        </w:rPr>
+        <w:t xml:space="preserve">x =</w:t>
+      </w:r>
+      <w:r>
+        <w:rPr>
+          <w:rStyle w:val="NormalTok"/>
+        </w:rPr>
+        <w:t xml:space="preserve"> length, </w:t>
+      </w:r>
+      <w:r>
+        <w:rPr>
+          <w:rStyle w:val="AttributeTok"/>
+        </w:rPr>
+        <w:t xml:space="preserve">fill =</w:t>
+      </w:r>
+      <w:r>
+        <w:rPr>
+          <w:rStyle w:val="NormalTok"/>
+        </w:rPr>
+        <w:t xml:space="preserve"> sex), </w:t>
+      </w:r>
+      <w:r>
+        <w:br/>
+      </w:r>
+      <w:r>
+        <w:rPr>
+          <w:rStyle w:val="NormalTok"/>
+        </w:rPr>
+        <w:t xml:space="preserve">                 </w:t>
+      </w:r>
+      <w:r>
+        <w:rPr>
+          <w:rStyle w:val="AttributeTok"/>
+        </w:rPr>
+        <w:t xml:space="preserve">position =</w:t>
+      </w:r>
+      <w:r>
+        <w:rPr>
+          <w:rStyle w:val="NormalTok"/>
+        </w:rPr>
+        <w:t xml:space="preserve"> </w:t>
+      </w:r>
+      <w:r>
+        <w:rPr>
+          <w:rStyle w:val="FunctionTok"/>
+        </w:rPr>
+        <w:t xml:space="preserve">position_dodge</w:t>
+      </w:r>
+      <w:r>
+        <w:rPr>
+          <w:rStyle w:val="NormalTok"/>
+        </w:rPr>
+        <w:t xml:space="preserve">(), </w:t>
+      </w:r>
+      <w:r>
+        <w:rPr>
+          <w:rStyle w:val="AttributeTok"/>
+        </w:rPr>
+        <w:t xml:space="preserve">binwidth =</w:t>
+      </w:r>
+      <w:r>
+        <w:rPr>
+          <w:rStyle w:val="NormalTok"/>
+        </w:rPr>
+        <w:t xml:space="preserve"> </w:t>
+      </w:r>
+      <w:r>
+        <w:rPr>
+          <w:rStyle w:val="DecValTok"/>
+        </w:rPr>
+        <w:t xml:space="preserve">10</w:t>
+      </w:r>
+      <w:r>
+        <w:rPr>
+          <w:rStyle w:val="NormalTok"/>
+        </w:rPr>
+        <w:t xml:space="preserve">) </w:t>
+      </w:r>
+      <w:r>
+        <w:rPr>
+          <w:rStyle w:val="SpecialCharTok"/>
+        </w:rPr>
+        <w:t xml:space="preserve">+</w:t>
+      </w:r>
+      <w:r>
+        <w:br/>
+      </w:r>
+      <w:r>
+        <w:rPr>
+          <w:rStyle w:val="NormalTok"/>
+        </w:rPr>
+        <w:t xml:space="preserve">  </w:t>
+      </w:r>
+      <w:r>
+        <w:rPr>
+          <w:rStyle w:val="FunctionTok"/>
+        </w:rPr>
+        <w:t xml:space="preserve">scale_fill_brewer</w:t>
+      </w:r>
+      <w:r>
+        <w:rPr>
+          <w:rStyle w:val="NormalTok"/>
+        </w:rPr>
+        <w:t xml:space="preserve">(</w:t>
+      </w:r>
+      <w:r>
+        <w:rPr>
+          <w:rStyle w:val="AttributeTok"/>
+        </w:rPr>
+        <w:t xml:space="preserve">palette =</w:t>
+      </w:r>
+      <w:r>
+        <w:rPr>
+          <w:rStyle w:val="NormalTok"/>
+        </w:rPr>
+        <w:t xml:space="preserve"> </w:t>
+      </w:r>
+      <w:r>
+        <w:rPr>
+          <w:rStyle w:val="StringTok"/>
+        </w:rPr>
+        <w:t xml:space="preserve">"Dark2"</w:t>
+      </w:r>
+      <w:r>
+        <w:rPr>
+          <w:rStyle w:val="NormalTok"/>
+        </w:rPr>
+        <w:t xml:space="preserve">) </w:t>
+      </w:r>
+      <w:r>
+        <w:rPr>
+          <w:rStyle w:val="SpecialCharTok"/>
+        </w:rPr>
+        <w:t xml:space="preserve">+</w:t>
+      </w:r>
+      <w:r>
+        <w:br/>
+      </w:r>
+      <w:r>
+        <w:rPr>
+          <w:rStyle w:val="NormalTok"/>
+        </w:rPr>
+        <w:t xml:space="preserve">  </w:t>
+      </w:r>
+      <w:r>
+        <w:rPr>
+          <w:rStyle w:val="FunctionTok"/>
+        </w:rPr>
+        <w:t xml:space="preserve">theme_classic</w:t>
+      </w:r>
+      <w:r>
+        <w:rPr>
+          <w:rStyle w:val="NormalTok"/>
+        </w:rPr>
+        <w:t xml:space="preserve">() </w:t>
+      </w:r>
+      <w:r>
+        <w:rPr>
+          <w:rStyle w:val="SpecialCharTok"/>
+        </w:rPr>
+        <w:t xml:space="preserve">+</w:t>
+      </w:r>
+      <w:r>
+        <w:br/>
+      </w:r>
+      <w:r>
+        <w:rPr>
+          <w:rStyle w:val="NormalTok"/>
+        </w:rPr>
+        <w:t xml:space="preserve">  </w:t>
+      </w:r>
+      <w:r>
+        <w:rPr>
+          <w:rStyle w:val="FunctionTok"/>
+        </w:rPr>
+        <w:t xml:space="preserve">labs</w:t>
+      </w:r>
+      <w:r>
+        <w:rPr>
+          <w:rStyle w:val="NormalTok"/>
+        </w:rPr>
+        <w:t xml:space="preserve">(</w:t>
+      </w:r>
+      <w:r>
+        <w:rPr>
+          <w:rStyle w:val="AttributeTok"/>
+        </w:rPr>
+        <w:t xml:space="preserve">x =</w:t>
+      </w:r>
+      <w:r>
+        <w:rPr>
+          <w:rStyle w:val="NormalTok"/>
+        </w:rPr>
+        <w:t xml:space="preserve"> </w:t>
+      </w:r>
+      <w:r>
+        <w:rPr>
+          <w:rStyle w:val="StringTok"/>
+        </w:rPr>
+        <w:t xml:space="preserve">"Boto length (cm)"</w:t>
+      </w:r>
+      <w:r>
+        <w:rPr>
+          <w:rStyle w:val="NormalTok"/>
+        </w:rPr>
+        <w:t xml:space="preserve">,</w:t>
+      </w:r>
+      <w:r>
+        <w:br/>
+      </w:r>
+      <w:r>
+        <w:rPr>
+          <w:rStyle w:val="NormalTok"/>
+        </w:rPr>
+        <w:t xml:space="preserve">       </w:t>
+      </w:r>
+      <w:r>
+        <w:rPr>
+          <w:rStyle w:val="AttributeTok"/>
+        </w:rPr>
+        <w:t xml:space="preserve">y =</w:t>
+      </w:r>
+      <w:r>
+        <w:rPr>
+          <w:rStyle w:val="NormalTok"/>
+        </w:rPr>
+        <w:t xml:space="preserve"> </w:t>
+      </w:r>
+      <w:r>
+        <w:rPr>
+          <w:rStyle w:val="StringTok"/>
+        </w:rPr>
+        <w:t xml:space="preserve">"Frequency"</w:t>
+      </w:r>
+      <w:r>
+        <w:rPr>
+          <w:rStyle w:val="NormalTok"/>
+        </w:rPr>
+        <w:t xml:space="preserve">,</w:t>
+      </w:r>
+      <w:r>
+        <w:br/>
+      </w:r>
+      <w:r>
+        <w:rPr>
+          <w:rStyle w:val="NormalTok"/>
+        </w:rPr>
+        <w:t xml:space="preserve">       </w:t>
+      </w:r>
+      <w:r>
+        <w:rPr>
+          <w:rStyle w:val="AttributeTok"/>
+        </w:rPr>
+        <w:t xml:space="preserve">fill =</w:t>
+      </w:r>
+      <w:r>
+        <w:rPr>
+          <w:rStyle w:val="NormalTok"/>
+        </w:rPr>
+        <w:t xml:space="preserve"> </w:t>
+      </w:r>
+      <w:r>
+        <w:rPr>
+          <w:rStyle w:val="StringTok"/>
+        </w:rPr>
+        <w:t xml:space="preserve">"Sex"</w:t>
+      </w:r>
+      <w:r>
+        <w:rPr>
+          <w:rStyle w:val="NormalTok"/>
+        </w:rPr>
+        <w:t xml:space="preserve">)</w:t>
+      </w:r>
+      <w:r>
+        <w:br/>
+      </w:r>
+      <w:r>
+        <w:br/>
+      </w:r>
+      <w:r>
+        <w:rPr>
+          <w:rStyle w:val="NormalTok"/>
+        </w:rPr>
+        <w:t xml:space="preserve">p2 </w:t>
+      </w:r>
+      <w:r>
+        <w:rPr>
+          <w:rStyle w:val="OtherTok"/>
+        </w:rPr>
+        <w:t xml:space="preserve">&lt;-</w:t>
+      </w:r>
+      <w:r>
+        <w:rPr>
+          <w:rStyle w:val="NormalTok"/>
+        </w:rPr>
+        <w:t xml:space="preserve"> </w:t>
+      </w:r>
+      <w:r>
+        <w:rPr>
+          <w:rStyle w:val="FunctionTok"/>
+        </w:rPr>
+        <w:t xml:space="preserve">ggplot</w:t>
+      </w:r>
+      <w:r>
+        <w:rPr>
+          <w:rStyle w:val="NormalTok"/>
+        </w:rPr>
+        <w:t xml:space="preserve">(boto) </w:t>
+      </w:r>
+      <w:r>
+        <w:rPr>
+          <w:rStyle w:val="SpecialCharTok"/>
+        </w:rPr>
+        <w:t xml:space="preserve">+</w:t>
+      </w:r>
+      <w:r>
+        <w:br/>
+      </w:r>
+      <w:r>
+        <w:rPr>
+          <w:rStyle w:val="NormalTok"/>
+        </w:rPr>
+        <w:t xml:space="preserve">  </w:t>
+      </w:r>
+      <w:r>
+        <w:rPr>
+          <w:rStyle w:val="FunctionTok"/>
+        </w:rPr>
+        <w:t xml:space="preserve">geom_histogram</w:t>
+      </w:r>
+      <w:r>
+        <w:rPr>
+          <w:rStyle w:val="NormalTok"/>
+        </w:rPr>
+        <w:t xml:space="preserve">(</w:t>
+      </w:r>
+      <w:r>
+        <w:rPr>
+          <w:rStyle w:val="FunctionTok"/>
+        </w:rPr>
+        <w:t xml:space="preserve">aes</w:t>
+      </w:r>
+      <w:r>
+        <w:rPr>
+          <w:rStyle w:val="NormalTok"/>
+        </w:rPr>
+        <w:t xml:space="preserve">(</w:t>
+      </w:r>
+      <w:r>
+        <w:rPr>
+          <w:rStyle w:val="AttributeTok"/>
+        </w:rPr>
+        <w:t xml:space="preserve">x =</w:t>
+      </w:r>
+      <w:r>
+        <w:rPr>
+          <w:rStyle w:val="NormalTok"/>
+        </w:rPr>
+        <w:t xml:space="preserve"> drought), </w:t>
+      </w:r>
+      <w:r>
+        <w:br/>
+      </w:r>
+      <w:r>
+        <w:rPr>
+          <w:rStyle w:val="NormalTok"/>
+        </w:rPr>
+        <w:t xml:space="preserve">                 </w:t>
+      </w:r>
+      <w:r>
+        <w:rPr>
+          <w:rStyle w:val="AttributeTok"/>
+        </w:rPr>
+        <w:t xml:space="preserve">position =</w:t>
+      </w:r>
+      <w:r>
+        <w:rPr>
+          <w:rStyle w:val="NormalTok"/>
+        </w:rPr>
+        <w:t xml:space="preserve"> </w:t>
+      </w:r>
+      <w:r>
+        <w:rPr>
+          <w:rStyle w:val="FunctionTok"/>
+        </w:rPr>
+        <w:t xml:space="preserve">position_dodge</w:t>
+      </w:r>
+      <w:r>
+        <w:rPr>
+          <w:rStyle w:val="NormalTok"/>
+        </w:rPr>
+        <w:t xml:space="preserve">(), </w:t>
+      </w:r>
+      <w:r>
+        <w:rPr>
+          <w:rStyle w:val="AttributeTok"/>
+        </w:rPr>
+        <w:t xml:space="preserve">binwidth =</w:t>
+      </w:r>
+      <w:r>
+        <w:rPr>
+          <w:rStyle w:val="NormalTok"/>
+        </w:rPr>
+        <w:t xml:space="preserve"> </w:t>
+      </w:r>
+      <w:r>
+        <w:rPr>
+          <w:rStyle w:val="DecValTok"/>
+        </w:rPr>
+        <w:t xml:space="preserve">1</w:t>
+      </w:r>
+      <w:r>
+        <w:rPr>
+          <w:rStyle w:val="NormalTok"/>
+        </w:rPr>
+        <w:t xml:space="preserve">, </w:t>
+      </w:r>
+      <w:r>
+        <w:rPr>
+          <w:rStyle w:val="AttributeTok"/>
+        </w:rPr>
+        <w:t xml:space="preserve">colour =</w:t>
+      </w:r>
+      <w:r>
+        <w:rPr>
+          <w:rStyle w:val="NormalTok"/>
+        </w:rPr>
+        <w:t xml:space="preserve"> </w:t>
+      </w:r>
+      <w:r>
+        <w:rPr>
+          <w:rStyle w:val="StringTok"/>
+        </w:rPr>
+        <w:t xml:space="preserve">"white"</w:t>
+      </w:r>
+      <w:r>
+        <w:rPr>
+          <w:rStyle w:val="NormalTok"/>
+        </w:rPr>
+        <w:t xml:space="preserve">) </w:t>
+      </w:r>
+      <w:r>
+        <w:rPr>
+          <w:rStyle w:val="SpecialCharTok"/>
+        </w:rPr>
+        <w:t xml:space="preserve">+</w:t>
+      </w:r>
+      <w:r>
+        <w:br/>
+      </w:r>
+      <w:r>
+        <w:rPr>
+          <w:rStyle w:val="NormalTok"/>
+        </w:rPr>
+        <w:t xml:space="preserve">  </w:t>
+      </w:r>
+      <w:r>
+        <w:rPr>
+          <w:rStyle w:val="FunctionTok"/>
+        </w:rPr>
+        <w:t xml:space="preserve">scale_fill_brewer</w:t>
+      </w:r>
+      <w:r>
+        <w:rPr>
+          <w:rStyle w:val="NormalTok"/>
+        </w:rPr>
+        <w:t xml:space="preserve">(</w:t>
+      </w:r>
+      <w:r>
+        <w:rPr>
+          <w:rStyle w:val="AttributeTok"/>
+        </w:rPr>
+        <w:t xml:space="preserve">palette =</w:t>
+      </w:r>
+      <w:r>
+        <w:rPr>
+          <w:rStyle w:val="NormalTok"/>
+        </w:rPr>
+        <w:t xml:space="preserve"> </w:t>
+      </w:r>
+      <w:r>
+        <w:rPr>
+          <w:rStyle w:val="StringTok"/>
+        </w:rPr>
+        <w:t xml:space="preserve">"Dark2"</w:t>
+      </w:r>
+      <w:r>
+        <w:rPr>
+          <w:rStyle w:val="NormalTok"/>
+        </w:rPr>
+        <w:t xml:space="preserve">) </w:t>
+      </w:r>
+      <w:r>
+        <w:rPr>
+          <w:rStyle w:val="SpecialCharTok"/>
+        </w:rPr>
+        <w:t xml:space="preserve">+</w:t>
+      </w:r>
+      <w:r>
+        <w:br/>
+      </w:r>
+      <w:r>
+        <w:rPr>
+          <w:rStyle w:val="NormalTok"/>
+        </w:rPr>
+        <w:t xml:space="preserve">  </w:t>
+      </w:r>
+      <w:r>
+        <w:rPr>
+          <w:rStyle w:val="FunctionTok"/>
+        </w:rPr>
+        <w:t xml:space="preserve">theme_classic</w:t>
+      </w:r>
+      <w:r>
+        <w:rPr>
+          <w:rStyle w:val="NormalTok"/>
+        </w:rPr>
+        <w:t xml:space="preserve">() </w:t>
+      </w:r>
+      <w:r>
+        <w:rPr>
+          <w:rStyle w:val="SpecialCharTok"/>
+        </w:rPr>
+        <w:t xml:space="preserve">+</w:t>
+      </w:r>
+      <w:r>
+        <w:br/>
+      </w:r>
+      <w:r>
+        <w:rPr>
+          <w:rStyle w:val="NormalTok"/>
+        </w:rPr>
+        <w:t xml:space="preserve">  </w:t>
+      </w:r>
+      <w:r>
+        <w:rPr>
+          <w:rStyle w:val="FunctionTok"/>
+        </w:rPr>
+        <w:t xml:space="preserve">labs</w:t>
+      </w:r>
+      <w:r>
+        <w:rPr>
+          <w:rStyle w:val="NormalTok"/>
+        </w:rPr>
+        <w:t xml:space="preserve">(</w:t>
+      </w:r>
+      <w:r>
+        <w:rPr>
+          <w:rStyle w:val="AttributeTok"/>
+        </w:rPr>
+        <w:t xml:space="preserve">x =</w:t>
+      </w:r>
+      <w:r>
+        <w:rPr>
+          <w:rStyle w:val="NormalTok"/>
+        </w:rPr>
+        <w:t xml:space="preserve"> </w:t>
+      </w:r>
+      <w:r>
+        <w:rPr>
+          <w:rStyle w:val="StringTok"/>
+        </w:rPr>
+        <w:t xml:space="preserve">"Number of droughts"</w:t>
+      </w:r>
+      <w:r>
+        <w:rPr>
+          <w:rStyle w:val="NormalTok"/>
+        </w:rPr>
+        <w:t xml:space="preserve">,</w:t>
+      </w:r>
+      <w:r>
+        <w:br/>
+      </w:r>
+      <w:r>
+        <w:rPr>
+          <w:rStyle w:val="NormalTok"/>
+        </w:rPr>
+        <w:t xml:space="preserve">       </w:t>
+      </w:r>
+      <w:r>
+        <w:rPr>
+          <w:rStyle w:val="AttributeTok"/>
+        </w:rPr>
+        <w:t xml:space="preserve">y =</w:t>
+      </w:r>
+      <w:r>
+        <w:rPr>
+          <w:rStyle w:val="NormalTok"/>
+        </w:rPr>
+        <w:t xml:space="preserve"> </w:t>
+      </w:r>
+      <w:r>
+        <w:rPr>
+          <w:rStyle w:val="StringTok"/>
+        </w:rPr>
+        <w:t xml:space="preserve">"Frequency"</w:t>
+      </w:r>
+      <w:r>
+        <w:rPr>
+          <w:rStyle w:val="NormalTok"/>
+        </w:rPr>
+        <w:t xml:space="preserve">)</w:t>
+      </w:r>
+      <w:r>
+        <w:br/>
+      </w:r>
+      <w:r>
+        <w:br/>
+      </w:r>
+      <w:r>
+        <w:rPr>
+          <w:rStyle w:val="NormalTok"/>
+        </w:rPr>
+        <w:t xml:space="preserve">p3 </w:t>
+      </w:r>
+      <w:r>
+        <w:rPr>
+          <w:rStyle w:val="OtherTok"/>
+        </w:rPr>
+        <w:t xml:space="preserve">&lt;-</w:t>
+      </w:r>
+      <w:r>
+        <w:rPr>
+          <w:rStyle w:val="NormalTok"/>
+        </w:rPr>
+        <w:t xml:space="preserve"> </w:t>
+      </w:r>
+      <w:r>
+        <w:rPr>
+          <w:rStyle w:val="FunctionTok"/>
+        </w:rPr>
+        <w:t xml:space="preserve">ggplot</w:t>
+      </w:r>
+      <w:r>
+        <w:rPr>
+          <w:rStyle w:val="NormalTok"/>
+        </w:rPr>
+        <w:t xml:space="preserve">(boto) </w:t>
+      </w:r>
+      <w:r>
+        <w:rPr>
+          <w:rStyle w:val="SpecialCharTok"/>
+        </w:rPr>
+        <w:t xml:space="preserve">+</w:t>
+      </w:r>
+      <w:r>
+        <w:br/>
+      </w:r>
+      <w:r>
+        <w:rPr>
+          <w:rStyle w:val="NormalTok"/>
+        </w:rPr>
+        <w:t xml:space="preserve">  </w:t>
+      </w:r>
+      <w:r>
+        <w:rPr>
+          <w:rStyle w:val="FunctionTok"/>
+        </w:rPr>
+        <w:t xml:space="preserve">geom_point</w:t>
+      </w:r>
+      <w:r>
+        <w:rPr>
+          <w:rStyle w:val="NormalTok"/>
+        </w:rPr>
+        <w:t xml:space="preserve">(</w:t>
+      </w:r>
+      <w:r>
+        <w:rPr>
+          <w:rStyle w:val="FunctionTok"/>
+        </w:rPr>
+        <w:t xml:space="preserve">aes</w:t>
+      </w:r>
+      <w:r>
+        <w:rPr>
+          <w:rStyle w:val="NormalTok"/>
+        </w:rPr>
+        <w:t xml:space="preserve">(</w:t>
+      </w:r>
+      <w:r>
+        <w:rPr>
+          <w:rStyle w:val="AttributeTok"/>
+        </w:rPr>
+        <w:t xml:space="preserve">x =</w:t>
+      </w:r>
+      <w:r>
+        <w:rPr>
+          <w:rStyle w:val="NormalTok"/>
+        </w:rPr>
+        <w:t xml:space="preserve"> drought, </w:t>
+      </w:r>
+      <w:r>
+        <w:rPr>
+          <w:rStyle w:val="AttributeTok"/>
+        </w:rPr>
+        <w:t xml:space="preserve">y =</w:t>
+      </w:r>
+      <w:r>
+        <w:rPr>
+          <w:rStyle w:val="NormalTok"/>
+        </w:rPr>
+        <w:t xml:space="preserve"> length)) </w:t>
+      </w:r>
+      <w:r>
+        <w:rPr>
+          <w:rStyle w:val="SpecialCharTok"/>
+        </w:rPr>
+        <w:t xml:space="preserve">+</w:t>
+      </w:r>
+      <w:r>
+        <w:br/>
+      </w:r>
+      <w:r>
+        <w:rPr>
+          <w:rStyle w:val="NormalTok"/>
+        </w:rPr>
+        <w:t xml:space="preserve">  </w:t>
+      </w:r>
+      <w:r>
+        <w:rPr>
+          <w:rStyle w:val="FunctionTok"/>
+        </w:rPr>
+        <w:t xml:space="preserve">theme_classic</w:t>
+      </w:r>
+      <w:r>
+        <w:rPr>
+          <w:rStyle w:val="NormalTok"/>
+        </w:rPr>
+        <w:t xml:space="preserve">() </w:t>
+      </w:r>
+      <w:r>
+        <w:rPr>
+          <w:rStyle w:val="SpecialCharTok"/>
+        </w:rPr>
+        <w:t xml:space="preserve">+</w:t>
+      </w:r>
+      <w:r>
+        <w:br/>
+      </w:r>
+      <w:r>
+        <w:rPr>
+          <w:rStyle w:val="NormalTok"/>
+        </w:rPr>
+        <w:t xml:space="preserve">  </w:t>
+      </w:r>
+      <w:r>
+        <w:rPr>
+          <w:rStyle w:val="FunctionTok"/>
+        </w:rPr>
+        <w:t xml:space="preserve">labs</w:t>
+      </w:r>
+      <w:r>
+        <w:rPr>
+          <w:rStyle w:val="NormalTok"/>
+        </w:rPr>
+        <w:t xml:space="preserve">(</w:t>
+      </w:r>
+      <w:r>
+        <w:rPr>
+          <w:rStyle w:val="AttributeTok"/>
+        </w:rPr>
+        <w:t xml:space="preserve">x =</w:t>
+      </w:r>
+      <w:r>
+        <w:rPr>
+          <w:rStyle w:val="NormalTok"/>
+        </w:rPr>
+        <w:t xml:space="preserve"> </w:t>
+      </w:r>
+      <w:r>
+        <w:rPr>
+          <w:rStyle w:val="StringTok"/>
+        </w:rPr>
+        <w:t xml:space="preserve">"Number of droughts"</w:t>
+      </w:r>
+      <w:r>
+        <w:rPr>
+          <w:rStyle w:val="NormalTok"/>
+        </w:rPr>
+        <w:t xml:space="preserve">,</w:t>
+      </w:r>
+      <w:r>
+        <w:br/>
+      </w:r>
+      <w:r>
+        <w:rPr>
+          <w:rStyle w:val="NormalTok"/>
+        </w:rPr>
+        <w:t xml:space="preserve">       </w:t>
+      </w:r>
+      <w:r>
+        <w:rPr>
+          <w:rStyle w:val="AttributeTok"/>
+        </w:rPr>
+        <w:t xml:space="preserve">y =</w:t>
+      </w:r>
+      <w:r>
+        <w:rPr>
+          <w:rStyle w:val="NormalTok"/>
+        </w:rPr>
+        <w:t xml:space="preserve"> </w:t>
+      </w:r>
+      <w:r>
+        <w:rPr>
+          <w:rStyle w:val="StringTok"/>
+        </w:rPr>
+        <w:t xml:space="preserve">"Boto length (cm)"</w:t>
+      </w:r>
+      <w:r>
+        <w:rPr>
+          <w:rStyle w:val="NormalTok"/>
+        </w:rPr>
+        <w:t xml:space="preserve">)</w:t>
+      </w:r>
+      <w:r>
+        <w:br/>
+      </w:r>
+      <w:r>
+        <w:br/>
+      </w:r>
+      <w:r>
+        <w:rPr>
+          <w:rStyle w:val="NormalTok"/>
+        </w:rPr>
+        <w:t xml:space="preserve">p4 </w:t>
+      </w:r>
+      <w:r>
+        <w:rPr>
+          <w:rStyle w:val="OtherTok"/>
+        </w:rPr>
+        <w:t xml:space="preserve">&lt;-</w:t>
+      </w:r>
+      <w:r>
+        <w:rPr>
+          <w:rStyle w:val="NormalTok"/>
+        </w:rPr>
+        <w:t xml:space="preserve"> </w:t>
+      </w:r>
+      <w:r>
+        <w:rPr>
+          <w:rStyle w:val="FunctionTok"/>
+        </w:rPr>
+        <w:t xml:space="preserve">ggplot</w:t>
+      </w:r>
+      <w:r>
+        <w:rPr>
+          <w:rStyle w:val="NormalTok"/>
+        </w:rPr>
+        <w:t xml:space="preserve">(boto) </w:t>
+      </w:r>
+      <w:r>
+        <w:rPr>
+          <w:rStyle w:val="SpecialCharTok"/>
+        </w:rPr>
+        <w:t xml:space="preserve">+</w:t>
+      </w:r>
+      <w:r>
+        <w:br/>
+      </w:r>
+      <w:r>
+        <w:rPr>
+          <w:rStyle w:val="NormalTok"/>
+        </w:rPr>
+        <w:t xml:space="preserve">  </w:t>
+      </w:r>
+      <w:r>
+        <w:rPr>
+          <w:rStyle w:val="FunctionTok"/>
+        </w:rPr>
+        <w:t xml:space="preserve">geom_violin</w:t>
+      </w:r>
+      <w:r>
+        <w:rPr>
+          <w:rStyle w:val="NormalTok"/>
+        </w:rPr>
+        <w:t xml:space="preserve">(</w:t>
+      </w:r>
+      <w:r>
+        <w:rPr>
+          <w:rStyle w:val="FunctionTok"/>
+        </w:rPr>
+        <w:t xml:space="preserve">aes</w:t>
+      </w:r>
+      <w:r>
+        <w:rPr>
+          <w:rStyle w:val="NormalTok"/>
+        </w:rPr>
+        <w:t xml:space="preserve">(</w:t>
+      </w:r>
+      <w:r>
+        <w:rPr>
+          <w:rStyle w:val="AttributeTok"/>
+        </w:rPr>
+        <w:t xml:space="preserve">x =</w:t>
+      </w:r>
+      <w:r>
+        <w:rPr>
+          <w:rStyle w:val="NormalTok"/>
+        </w:rPr>
+        <w:t xml:space="preserve"> sex, </w:t>
+      </w:r>
+      <w:r>
+        <w:rPr>
+          <w:rStyle w:val="AttributeTok"/>
+        </w:rPr>
+        <w:t xml:space="preserve">y =</w:t>
+      </w:r>
+      <w:r>
+        <w:rPr>
+          <w:rStyle w:val="NormalTok"/>
+        </w:rPr>
+        <w:t xml:space="preserve"> length, </w:t>
+      </w:r>
+      <w:r>
+        <w:rPr>
+          <w:rStyle w:val="AttributeTok"/>
+        </w:rPr>
+        <w:t xml:space="preserve">fill =</w:t>
+      </w:r>
+      <w:r>
+        <w:rPr>
+          <w:rStyle w:val="NormalTok"/>
+        </w:rPr>
+        <w:t xml:space="preserve"> sex), </w:t>
+      </w:r>
+      <w:r>
+        <w:rPr>
+          <w:rStyle w:val="AttributeTok"/>
+        </w:rPr>
+        <w:t xml:space="preserve">alpha =</w:t>
+      </w:r>
+      <w:r>
+        <w:rPr>
+          <w:rStyle w:val="NormalTok"/>
+        </w:rPr>
+        <w:t xml:space="preserve"> </w:t>
+      </w:r>
+      <w:r>
+        <w:rPr>
+          <w:rStyle w:val="FloatTok"/>
+        </w:rPr>
+        <w:t xml:space="preserve">0.3</w:t>
+      </w:r>
+      <w:r>
+        <w:rPr>
+          <w:rStyle w:val="NormalTok"/>
+        </w:rPr>
+        <w:t xml:space="preserve">, </w:t>
+      </w:r>
+      <w:r>
+        <w:rPr>
+          <w:rStyle w:val="AttributeTok"/>
+        </w:rPr>
+        <w:t xml:space="preserve">show.legend =</w:t>
+      </w:r>
+      <w:r>
+        <w:rPr>
+          <w:rStyle w:val="NormalTok"/>
+        </w:rPr>
+        <w:t xml:space="preserve"> </w:t>
+      </w:r>
+      <w:r>
+        <w:rPr>
+          <w:rStyle w:val="ConstantTok"/>
+        </w:rPr>
+        <w:t xml:space="preserve">FALSE</w:t>
+      </w:r>
+      <w:r>
+        <w:rPr>
+          <w:rStyle w:val="NormalTok"/>
+        </w:rPr>
+        <w:t xml:space="preserve">) </w:t>
+      </w:r>
+      <w:r>
+        <w:rPr>
+          <w:rStyle w:val="SpecialCharTok"/>
+        </w:rPr>
+        <w:t xml:space="preserve">+</w:t>
+      </w:r>
+      <w:r>
+        <w:br/>
+      </w:r>
+      <w:r>
+        <w:rPr>
+          <w:rStyle w:val="NormalTok"/>
+        </w:rPr>
+        <w:t xml:space="preserve">  </w:t>
+      </w:r>
+      <w:r>
+        <w:rPr>
+          <w:rStyle w:val="FunctionTok"/>
+        </w:rPr>
+        <w:t xml:space="preserve">geom_jitter</w:t>
+      </w:r>
+      <w:r>
+        <w:rPr>
+          <w:rStyle w:val="NormalTok"/>
+        </w:rPr>
+        <w:t xml:space="preserve">(</w:t>
+      </w:r>
+      <w:r>
+        <w:rPr>
+          <w:rStyle w:val="FunctionTok"/>
+        </w:rPr>
+        <w:t xml:space="preserve">aes</w:t>
+      </w:r>
+      <w:r>
+        <w:rPr>
+          <w:rStyle w:val="NormalTok"/>
+        </w:rPr>
+        <w:t xml:space="preserve">(</w:t>
+      </w:r>
+      <w:r>
+        <w:rPr>
+          <w:rStyle w:val="AttributeTok"/>
+        </w:rPr>
+        <w:t xml:space="preserve">x =</w:t>
+      </w:r>
+      <w:r>
+        <w:rPr>
+          <w:rStyle w:val="NormalTok"/>
+        </w:rPr>
+        <w:t xml:space="preserve"> sex, </w:t>
+      </w:r>
+      <w:r>
+        <w:rPr>
+          <w:rStyle w:val="AttributeTok"/>
+        </w:rPr>
+        <w:t xml:space="preserve">y =</w:t>
+      </w:r>
+      <w:r>
+        <w:rPr>
+          <w:rStyle w:val="NormalTok"/>
+        </w:rPr>
+        <w:t xml:space="preserve"> length), </w:t>
+      </w:r>
+      <w:r>
+        <w:rPr>
+          <w:rStyle w:val="AttributeTok"/>
+        </w:rPr>
+        <w:t xml:space="preserve">height =</w:t>
+      </w:r>
+      <w:r>
+        <w:rPr>
+          <w:rStyle w:val="NormalTok"/>
+        </w:rPr>
+        <w:t xml:space="preserve"> </w:t>
+      </w:r>
+      <w:r>
+        <w:rPr>
+          <w:rStyle w:val="DecValTok"/>
+        </w:rPr>
+        <w:t xml:space="preserve">0</w:t>
+      </w:r>
+      <w:r>
+        <w:rPr>
+          <w:rStyle w:val="NormalTok"/>
+        </w:rPr>
+        <w:t xml:space="preserve">, </w:t>
+      </w:r>
+      <w:r>
+        <w:rPr>
+          <w:rStyle w:val="AttributeTok"/>
+        </w:rPr>
+        <w:t xml:space="preserve">width =</w:t>
+      </w:r>
+      <w:r>
+        <w:rPr>
+          <w:rStyle w:val="NormalTok"/>
+        </w:rPr>
+        <w:t xml:space="preserve"> </w:t>
+      </w:r>
+      <w:r>
+        <w:rPr>
+          <w:rStyle w:val="FloatTok"/>
+        </w:rPr>
+        <w:t xml:space="preserve">0.05</w:t>
+      </w:r>
+      <w:r>
+        <w:rPr>
+          <w:rStyle w:val="NormalTok"/>
+        </w:rPr>
+        <w:t xml:space="preserve">) </w:t>
+      </w:r>
+      <w:r>
+        <w:rPr>
+          <w:rStyle w:val="SpecialCharTok"/>
+        </w:rPr>
+        <w:t xml:space="preserve">+</w:t>
+      </w:r>
+      <w:r>
+        <w:br/>
+      </w:r>
+      <w:r>
+        <w:rPr>
+          <w:rStyle w:val="NormalTok"/>
+        </w:rPr>
+        <w:t xml:space="preserve">  </w:t>
+      </w:r>
+      <w:r>
+        <w:rPr>
+          <w:rStyle w:val="FunctionTok"/>
+        </w:rPr>
+        <w:t xml:space="preserve">scale_fill_brewer</w:t>
+      </w:r>
+      <w:r>
+        <w:rPr>
+          <w:rStyle w:val="NormalTok"/>
+        </w:rPr>
+        <w:t xml:space="preserve">(</w:t>
+      </w:r>
+      <w:r>
+        <w:rPr>
+          <w:rStyle w:val="AttributeTok"/>
+        </w:rPr>
+        <w:t xml:space="preserve">palette =</w:t>
+      </w:r>
+      <w:r>
+        <w:rPr>
+          <w:rStyle w:val="NormalTok"/>
+        </w:rPr>
+        <w:t xml:space="preserve"> </w:t>
+      </w:r>
+      <w:r>
+        <w:rPr>
+          <w:rStyle w:val="StringTok"/>
+        </w:rPr>
+        <w:t xml:space="preserve">"Dark2"</w:t>
+      </w:r>
+      <w:r>
+        <w:rPr>
+          <w:rStyle w:val="NormalTok"/>
+        </w:rPr>
+        <w:t xml:space="preserve">) </w:t>
+      </w:r>
+      <w:r>
+        <w:rPr>
+          <w:rStyle w:val="SpecialCharTok"/>
+        </w:rPr>
+        <w:t xml:space="preserve">+</w:t>
+      </w:r>
+      <w:r>
+        <w:br/>
+      </w:r>
+      <w:r>
+        <w:rPr>
+          <w:rStyle w:val="NormalTok"/>
+        </w:rPr>
+        <w:t xml:space="preserve">  </w:t>
+      </w:r>
+      <w:r>
+        <w:rPr>
+          <w:rStyle w:val="FunctionTok"/>
+        </w:rPr>
+        <w:t xml:space="preserve">theme_classic</w:t>
+      </w:r>
+      <w:r>
+        <w:rPr>
+          <w:rStyle w:val="NormalTok"/>
+        </w:rPr>
+        <w:t xml:space="preserve">() </w:t>
+      </w:r>
+      <w:r>
+        <w:rPr>
+          <w:rStyle w:val="SpecialCharTok"/>
+        </w:rPr>
+        <w:t xml:space="preserve">+</w:t>
+      </w:r>
+      <w:r>
+        <w:br/>
+      </w:r>
+      <w:r>
+        <w:rPr>
+          <w:rStyle w:val="NormalTok"/>
+        </w:rPr>
+        <w:t xml:space="preserve">  </w:t>
+      </w:r>
+      <w:r>
+        <w:rPr>
+          <w:rStyle w:val="FunctionTok"/>
+        </w:rPr>
+        <w:t xml:space="preserve">labs</w:t>
+      </w:r>
+      <w:r>
+        <w:rPr>
+          <w:rStyle w:val="NormalTok"/>
+        </w:rPr>
+        <w:t xml:space="preserve">(</w:t>
+      </w:r>
+      <w:r>
+        <w:rPr>
+          <w:rStyle w:val="AttributeTok"/>
+        </w:rPr>
+        <w:t xml:space="preserve">x =</w:t>
+      </w:r>
+      <w:r>
+        <w:rPr>
+          <w:rStyle w:val="NormalTok"/>
+        </w:rPr>
+        <w:t xml:space="preserve"> </w:t>
+      </w:r>
+      <w:r>
+        <w:rPr>
+          <w:rStyle w:val="StringTok"/>
+        </w:rPr>
+        <w:t xml:space="preserve">"Sex"</w:t>
+      </w:r>
+      <w:r>
+        <w:rPr>
+          <w:rStyle w:val="NormalTok"/>
+        </w:rPr>
+        <w:t xml:space="preserve">,</w:t>
+      </w:r>
+      <w:r>
+        <w:br/>
+      </w:r>
+      <w:r>
+        <w:rPr>
+          <w:rStyle w:val="NormalTok"/>
+        </w:rPr>
+        <w:t xml:space="preserve">       </w:t>
+      </w:r>
+      <w:r>
+        <w:rPr>
+          <w:rStyle w:val="AttributeTok"/>
+        </w:rPr>
+        <w:t xml:space="preserve">y =</w:t>
+      </w:r>
+      <w:r>
+        <w:rPr>
+          <w:rStyle w:val="NormalTok"/>
+        </w:rPr>
+        <w:t xml:space="preserve"> </w:t>
+      </w:r>
+      <w:r>
+        <w:rPr>
+          <w:rStyle w:val="StringTok"/>
+        </w:rPr>
+        <w:t xml:space="preserve">"Boto length (cm)"</w:t>
+      </w:r>
+      <w:r>
+        <w:rPr>
+          <w:rStyle w:val="NormalTok"/>
+        </w:rPr>
+        <w:t xml:space="preserve">)</w:t>
+      </w:r>
+      <w:r>
+        <w:br/>
+      </w:r>
+      <w:r>
+        <w:br/>
+      </w:r>
+      <w:r>
+        <w:rPr>
+          <w:rStyle w:val="NormalTok"/>
+        </w:rPr>
+        <w:t xml:space="preserve">p5 </w:t>
+      </w:r>
+      <w:r>
+        <w:rPr>
+          <w:rStyle w:val="OtherTok"/>
+        </w:rPr>
+        <w:t xml:space="preserve">&lt;-</w:t>
+      </w:r>
+      <w:r>
+        <w:rPr>
+          <w:rStyle w:val="NormalTok"/>
+        </w:rPr>
+        <w:t xml:space="preserve"> </w:t>
+      </w:r>
+      <w:r>
+        <w:rPr>
+          <w:rStyle w:val="FunctionTok"/>
+        </w:rPr>
+        <w:t xml:space="preserve">ggplot</w:t>
+      </w:r>
+      <w:r>
+        <w:rPr>
+          <w:rStyle w:val="NormalTok"/>
+        </w:rPr>
+        <w:t xml:space="preserve">(boto) </w:t>
+      </w:r>
+      <w:r>
+        <w:rPr>
+          <w:rStyle w:val="SpecialCharTok"/>
+        </w:rPr>
+        <w:t xml:space="preserve">+</w:t>
+      </w:r>
+      <w:r>
+        <w:br/>
+      </w:r>
+      <w:r>
+        <w:rPr>
+          <w:rStyle w:val="NormalTok"/>
+        </w:rPr>
+        <w:t xml:space="preserve">  </w:t>
+      </w:r>
+      <w:r>
+        <w:rPr>
+          <w:rStyle w:val="FunctionTok"/>
+        </w:rPr>
+        <w:t xml:space="preserve">geom_point</w:t>
+      </w:r>
+      <w:r>
+        <w:rPr>
+          <w:rStyle w:val="NormalTok"/>
+        </w:rPr>
+        <w:t xml:space="preserve">(</w:t>
+      </w:r>
+      <w:r>
+        <w:rPr>
+          <w:rStyle w:val="FunctionTok"/>
+        </w:rPr>
+        <w:t xml:space="preserve">aes</w:t>
+      </w:r>
+      <w:r>
+        <w:rPr>
+          <w:rStyle w:val="NormalTok"/>
+        </w:rPr>
+        <w:t xml:space="preserve">(</w:t>
+      </w:r>
+      <w:r>
+        <w:rPr>
+          <w:rStyle w:val="AttributeTok"/>
+        </w:rPr>
+        <w:t xml:space="preserve">x =</w:t>
+      </w:r>
+      <w:r>
+        <w:rPr>
+          <w:rStyle w:val="NormalTok"/>
+        </w:rPr>
+        <w:t xml:space="preserve"> drought, </w:t>
+      </w:r>
+      <w:r>
+        <w:rPr>
+          <w:rStyle w:val="AttributeTok"/>
+        </w:rPr>
+        <w:t xml:space="preserve">y =</w:t>
+      </w:r>
+      <w:r>
+        <w:rPr>
+          <w:rStyle w:val="NormalTok"/>
+        </w:rPr>
+        <w:t xml:space="preserve"> length, </w:t>
+      </w:r>
+      <w:r>
+        <w:rPr>
+          <w:rStyle w:val="AttributeTok"/>
+        </w:rPr>
+        <w:t xml:space="preserve">colour =</w:t>
+      </w:r>
+      <w:r>
+        <w:rPr>
+          <w:rStyle w:val="NormalTok"/>
+        </w:rPr>
+        <w:t xml:space="preserve"> sex)) </w:t>
+      </w:r>
+      <w:r>
+        <w:rPr>
+          <w:rStyle w:val="SpecialCharTok"/>
+        </w:rPr>
+        <w:t xml:space="preserve">+</w:t>
+      </w:r>
+      <w:r>
+        <w:br/>
+      </w:r>
+      <w:r>
+        <w:rPr>
+          <w:rStyle w:val="NormalTok"/>
+        </w:rPr>
+        <w:t xml:space="preserve">  </w:t>
+      </w:r>
+      <w:r>
+        <w:rPr>
+          <w:rStyle w:val="FunctionTok"/>
+        </w:rPr>
+        <w:t xml:space="preserve">theme_classic</w:t>
+      </w:r>
+      <w:r>
+        <w:rPr>
+          <w:rStyle w:val="NormalTok"/>
+        </w:rPr>
+        <w:t xml:space="preserve">() </w:t>
+      </w:r>
+      <w:r>
+        <w:rPr>
+          <w:rStyle w:val="SpecialCharTok"/>
+        </w:rPr>
+        <w:t xml:space="preserve">+</w:t>
+      </w:r>
+      <w:r>
+        <w:br/>
+      </w:r>
+      <w:r>
+        <w:rPr>
+          <w:rStyle w:val="NormalTok"/>
+        </w:rPr>
+        <w:t xml:space="preserve">  </w:t>
+      </w:r>
+      <w:r>
+        <w:rPr>
+          <w:rStyle w:val="FunctionTok"/>
+        </w:rPr>
+        <w:t xml:space="preserve">scale_colour_brewer</w:t>
+      </w:r>
+      <w:r>
+        <w:rPr>
+          <w:rStyle w:val="NormalTok"/>
+        </w:rPr>
+        <w:t xml:space="preserve">(</w:t>
+      </w:r>
+      <w:r>
+        <w:rPr>
+          <w:rStyle w:val="AttributeTok"/>
+        </w:rPr>
+        <w:t xml:space="preserve">palette =</w:t>
+      </w:r>
+      <w:r>
+        <w:rPr>
+          <w:rStyle w:val="NormalTok"/>
+        </w:rPr>
+        <w:t xml:space="preserve"> </w:t>
+      </w:r>
+      <w:r>
+        <w:rPr>
+          <w:rStyle w:val="StringTok"/>
+        </w:rPr>
+        <w:t xml:space="preserve">"Dark2"</w:t>
+      </w:r>
+      <w:r>
+        <w:rPr>
+          <w:rStyle w:val="NormalTok"/>
+        </w:rPr>
+        <w:t xml:space="preserve">) </w:t>
+      </w:r>
+      <w:r>
+        <w:rPr>
+          <w:rStyle w:val="SpecialCharTok"/>
+        </w:rPr>
+        <w:t xml:space="preserve">+</w:t>
+      </w:r>
+      <w:r>
+        <w:br/>
+      </w:r>
+      <w:r>
+        <w:rPr>
+          <w:rStyle w:val="NormalTok"/>
+        </w:rPr>
+        <w:t xml:space="preserve">  </w:t>
+      </w:r>
+      <w:r>
+        <w:rPr>
+          <w:rStyle w:val="FunctionTok"/>
+        </w:rPr>
+        <w:t xml:space="preserve">labs</w:t>
+      </w:r>
+      <w:r>
+        <w:rPr>
+          <w:rStyle w:val="NormalTok"/>
+        </w:rPr>
+        <w:t xml:space="preserve">(</w:t>
+      </w:r>
+      <w:r>
+        <w:rPr>
+          <w:rStyle w:val="AttributeTok"/>
+        </w:rPr>
+        <w:t xml:space="preserve">x =</w:t>
+      </w:r>
+      <w:r>
+        <w:rPr>
+          <w:rStyle w:val="NormalTok"/>
+        </w:rPr>
+        <w:t xml:space="preserve"> </w:t>
+      </w:r>
+      <w:r>
+        <w:rPr>
+          <w:rStyle w:val="StringTok"/>
+        </w:rPr>
+        <w:t xml:space="preserve">"Number of droughts"</w:t>
+      </w:r>
+      <w:r>
+        <w:rPr>
+          <w:rStyle w:val="NormalTok"/>
+        </w:rPr>
+        <w:t xml:space="preserve">,</w:t>
+      </w:r>
+      <w:r>
+        <w:br/>
+      </w:r>
+      <w:r>
+        <w:rPr>
+          <w:rStyle w:val="NormalTok"/>
+        </w:rPr>
+        <w:t xml:space="preserve">       </w:t>
+      </w:r>
+      <w:r>
+        <w:rPr>
+          <w:rStyle w:val="AttributeTok"/>
+        </w:rPr>
+        <w:t xml:space="preserve">colour =</w:t>
+      </w:r>
+      <w:r>
+        <w:rPr>
+          <w:rStyle w:val="NormalTok"/>
+        </w:rPr>
+        <w:t xml:space="preserve"> </w:t>
+      </w:r>
+      <w:r>
+        <w:rPr>
+          <w:rStyle w:val="StringTok"/>
+        </w:rPr>
+        <w:t xml:space="preserve">"Sex"</w:t>
+      </w:r>
+      <w:r>
+        <w:rPr>
+          <w:rStyle w:val="NormalTok"/>
+        </w:rPr>
+        <w:t xml:space="preserve">,</w:t>
+      </w:r>
+      <w:r>
+        <w:br/>
+      </w:r>
+      <w:r>
+        <w:rPr>
+          <w:rStyle w:val="NormalTok"/>
+        </w:rPr>
+        <w:t xml:space="preserve">       </w:t>
+      </w:r>
+      <w:r>
+        <w:rPr>
+          <w:rStyle w:val="AttributeTok"/>
+        </w:rPr>
+        <w:t xml:space="preserve">y =</w:t>
+      </w:r>
+      <w:r>
+        <w:rPr>
+          <w:rStyle w:val="NormalTok"/>
+        </w:rPr>
+        <w:t xml:space="preserve"> </w:t>
+      </w:r>
+      <w:r>
+        <w:rPr>
+          <w:rStyle w:val="StringTok"/>
+        </w:rPr>
+        <w:t xml:space="preserve">"Boto length (cm)"</w:t>
+      </w:r>
+      <w:r>
+        <w:rPr>
+          <w:rStyle w:val="NormalTok"/>
+        </w:rPr>
+        <w:t xml:space="preserve">) </w:t>
+      </w:r>
+      <w:r>
+        <w:rPr>
+          <w:rStyle w:val="SpecialCharTok"/>
+        </w:rPr>
+        <w:t xml:space="preserve">+</w:t>
+      </w:r>
+      <w:r>
+        <w:br/>
+      </w:r>
+      <w:r>
+        <w:rPr>
+          <w:rStyle w:val="NormalTok"/>
+        </w:rPr>
+        <w:t xml:space="preserve">  </w:t>
+      </w:r>
+      <w:r>
+        <w:rPr>
+          <w:rStyle w:val="FunctionTok"/>
+        </w:rPr>
+        <w:t xml:space="preserve">facet_wrap</w:t>
+      </w:r>
+      <w:r>
+        <w:rPr>
+          <w:rStyle w:val="NormalTok"/>
+        </w:rPr>
+        <w:t xml:space="preserve">(</w:t>
+      </w:r>
+      <w:r>
+        <w:rPr>
+          <w:rStyle w:val="SpecialCharTok"/>
+        </w:rPr>
+        <w:t xml:space="preserve">~</w:t>
+      </w:r>
+      <w:r>
+        <w:rPr>
+          <w:rStyle w:val="NormalTok"/>
+        </w:rPr>
+        <w:t xml:space="preserve">sex)</w:t>
+      </w:r>
+      <w:r>
+        <w:br/>
+      </w:r>
+      <w:r>
+        <w:br/>
+      </w:r>
+      <w:r>
+        <w:rPr>
+          <w:rStyle w:val="FunctionTok"/>
+        </w:rPr>
+        <w:t xml:space="preserve">library</w:t>
+      </w:r>
+      <w:r>
+        <w:rPr>
+          <w:rStyle w:val="NormalTok"/>
+        </w:rPr>
+        <w:t xml:space="preserve">(patchwork) </w:t>
+      </w:r>
+      <w:r>
+        <w:rPr>
+          <w:rStyle w:val="CommentTok"/>
+        </w:rPr>
+        <w:t xml:space="preserve"># Patchwork allows you to "stitch" ggplots together</w:t>
+      </w:r>
+      <w:r>
+        <w:br/>
+      </w:r>
+      <w:r>
+        <w:br/>
+      </w:r>
+      <w:r>
+        <w:rPr>
+          <w:rStyle w:val="NormalTok"/>
+        </w:rPr>
+        <w:t xml:space="preserve">(p1 </w:t>
+      </w:r>
+      <w:r>
+        <w:rPr>
+          <w:rStyle w:val="SpecialCharTok"/>
+        </w:rPr>
+        <w:t xml:space="preserve">+</w:t>
+      </w:r>
+      <w:r>
+        <w:rPr>
+          <w:rStyle w:val="NormalTok"/>
+        </w:rPr>
+        <w:t xml:space="preserve"> p2) </w:t>
+      </w:r>
+      <w:r>
+        <w:rPr>
+          <w:rStyle w:val="SpecialCharTok"/>
+        </w:rPr>
+        <w:t xml:space="preserve">/</w:t>
+      </w:r>
+      <w:r>
+        <w:rPr>
+          <w:rStyle w:val="NormalTok"/>
+        </w:rPr>
+        <w:t xml:space="preserve"> (p3 </w:t>
+      </w:r>
+      <w:r>
+        <w:rPr>
+          <w:rStyle w:val="SpecialCharTok"/>
+        </w:rPr>
+        <w:t xml:space="preserve">+</w:t>
+      </w:r>
+      <w:r>
+        <w:rPr>
+          <w:rStyle w:val="NormalTok"/>
+        </w:rPr>
+        <w:t xml:space="preserve"> p4) </w:t>
+      </w:r>
+      <w:r>
+        <w:rPr>
+          <w:rStyle w:val="SpecialCharTok"/>
+        </w:rPr>
+        <w:t xml:space="preserve">/</w:t>
+      </w:r>
+      <w:r>
+        <w:rPr>
+          <w:rStyle w:val="NormalTok"/>
+        </w:rPr>
+        <w:t xml:space="preserve"> p5</w:t>
+      </w:r>
+    </w:p>
+    <w:p>
+      <w:pPr>
+        <w:pStyle w:val="FirstParagraph"/>
+      </w:pPr>
+      <w:r>
+        <w:drawing>
+          <wp:inline>
+            <wp:extent cx="4620126" cy="3696101"/>
+            <wp:effectExtent b="0" l="0" r="0" t="0"/>
+            <wp:docPr descr="" title="" id="74" name="Picture"/>
+            <a:graphic>
+              <a:graphicData uri="http://schemas.openxmlformats.org/drawingml/2006/picture">
+                <pic:pic>
+                  <pic:nvPicPr>
+                    <pic:cNvPr descr="W2_w_answers_files/figure-docx/unnamed-chunk-31-1.png" id="75" name="Picture"/>
+                    <pic:cNvPicPr>
+                      <a:picLocks noChangeArrowheads="1" noChangeAspect="1"/>
+                    </pic:cNvPicPr>
+                  </pic:nvPicPr>
+                  <pic:blipFill>
+                    <a:blip r:embed="rId73"/>
+                    <a:stretch>
+                      <a:fillRect/>
+                    </a:stretch>
+                  </pic:blipFill>
+                  <pic:spPr bwMode="auto">
+                    <a:xfrm>
+                      <a:off x="0" y="0"/>
+                      <a:ext cx="4620126" cy="3696101"/>
+                    </a:xfrm>
+                    <a:prstGeom prst="rect">
+                      <a:avLst/>
+                    </a:prstGeom>
+                    <a:noFill/>
+                    <a:ln w="9525">
+                      <a:noFill/>
+                      <a:headEnd/>
+                      <a:tailEnd/>
+                    </a:ln>
+                  </pic:spPr>
+                </pic:pic>
+              </a:graphicData>
+            </a:graphic>
+          </wp:inline>
+        </w:drawing>
+      </w:r>
+    </w:p>
+    <w:bookmarkEnd w:id="76"/>
+    <w:bookmarkStart w:id="80" w:name="the-bad"/>
     <w:p>
       <w:pPr>
         <w:pStyle w:val="Heading2"/>
@@ -5352,8 +7297,1750 @@
         <w:t xml:space="preserve">to finish the workshop :D.</w:t>
       </w:r>
     </w:p>
-    <w:bookmarkEnd w:id="74"/>
-    <w:bookmarkEnd w:id="75"/>
+    <w:p>
+      <w:pPr>
+        <w:pStyle w:val="SourceCode"/>
+      </w:pPr>
+      <w:r>
+        <w:rPr>
+          <w:rStyle w:val="CommentTok"/>
+        </w:rPr>
+        <w:t xml:space="preserve"># Here's my "best" attempt at making something disgusting</w:t>
+      </w:r>
+      <w:r>
+        <w:br/>
+      </w:r>
+      <w:r>
+        <w:rPr>
+          <w:rStyle w:val="CommentTok"/>
+        </w:rPr>
+        <w:t xml:space="preserve"># Most of this is done by messing around with theme()</w:t>
+      </w:r>
+      <w:r>
+        <w:br/>
+      </w:r>
+      <w:r>
+        <w:rPr>
+          <w:rStyle w:val="FunctionTok"/>
+        </w:rPr>
+        <w:t xml:space="preserve">ggplot</w:t>
+      </w:r>
+      <w:r>
+        <w:rPr>
+          <w:rStyle w:val="NormalTok"/>
+        </w:rPr>
+        <w:t xml:space="preserve">(boto) </w:t>
+      </w:r>
+      <w:r>
+        <w:rPr>
+          <w:rStyle w:val="SpecialCharTok"/>
+        </w:rPr>
+        <w:t xml:space="preserve">+</w:t>
+      </w:r>
+      <w:r>
+        <w:br/>
+      </w:r>
+      <w:r>
+        <w:rPr>
+          <w:rStyle w:val="NormalTok"/>
+        </w:rPr>
+        <w:t xml:space="preserve">  </w:t>
+      </w:r>
+      <w:r>
+        <w:rPr>
+          <w:rStyle w:val="FunctionTok"/>
+        </w:rPr>
+        <w:t xml:space="preserve">geom_point</w:t>
+      </w:r>
+      <w:r>
+        <w:rPr>
+          <w:rStyle w:val="NormalTok"/>
+        </w:rPr>
+        <w:t xml:space="preserve">(</w:t>
+      </w:r>
+      <w:r>
+        <w:rPr>
+          <w:rStyle w:val="FunctionTok"/>
+        </w:rPr>
+        <w:t xml:space="preserve">aes</w:t>
+      </w:r>
+      <w:r>
+        <w:rPr>
+          <w:rStyle w:val="NormalTok"/>
+        </w:rPr>
+        <w:t xml:space="preserve">(</w:t>
+      </w:r>
+      <w:r>
+        <w:rPr>
+          <w:rStyle w:val="AttributeTok"/>
+        </w:rPr>
+        <w:t xml:space="preserve">x =</w:t>
+      </w:r>
+      <w:r>
+        <w:rPr>
+          <w:rStyle w:val="NormalTok"/>
+        </w:rPr>
+        <w:t xml:space="preserve"> drought, </w:t>
+      </w:r>
+      <w:r>
+        <w:rPr>
+          <w:rStyle w:val="AttributeTok"/>
+        </w:rPr>
+        <w:t xml:space="preserve">y =</w:t>
+      </w:r>
+      <w:r>
+        <w:rPr>
+          <w:rStyle w:val="NormalTok"/>
+        </w:rPr>
+        <w:t xml:space="preserve"> length, </w:t>
+      </w:r>
+      <w:r>
+        <w:rPr>
+          <w:rStyle w:val="AttributeTok"/>
+        </w:rPr>
+        <w:t xml:space="preserve">colour =</w:t>
+      </w:r>
+      <w:r>
+        <w:rPr>
+          <w:rStyle w:val="NormalTok"/>
+        </w:rPr>
+        <w:t xml:space="preserve"> sex), </w:t>
+      </w:r>
+      <w:r>
+        <w:rPr>
+          <w:rStyle w:val="AttributeTok"/>
+        </w:rPr>
+        <w:t xml:space="preserve">shape =</w:t>
+      </w:r>
+      <w:r>
+        <w:rPr>
+          <w:rStyle w:val="NormalTok"/>
+        </w:rPr>
+        <w:t xml:space="preserve"> </w:t>
+      </w:r>
+      <w:r>
+        <w:rPr>
+          <w:rStyle w:val="DecValTok"/>
+        </w:rPr>
+        <w:t xml:space="preserve">24</w:t>
+      </w:r>
+      <w:r>
+        <w:rPr>
+          <w:rStyle w:val="NormalTok"/>
+        </w:rPr>
+        <w:t xml:space="preserve">, </w:t>
+      </w:r>
+      <w:r>
+        <w:rPr>
+          <w:rStyle w:val="AttributeTok"/>
+        </w:rPr>
+        <w:t xml:space="preserve">size =</w:t>
+      </w:r>
+      <w:r>
+        <w:rPr>
+          <w:rStyle w:val="NormalTok"/>
+        </w:rPr>
+        <w:t xml:space="preserve"> </w:t>
+      </w:r>
+      <w:r>
+        <w:rPr>
+          <w:rStyle w:val="DecValTok"/>
+        </w:rPr>
+        <w:t xml:space="preserve">10</w:t>
+      </w:r>
+      <w:r>
+        <w:rPr>
+          <w:rStyle w:val="NormalTok"/>
+        </w:rPr>
+        <w:t xml:space="preserve">, </w:t>
+      </w:r>
+      <w:r>
+        <w:rPr>
+          <w:rStyle w:val="AttributeTok"/>
+        </w:rPr>
+        <w:t xml:space="preserve">alpha =</w:t>
+      </w:r>
+      <w:r>
+        <w:rPr>
+          <w:rStyle w:val="NormalTok"/>
+        </w:rPr>
+        <w:t xml:space="preserve"> </w:t>
+      </w:r>
+      <w:r>
+        <w:rPr>
+          <w:rStyle w:val="DecValTok"/>
+        </w:rPr>
+        <w:t xml:space="preserve">1</w:t>
+      </w:r>
+      <w:r>
+        <w:rPr>
+          <w:rStyle w:val="NormalTok"/>
+        </w:rPr>
+        <w:t xml:space="preserve">) </w:t>
+      </w:r>
+      <w:r>
+        <w:rPr>
+          <w:rStyle w:val="SpecialCharTok"/>
+        </w:rPr>
+        <w:t xml:space="preserve">+</w:t>
+      </w:r>
+      <w:r>
+        <w:br/>
+      </w:r>
+      <w:r>
+        <w:rPr>
+          <w:rStyle w:val="NormalTok"/>
+        </w:rPr>
+        <w:t xml:space="preserve">  </w:t>
+      </w:r>
+      <w:r>
+        <w:rPr>
+          <w:rStyle w:val="FunctionTok"/>
+        </w:rPr>
+        <w:t xml:space="preserve">theme</w:t>
+      </w:r>
+      <w:r>
+        <w:rPr>
+          <w:rStyle w:val="NormalTok"/>
+        </w:rPr>
+        <w:t xml:space="preserve">(</w:t>
+      </w:r>
+      <w:r>
+        <w:br/>
+      </w:r>
+      <w:r>
+        <w:rPr>
+          <w:rStyle w:val="NormalTok"/>
+        </w:rPr>
+        <w:t xml:space="preserve">    </w:t>
+      </w:r>
+      <w:r>
+        <w:rPr>
+          <w:rStyle w:val="AttributeTok"/>
+        </w:rPr>
+        <w:t xml:space="preserve">panel.background =</w:t>
+      </w:r>
+      <w:r>
+        <w:rPr>
+          <w:rStyle w:val="NormalTok"/>
+        </w:rPr>
+        <w:t xml:space="preserve"> </w:t>
+      </w:r>
+      <w:r>
+        <w:rPr>
+          <w:rStyle w:val="FunctionTok"/>
+        </w:rPr>
+        <w:t xml:space="preserve">element_rect</w:t>
+      </w:r>
+      <w:r>
+        <w:rPr>
+          <w:rStyle w:val="NormalTok"/>
+        </w:rPr>
+        <w:t xml:space="preserve">(</w:t>
+      </w:r>
+      <w:r>
+        <w:rPr>
+          <w:rStyle w:val="AttributeTok"/>
+        </w:rPr>
+        <w:t xml:space="preserve">fill =</w:t>
+      </w:r>
+      <w:r>
+        <w:rPr>
+          <w:rStyle w:val="NormalTok"/>
+        </w:rPr>
+        <w:t xml:space="preserve"> </w:t>
+      </w:r>
+      <w:r>
+        <w:rPr>
+          <w:rStyle w:val="StringTok"/>
+        </w:rPr>
+        <w:t xml:space="preserve">"yellow"</w:t>
+      </w:r>
+      <w:r>
+        <w:rPr>
+          <w:rStyle w:val="NormalTok"/>
+        </w:rPr>
+        <w:t xml:space="preserve">),</w:t>
+      </w:r>
+      <w:r>
+        <w:br/>
+      </w:r>
+      <w:r>
+        <w:rPr>
+          <w:rStyle w:val="NormalTok"/>
+        </w:rPr>
+        <w:t xml:space="preserve">    </w:t>
+      </w:r>
+      <w:r>
+        <w:rPr>
+          <w:rStyle w:val="AttributeTok"/>
+        </w:rPr>
+        <w:t xml:space="preserve">plot.background =</w:t>
+      </w:r>
+      <w:r>
+        <w:rPr>
+          <w:rStyle w:val="NormalTok"/>
+        </w:rPr>
+        <w:t xml:space="preserve"> </w:t>
+      </w:r>
+      <w:r>
+        <w:rPr>
+          <w:rStyle w:val="FunctionTok"/>
+        </w:rPr>
+        <w:t xml:space="preserve">element_rect</w:t>
+      </w:r>
+      <w:r>
+        <w:rPr>
+          <w:rStyle w:val="NormalTok"/>
+        </w:rPr>
+        <w:t xml:space="preserve">(</w:t>
+      </w:r>
+      <w:r>
+        <w:rPr>
+          <w:rStyle w:val="AttributeTok"/>
+        </w:rPr>
+        <w:t xml:space="preserve">fill =</w:t>
+      </w:r>
+      <w:r>
+        <w:rPr>
+          <w:rStyle w:val="NormalTok"/>
+        </w:rPr>
+        <w:t xml:space="preserve"> </w:t>
+      </w:r>
+      <w:r>
+        <w:rPr>
+          <w:rStyle w:val="StringTok"/>
+        </w:rPr>
+        <w:t xml:space="preserve">"pink"</w:t>
+      </w:r>
+      <w:r>
+        <w:rPr>
+          <w:rStyle w:val="NormalTok"/>
+        </w:rPr>
+        <w:t xml:space="preserve">),</w:t>
+      </w:r>
+      <w:r>
+        <w:br/>
+      </w:r>
+      <w:r>
+        <w:rPr>
+          <w:rStyle w:val="NormalTok"/>
+        </w:rPr>
+        <w:t xml:space="preserve">    </w:t>
+      </w:r>
+      <w:r>
+        <w:rPr>
+          <w:rStyle w:val="AttributeTok"/>
+        </w:rPr>
+        <w:t xml:space="preserve">panel.grid.major =</w:t>
+      </w:r>
+      <w:r>
+        <w:rPr>
+          <w:rStyle w:val="NormalTok"/>
+        </w:rPr>
+        <w:t xml:space="preserve"> </w:t>
+      </w:r>
+      <w:r>
+        <w:rPr>
+          <w:rStyle w:val="FunctionTok"/>
+        </w:rPr>
+        <w:t xml:space="preserve">element_line</w:t>
+      </w:r>
+      <w:r>
+        <w:rPr>
+          <w:rStyle w:val="NormalTok"/>
+        </w:rPr>
+        <w:t xml:space="preserve">(</w:t>
+      </w:r>
+      <w:r>
+        <w:rPr>
+          <w:rStyle w:val="AttributeTok"/>
+        </w:rPr>
+        <w:t xml:space="preserve">colour =</w:t>
+      </w:r>
+      <w:r>
+        <w:rPr>
+          <w:rStyle w:val="NormalTok"/>
+        </w:rPr>
+        <w:t xml:space="preserve"> </w:t>
+      </w:r>
+      <w:r>
+        <w:rPr>
+          <w:rStyle w:val="StringTok"/>
+        </w:rPr>
+        <w:t xml:space="preserve">"red"</w:t>
+      </w:r>
+      <w:r>
+        <w:rPr>
+          <w:rStyle w:val="NormalTok"/>
+        </w:rPr>
+        <w:t xml:space="preserve">, </w:t>
+      </w:r>
+      <w:r>
+        <w:rPr>
+          <w:rStyle w:val="AttributeTok"/>
+        </w:rPr>
+        <w:t xml:space="preserve">size =</w:t>
+      </w:r>
+      <w:r>
+        <w:rPr>
+          <w:rStyle w:val="NormalTok"/>
+        </w:rPr>
+        <w:t xml:space="preserve"> </w:t>
+      </w:r>
+      <w:r>
+        <w:rPr>
+          <w:rStyle w:val="DecValTok"/>
+        </w:rPr>
+        <w:t xml:space="preserve">2</w:t>
+      </w:r>
+      <w:r>
+        <w:rPr>
+          <w:rStyle w:val="NormalTok"/>
+        </w:rPr>
+        <w:t xml:space="preserve">),</w:t>
+      </w:r>
+      <w:r>
+        <w:br/>
+      </w:r>
+      <w:r>
+        <w:rPr>
+          <w:rStyle w:val="NormalTok"/>
+        </w:rPr>
+        <w:t xml:space="preserve">    </w:t>
+      </w:r>
+      <w:r>
+        <w:rPr>
+          <w:rStyle w:val="AttributeTok"/>
+        </w:rPr>
+        <w:t xml:space="preserve">panel.grid.minor =</w:t>
+      </w:r>
+      <w:r>
+        <w:rPr>
+          <w:rStyle w:val="NormalTok"/>
+        </w:rPr>
+        <w:t xml:space="preserve"> </w:t>
+      </w:r>
+      <w:r>
+        <w:rPr>
+          <w:rStyle w:val="FunctionTok"/>
+        </w:rPr>
+        <w:t xml:space="preserve">element_line</w:t>
+      </w:r>
+      <w:r>
+        <w:rPr>
+          <w:rStyle w:val="NormalTok"/>
+        </w:rPr>
+        <w:t xml:space="preserve">(</w:t>
+      </w:r>
+      <w:r>
+        <w:rPr>
+          <w:rStyle w:val="AttributeTok"/>
+        </w:rPr>
+        <w:t xml:space="preserve">colour =</w:t>
+      </w:r>
+      <w:r>
+        <w:rPr>
+          <w:rStyle w:val="NormalTok"/>
+        </w:rPr>
+        <w:t xml:space="preserve"> </w:t>
+      </w:r>
+      <w:r>
+        <w:rPr>
+          <w:rStyle w:val="StringTok"/>
+        </w:rPr>
+        <w:t xml:space="preserve">"blue"</w:t>
+      </w:r>
+      <w:r>
+        <w:rPr>
+          <w:rStyle w:val="NormalTok"/>
+        </w:rPr>
+        <w:t xml:space="preserve">, </w:t>
+      </w:r>
+      <w:r>
+        <w:rPr>
+          <w:rStyle w:val="AttributeTok"/>
+        </w:rPr>
+        <w:t xml:space="preserve">size =</w:t>
+      </w:r>
+      <w:r>
+        <w:rPr>
+          <w:rStyle w:val="NormalTok"/>
+        </w:rPr>
+        <w:t xml:space="preserve"> </w:t>
+      </w:r>
+      <w:r>
+        <w:rPr>
+          <w:rStyle w:val="DecValTok"/>
+        </w:rPr>
+        <w:t xml:space="preserve">1</w:t>
+      </w:r>
+      <w:r>
+        <w:rPr>
+          <w:rStyle w:val="NormalTok"/>
+        </w:rPr>
+        <w:t xml:space="preserve">),</w:t>
+      </w:r>
+      <w:r>
+        <w:br/>
+      </w:r>
+      <w:r>
+        <w:rPr>
+          <w:rStyle w:val="NormalTok"/>
+        </w:rPr>
+        <w:t xml:space="preserve">    </w:t>
+      </w:r>
+      <w:r>
+        <w:rPr>
+          <w:rStyle w:val="AttributeTok"/>
+        </w:rPr>
+        <w:t xml:space="preserve">axis.title.x =</w:t>
+      </w:r>
+      <w:r>
+        <w:rPr>
+          <w:rStyle w:val="NormalTok"/>
+        </w:rPr>
+        <w:t xml:space="preserve"> </w:t>
+      </w:r>
+      <w:r>
+        <w:rPr>
+          <w:rStyle w:val="FunctionTok"/>
+        </w:rPr>
+        <w:t xml:space="preserve">element_text</w:t>
+      </w:r>
+      <w:r>
+        <w:rPr>
+          <w:rStyle w:val="NormalTok"/>
+        </w:rPr>
+        <w:t xml:space="preserve">(</w:t>
+      </w:r>
+      <w:r>
+        <w:rPr>
+          <w:rStyle w:val="AttributeTok"/>
+        </w:rPr>
+        <w:t xml:space="preserve">size =</w:t>
+      </w:r>
+      <w:r>
+        <w:rPr>
+          <w:rStyle w:val="NormalTok"/>
+        </w:rPr>
+        <w:t xml:space="preserve"> </w:t>
+      </w:r>
+      <w:r>
+        <w:rPr>
+          <w:rStyle w:val="DecValTok"/>
+        </w:rPr>
+        <w:t xml:space="preserve">20</w:t>
+      </w:r>
+      <w:r>
+        <w:rPr>
+          <w:rStyle w:val="NormalTok"/>
+        </w:rPr>
+        <w:t xml:space="preserve">, </w:t>
+      </w:r>
+      <w:r>
+        <w:rPr>
+          <w:rStyle w:val="AttributeTok"/>
+        </w:rPr>
+        <w:t xml:space="preserve">angle =</w:t>
+      </w:r>
+      <w:r>
+        <w:rPr>
+          <w:rStyle w:val="NormalTok"/>
+        </w:rPr>
+        <w:t xml:space="preserve"> </w:t>
+      </w:r>
+      <w:r>
+        <w:rPr>
+          <w:rStyle w:val="DecValTok"/>
+        </w:rPr>
+        <w:t xml:space="preserve">90</w:t>
+      </w:r>
+      <w:r>
+        <w:rPr>
+          <w:rStyle w:val="NormalTok"/>
+        </w:rPr>
+        <w:t xml:space="preserve">, </w:t>
+      </w:r>
+      <w:r>
+        <w:rPr>
+          <w:rStyle w:val="AttributeTok"/>
+        </w:rPr>
+        <w:t xml:space="preserve">vjust =</w:t>
+      </w:r>
+      <w:r>
+        <w:rPr>
+          <w:rStyle w:val="NormalTok"/>
+        </w:rPr>
+        <w:t xml:space="preserve"> </w:t>
+      </w:r>
+      <w:r>
+        <w:rPr>
+          <w:rStyle w:val="FloatTok"/>
+        </w:rPr>
+        <w:t xml:space="preserve">0.5</w:t>
+      </w:r>
+      <w:r>
+        <w:rPr>
+          <w:rStyle w:val="NormalTok"/>
+        </w:rPr>
+        <w:t xml:space="preserve">, </w:t>
+      </w:r>
+      <w:r>
+        <w:rPr>
+          <w:rStyle w:val="AttributeTok"/>
+        </w:rPr>
+        <w:t xml:space="preserve">colour =</w:t>
+      </w:r>
+      <w:r>
+        <w:rPr>
+          <w:rStyle w:val="NormalTok"/>
+        </w:rPr>
+        <w:t xml:space="preserve"> </w:t>
+      </w:r>
+      <w:r>
+        <w:rPr>
+          <w:rStyle w:val="StringTok"/>
+        </w:rPr>
+        <w:t xml:space="preserve">"purple"</w:t>
+      </w:r>
+      <w:r>
+        <w:rPr>
+          <w:rStyle w:val="NormalTok"/>
+        </w:rPr>
+        <w:t xml:space="preserve">),</w:t>
+      </w:r>
+      <w:r>
+        <w:br/>
+      </w:r>
+      <w:r>
+        <w:rPr>
+          <w:rStyle w:val="NormalTok"/>
+        </w:rPr>
+        <w:t xml:space="preserve">    </w:t>
+      </w:r>
+      <w:r>
+        <w:rPr>
+          <w:rStyle w:val="AttributeTok"/>
+        </w:rPr>
+        <w:t xml:space="preserve">axis.title.y =</w:t>
+      </w:r>
+      <w:r>
+        <w:rPr>
+          <w:rStyle w:val="NormalTok"/>
+        </w:rPr>
+        <w:t xml:space="preserve"> </w:t>
+      </w:r>
+      <w:r>
+        <w:rPr>
+          <w:rStyle w:val="FunctionTok"/>
+        </w:rPr>
+        <w:t xml:space="preserve">element_text</w:t>
+      </w:r>
+      <w:r>
+        <w:rPr>
+          <w:rStyle w:val="NormalTok"/>
+        </w:rPr>
+        <w:t xml:space="preserve">(</w:t>
+      </w:r>
+      <w:r>
+        <w:rPr>
+          <w:rStyle w:val="AttributeTok"/>
+        </w:rPr>
+        <w:t xml:space="preserve">size =</w:t>
+      </w:r>
+      <w:r>
+        <w:rPr>
+          <w:rStyle w:val="NormalTok"/>
+        </w:rPr>
+        <w:t xml:space="preserve"> </w:t>
+      </w:r>
+      <w:r>
+        <w:rPr>
+          <w:rStyle w:val="DecValTok"/>
+        </w:rPr>
+        <w:t xml:space="preserve">20</w:t>
+      </w:r>
+      <w:r>
+        <w:rPr>
+          <w:rStyle w:val="NormalTok"/>
+        </w:rPr>
+        <w:t xml:space="preserve">, </w:t>
+      </w:r>
+      <w:r>
+        <w:rPr>
+          <w:rStyle w:val="AttributeTok"/>
+        </w:rPr>
+        <w:t xml:space="preserve">angle =</w:t>
+      </w:r>
+      <w:r>
+        <w:rPr>
+          <w:rStyle w:val="NormalTok"/>
+        </w:rPr>
+        <w:t xml:space="preserve"> </w:t>
+      </w:r>
+      <w:r>
+        <w:rPr>
+          <w:rStyle w:val="DecValTok"/>
+        </w:rPr>
+        <w:t xml:space="preserve">0</w:t>
+      </w:r>
+      <w:r>
+        <w:rPr>
+          <w:rStyle w:val="NormalTok"/>
+        </w:rPr>
+        <w:t xml:space="preserve">, </w:t>
+      </w:r>
+      <w:r>
+        <w:rPr>
+          <w:rStyle w:val="AttributeTok"/>
+        </w:rPr>
+        <w:t xml:space="preserve">hjust =</w:t>
+      </w:r>
+      <w:r>
+        <w:rPr>
+          <w:rStyle w:val="NormalTok"/>
+        </w:rPr>
+        <w:t xml:space="preserve"> </w:t>
+      </w:r>
+      <w:r>
+        <w:rPr>
+          <w:rStyle w:val="FloatTok"/>
+        </w:rPr>
+        <w:t xml:space="preserve">0.5</w:t>
+      </w:r>
+      <w:r>
+        <w:rPr>
+          <w:rStyle w:val="NormalTok"/>
+        </w:rPr>
+        <w:t xml:space="preserve">, </w:t>
+      </w:r>
+      <w:r>
+        <w:rPr>
+          <w:rStyle w:val="AttributeTok"/>
+        </w:rPr>
+        <w:t xml:space="preserve">colour =</w:t>
+      </w:r>
+      <w:r>
+        <w:rPr>
+          <w:rStyle w:val="NormalTok"/>
+        </w:rPr>
+        <w:t xml:space="preserve"> </w:t>
+      </w:r>
+      <w:r>
+        <w:rPr>
+          <w:rStyle w:val="StringTok"/>
+        </w:rPr>
+        <w:t xml:space="preserve">"orange"</w:t>
+      </w:r>
+      <w:r>
+        <w:rPr>
+          <w:rStyle w:val="NormalTok"/>
+        </w:rPr>
+        <w:t xml:space="preserve">),</w:t>
+      </w:r>
+      <w:r>
+        <w:br/>
+      </w:r>
+      <w:r>
+        <w:rPr>
+          <w:rStyle w:val="NormalTok"/>
+        </w:rPr>
+        <w:t xml:space="preserve">    </w:t>
+      </w:r>
+      <w:r>
+        <w:rPr>
+          <w:rStyle w:val="AttributeTok"/>
+        </w:rPr>
+        <w:t xml:space="preserve">axis.text =</w:t>
+      </w:r>
+      <w:r>
+        <w:rPr>
+          <w:rStyle w:val="NormalTok"/>
+        </w:rPr>
+        <w:t xml:space="preserve"> </w:t>
+      </w:r>
+      <w:r>
+        <w:rPr>
+          <w:rStyle w:val="FunctionTok"/>
+        </w:rPr>
+        <w:t xml:space="preserve">element_text</w:t>
+      </w:r>
+      <w:r>
+        <w:rPr>
+          <w:rStyle w:val="NormalTok"/>
+        </w:rPr>
+        <w:t xml:space="preserve">(</w:t>
+      </w:r>
+      <w:r>
+        <w:rPr>
+          <w:rStyle w:val="AttributeTok"/>
+        </w:rPr>
+        <w:t xml:space="preserve">size =</w:t>
+      </w:r>
+      <w:r>
+        <w:rPr>
+          <w:rStyle w:val="NormalTok"/>
+        </w:rPr>
+        <w:t xml:space="preserve"> </w:t>
+      </w:r>
+      <w:r>
+        <w:rPr>
+          <w:rStyle w:val="DecValTok"/>
+        </w:rPr>
+        <w:t xml:space="preserve">15</w:t>
+      </w:r>
+      <w:r>
+        <w:rPr>
+          <w:rStyle w:val="NormalTok"/>
+        </w:rPr>
+        <w:t xml:space="preserve">, </w:t>
+      </w:r>
+      <w:r>
+        <w:rPr>
+          <w:rStyle w:val="AttributeTok"/>
+        </w:rPr>
+        <w:t xml:space="preserve">colour =</w:t>
+      </w:r>
+      <w:r>
+        <w:rPr>
+          <w:rStyle w:val="NormalTok"/>
+        </w:rPr>
+        <w:t xml:space="preserve"> </w:t>
+      </w:r>
+      <w:r>
+        <w:rPr>
+          <w:rStyle w:val="StringTok"/>
+        </w:rPr>
+        <w:t xml:space="preserve">"green"</w:t>
+      </w:r>
+      <w:r>
+        <w:rPr>
+          <w:rStyle w:val="NormalTok"/>
+        </w:rPr>
+        <w:t xml:space="preserve">),</w:t>
+      </w:r>
+      <w:r>
+        <w:br/>
+      </w:r>
+      <w:r>
+        <w:rPr>
+          <w:rStyle w:val="NormalTok"/>
+        </w:rPr>
+        <w:t xml:space="preserve">    </w:t>
+      </w:r>
+      <w:r>
+        <w:rPr>
+          <w:rStyle w:val="AttributeTok"/>
+        </w:rPr>
+        <w:t xml:space="preserve">legend.background =</w:t>
+      </w:r>
+      <w:r>
+        <w:rPr>
+          <w:rStyle w:val="NormalTok"/>
+        </w:rPr>
+        <w:t xml:space="preserve"> </w:t>
+      </w:r>
+      <w:r>
+        <w:rPr>
+          <w:rStyle w:val="FunctionTok"/>
+        </w:rPr>
+        <w:t xml:space="preserve">element_rect</w:t>
+      </w:r>
+      <w:r>
+        <w:rPr>
+          <w:rStyle w:val="NormalTok"/>
+        </w:rPr>
+        <w:t xml:space="preserve">(</w:t>
+      </w:r>
+      <w:r>
+        <w:rPr>
+          <w:rStyle w:val="AttributeTok"/>
+        </w:rPr>
+        <w:t xml:space="preserve">fill =</w:t>
+      </w:r>
+      <w:r>
+        <w:rPr>
+          <w:rStyle w:val="NormalTok"/>
+        </w:rPr>
+        <w:t xml:space="preserve"> </w:t>
+      </w:r>
+      <w:r>
+        <w:rPr>
+          <w:rStyle w:val="StringTok"/>
+        </w:rPr>
+        <w:t xml:space="preserve">"cyan"</w:t>
+      </w:r>
+      <w:r>
+        <w:rPr>
+          <w:rStyle w:val="NormalTok"/>
+        </w:rPr>
+        <w:t xml:space="preserve">, </w:t>
+      </w:r>
+      <w:r>
+        <w:rPr>
+          <w:rStyle w:val="AttributeTok"/>
+        </w:rPr>
+        <w:t xml:space="preserve">colour =</w:t>
+      </w:r>
+      <w:r>
+        <w:rPr>
+          <w:rStyle w:val="NormalTok"/>
+        </w:rPr>
+        <w:t xml:space="preserve"> </w:t>
+      </w:r>
+      <w:r>
+        <w:rPr>
+          <w:rStyle w:val="StringTok"/>
+        </w:rPr>
+        <w:t xml:space="preserve">"black"</w:t>
+      </w:r>
+      <w:r>
+        <w:rPr>
+          <w:rStyle w:val="NormalTok"/>
+        </w:rPr>
+        <w:t xml:space="preserve">, </w:t>
+      </w:r>
+      <w:r>
+        <w:rPr>
+          <w:rStyle w:val="AttributeTok"/>
+        </w:rPr>
+        <w:t xml:space="preserve">size =</w:t>
+      </w:r>
+      <w:r>
+        <w:rPr>
+          <w:rStyle w:val="NormalTok"/>
+        </w:rPr>
+        <w:t xml:space="preserve"> </w:t>
+      </w:r>
+      <w:r>
+        <w:rPr>
+          <w:rStyle w:val="DecValTok"/>
+        </w:rPr>
+        <w:t xml:space="preserve">2</w:t>
+      </w:r>
+      <w:r>
+        <w:rPr>
+          <w:rStyle w:val="NormalTok"/>
+        </w:rPr>
+        <w:t xml:space="preserve">),</w:t>
+      </w:r>
+      <w:r>
+        <w:br/>
+      </w:r>
+      <w:r>
+        <w:rPr>
+          <w:rStyle w:val="NormalTok"/>
+        </w:rPr>
+        <w:t xml:space="preserve">    </w:t>
+      </w:r>
+      <w:r>
+        <w:rPr>
+          <w:rStyle w:val="AttributeTok"/>
+        </w:rPr>
+        <w:t xml:space="preserve">legend.title =</w:t>
+      </w:r>
+      <w:r>
+        <w:rPr>
+          <w:rStyle w:val="NormalTok"/>
+        </w:rPr>
+        <w:t xml:space="preserve"> </w:t>
+      </w:r>
+      <w:r>
+        <w:rPr>
+          <w:rStyle w:val="FunctionTok"/>
+        </w:rPr>
+        <w:t xml:space="preserve">element_text</w:t>
+      </w:r>
+      <w:r>
+        <w:rPr>
+          <w:rStyle w:val="NormalTok"/>
+        </w:rPr>
+        <w:t xml:space="preserve">(</w:t>
+      </w:r>
+      <w:r>
+        <w:rPr>
+          <w:rStyle w:val="AttributeTok"/>
+        </w:rPr>
+        <w:t xml:space="preserve">size =</w:t>
+      </w:r>
+      <w:r>
+        <w:rPr>
+          <w:rStyle w:val="NormalTok"/>
+        </w:rPr>
+        <w:t xml:space="preserve"> </w:t>
+      </w:r>
+      <w:r>
+        <w:rPr>
+          <w:rStyle w:val="DecValTok"/>
+        </w:rPr>
+        <w:t xml:space="preserve">15</w:t>
+      </w:r>
+      <w:r>
+        <w:rPr>
+          <w:rStyle w:val="NormalTok"/>
+        </w:rPr>
+        <w:t xml:space="preserve">, </w:t>
+      </w:r>
+      <w:r>
+        <w:rPr>
+          <w:rStyle w:val="AttributeTok"/>
+        </w:rPr>
+        <w:t xml:space="preserve">colour =</w:t>
+      </w:r>
+      <w:r>
+        <w:rPr>
+          <w:rStyle w:val="NormalTok"/>
+        </w:rPr>
+        <w:t xml:space="preserve"> </w:t>
+      </w:r>
+      <w:r>
+        <w:rPr>
+          <w:rStyle w:val="StringTok"/>
+        </w:rPr>
+        <w:t xml:space="preserve">"brown"</w:t>
+      </w:r>
+      <w:r>
+        <w:rPr>
+          <w:rStyle w:val="NormalTok"/>
+        </w:rPr>
+        <w:t xml:space="preserve">, </w:t>
+      </w:r>
+      <w:r>
+        <w:rPr>
+          <w:rStyle w:val="AttributeTok"/>
+        </w:rPr>
+        <w:t xml:space="preserve">face =</w:t>
+      </w:r>
+      <w:r>
+        <w:rPr>
+          <w:rStyle w:val="NormalTok"/>
+        </w:rPr>
+        <w:t xml:space="preserve"> </w:t>
+      </w:r>
+      <w:r>
+        <w:rPr>
+          <w:rStyle w:val="StringTok"/>
+        </w:rPr>
+        <w:t xml:space="preserve">"italic"</w:t>
+      </w:r>
+      <w:r>
+        <w:rPr>
+          <w:rStyle w:val="NormalTok"/>
+        </w:rPr>
+        <w:t xml:space="preserve">),</w:t>
+      </w:r>
+      <w:r>
+        <w:br/>
+      </w:r>
+      <w:r>
+        <w:rPr>
+          <w:rStyle w:val="NormalTok"/>
+        </w:rPr>
+        <w:t xml:space="preserve">    </w:t>
+      </w:r>
+      <w:r>
+        <w:rPr>
+          <w:rStyle w:val="AttributeTok"/>
+        </w:rPr>
+        <w:t xml:space="preserve">legend.text =</w:t>
+      </w:r>
+      <w:r>
+        <w:rPr>
+          <w:rStyle w:val="NormalTok"/>
+        </w:rPr>
+        <w:t xml:space="preserve"> </w:t>
+      </w:r>
+      <w:r>
+        <w:rPr>
+          <w:rStyle w:val="FunctionTok"/>
+        </w:rPr>
+        <w:t xml:space="preserve">element_text</w:t>
+      </w:r>
+      <w:r>
+        <w:rPr>
+          <w:rStyle w:val="NormalTok"/>
+        </w:rPr>
+        <w:t xml:space="preserve">(</w:t>
+      </w:r>
+      <w:r>
+        <w:rPr>
+          <w:rStyle w:val="AttributeTok"/>
+        </w:rPr>
+        <w:t xml:space="preserve">size =</w:t>
+      </w:r>
+      <w:r>
+        <w:rPr>
+          <w:rStyle w:val="NormalTok"/>
+        </w:rPr>
+        <w:t xml:space="preserve"> </w:t>
+      </w:r>
+      <w:r>
+        <w:rPr>
+          <w:rStyle w:val="DecValTok"/>
+        </w:rPr>
+        <w:t xml:space="preserve">10</w:t>
+      </w:r>
+      <w:r>
+        <w:rPr>
+          <w:rStyle w:val="NormalTok"/>
+        </w:rPr>
+        <w:t xml:space="preserve">, </w:t>
+      </w:r>
+      <w:r>
+        <w:rPr>
+          <w:rStyle w:val="AttributeTok"/>
+        </w:rPr>
+        <w:t xml:space="preserve">colour =</w:t>
+      </w:r>
+      <w:r>
+        <w:rPr>
+          <w:rStyle w:val="NormalTok"/>
+        </w:rPr>
+        <w:t xml:space="preserve"> </w:t>
+      </w:r>
+      <w:r>
+        <w:rPr>
+          <w:rStyle w:val="StringTok"/>
+        </w:rPr>
+        <w:t xml:space="preserve">"darkred"</w:t>
+      </w:r>
+      <w:r>
+        <w:rPr>
+          <w:rStyle w:val="NormalTok"/>
+        </w:rPr>
+        <w:t xml:space="preserve">),</w:t>
+      </w:r>
+      <w:r>
+        <w:br/>
+      </w:r>
+      <w:r>
+        <w:rPr>
+          <w:rStyle w:val="NormalTok"/>
+        </w:rPr>
+        <w:t xml:space="preserve">    </w:t>
+      </w:r>
+      <w:r>
+        <w:rPr>
+          <w:rStyle w:val="AttributeTok"/>
+        </w:rPr>
+        <w:t xml:space="preserve">strip.background =</w:t>
+      </w:r>
+      <w:r>
+        <w:rPr>
+          <w:rStyle w:val="NormalTok"/>
+        </w:rPr>
+        <w:t xml:space="preserve"> </w:t>
+      </w:r>
+      <w:r>
+        <w:rPr>
+          <w:rStyle w:val="FunctionTok"/>
+        </w:rPr>
+        <w:t xml:space="preserve">element_rect</w:t>
+      </w:r>
+      <w:r>
+        <w:rPr>
+          <w:rStyle w:val="NormalTok"/>
+        </w:rPr>
+        <w:t xml:space="preserve">(</w:t>
+      </w:r>
+      <w:r>
+        <w:rPr>
+          <w:rStyle w:val="AttributeTok"/>
+        </w:rPr>
+        <w:t xml:space="preserve">fill =</w:t>
+      </w:r>
+      <w:r>
+        <w:rPr>
+          <w:rStyle w:val="NormalTok"/>
+        </w:rPr>
+        <w:t xml:space="preserve"> </w:t>
+      </w:r>
+      <w:r>
+        <w:rPr>
+          <w:rStyle w:val="StringTok"/>
+        </w:rPr>
+        <w:t xml:space="preserve">"grey"</w:t>
+      </w:r>
+      <w:r>
+        <w:rPr>
+          <w:rStyle w:val="NormalTok"/>
+        </w:rPr>
+        <w:t xml:space="preserve">, </w:t>
+      </w:r>
+      <w:r>
+        <w:rPr>
+          <w:rStyle w:val="AttributeTok"/>
+        </w:rPr>
+        <w:t xml:space="preserve">colour =</w:t>
+      </w:r>
+      <w:r>
+        <w:rPr>
+          <w:rStyle w:val="NormalTok"/>
+        </w:rPr>
+        <w:t xml:space="preserve"> </w:t>
+      </w:r>
+      <w:r>
+        <w:rPr>
+          <w:rStyle w:val="StringTok"/>
+        </w:rPr>
+        <w:t xml:space="preserve">"black"</w:t>
+      </w:r>
+      <w:r>
+        <w:rPr>
+          <w:rStyle w:val="NormalTok"/>
+        </w:rPr>
+        <w:t xml:space="preserve">, </w:t>
+      </w:r>
+      <w:r>
+        <w:rPr>
+          <w:rStyle w:val="AttributeTok"/>
+        </w:rPr>
+        <w:t xml:space="preserve">size =</w:t>
+      </w:r>
+      <w:r>
+        <w:rPr>
+          <w:rStyle w:val="NormalTok"/>
+        </w:rPr>
+        <w:t xml:space="preserve"> </w:t>
+      </w:r>
+      <w:r>
+        <w:rPr>
+          <w:rStyle w:val="FloatTok"/>
+        </w:rPr>
+        <w:t xml:space="preserve">1.5</w:t>
+      </w:r>
+      <w:r>
+        <w:rPr>
+          <w:rStyle w:val="NormalTok"/>
+        </w:rPr>
+        <w:t xml:space="preserve">),</w:t>
+      </w:r>
+      <w:r>
+        <w:br/>
+      </w:r>
+      <w:r>
+        <w:rPr>
+          <w:rStyle w:val="NormalTok"/>
+        </w:rPr>
+        <w:t xml:space="preserve">    </w:t>
+      </w:r>
+      <w:r>
+        <w:rPr>
+          <w:rStyle w:val="AttributeTok"/>
+        </w:rPr>
+        <w:t xml:space="preserve">strip.text =</w:t>
+      </w:r>
+      <w:r>
+        <w:rPr>
+          <w:rStyle w:val="NormalTok"/>
+        </w:rPr>
+        <w:t xml:space="preserve"> </w:t>
+      </w:r>
+      <w:r>
+        <w:rPr>
+          <w:rStyle w:val="FunctionTok"/>
+        </w:rPr>
+        <w:t xml:space="preserve">element_text</w:t>
+      </w:r>
+      <w:r>
+        <w:rPr>
+          <w:rStyle w:val="NormalTok"/>
+        </w:rPr>
+        <w:t xml:space="preserve">(</w:t>
+      </w:r>
+      <w:r>
+        <w:rPr>
+          <w:rStyle w:val="AttributeTok"/>
+        </w:rPr>
+        <w:t xml:space="preserve">size =</w:t>
+      </w:r>
+      <w:r>
+        <w:rPr>
+          <w:rStyle w:val="NormalTok"/>
+        </w:rPr>
+        <w:t xml:space="preserve"> </w:t>
+      </w:r>
+      <w:r>
+        <w:rPr>
+          <w:rStyle w:val="DecValTok"/>
+        </w:rPr>
+        <w:t xml:space="preserve">20</w:t>
+      </w:r>
+      <w:r>
+        <w:rPr>
+          <w:rStyle w:val="NormalTok"/>
+        </w:rPr>
+        <w:t xml:space="preserve">, </w:t>
+      </w:r>
+      <w:r>
+        <w:rPr>
+          <w:rStyle w:val="AttributeTok"/>
+        </w:rPr>
+        <w:t xml:space="preserve">colour =</w:t>
+      </w:r>
+      <w:r>
+        <w:rPr>
+          <w:rStyle w:val="NormalTok"/>
+        </w:rPr>
+        <w:t xml:space="preserve"> </w:t>
+      </w:r>
+      <w:r>
+        <w:rPr>
+          <w:rStyle w:val="StringTok"/>
+        </w:rPr>
+        <w:t xml:space="preserve">"red"</w:t>
+      </w:r>
+      <w:r>
+        <w:rPr>
+          <w:rStyle w:val="NormalTok"/>
+        </w:rPr>
+        <w:t xml:space="preserve">, </w:t>
+      </w:r>
+      <w:r>
+        <w:rPr>
+          <w:rStyle w:val="AttributeTok"/>
+        </w:rPr>
+        <w:t xml:space="preserve">face =</w:t>
+      </w:r>
+      <w:r>
+        <w:rPr>
+          <w:rStyle w:val="NormalTok"/>
+        </w:rPr>
+        <w:t xml:space="preserve"> </w:t>
+      </w:r>
+      <w:r>
+        <w:rPr>
+          <w:rStyle w:val="StringTok"/>
+        </w:rPr>
+        <w:t xml:space="preserve">"bold"</w:t>
+      </w:r>
+      <w:r>
+        <w:rPr>
+          <w:rStyle w:val="NormalTok"/>
+        </w:rPr>
+        <w:t xml:space="preserve">)</w:t>
+      </w:r>
+      <w:r>
+        <w:br/>
+      </w:r>
+      <w:r>
+        <w:rPr>
+          <w:rStyle w:val="NormalTok"/>
+        </w:rPr>
+        <w:t xml:space="preserve">  ) </w:t>
+      </w:r>
+      <w:r>
+        <w:rPr>
+          <w:rStyle w:val="SpecialCharTok"/>
+        </w:rPr>
+        <w:t xml:space="preserve">+</w:t>
+      </w:r>
+      <w:r>
+        <w:br/>
+      </w:r>
+      <w:r>
+        <w:rPr>
+          <w:rStyle w:val="NormalTok"/>
+        </w:rPr>
+        <w:t xml:space="preserve">  </w:t>
+      </w:r>
+      <w:r>
+        <w:rPr>
+          <w:rStyle w:val="FunctionTok"/>
+        </w:rPr>
+        <w:t xml:space="preserve">scale_colour_manual</w:t>
+      </w:r>
+      <w:r>
+        <w:rPr>
+          <w:rStyle w:val="NormalTok"/>
+        </w:rPr>
+        <w:t xml:space="preserve">(</w:t>
+      </w:r>
+      <w:r>
+        <w:rPr>
+          <w:rStyle w:val="AttributeTok"/>
+        </w:rPr>
+        <w:t xml:space="preserve">values =</w:t>
+      </w:r>
+      <w:r>
+        <w:rPr>
+          <w:rStyle w:val="NormalTok"/>
+        </w:rPr>
+        <w:t xml:space="preserve"> </w:t>
+      </w:r>
+      <w:r>
+        <w:rPr>
+          <w:rStyle w:val="FunctionTok"/>
+        </w:rPr>
+        <w:t xml:space="preserve">c</w:t>
+      </w:r>
+      <w:r>
+        <w:rPr>
+          <w:rStyle w:val="NormalTok"/>
+        </w:rPr>
+        <w:t xml:space="preserve">(</w:t>
+      </w:r>
+      <w:r>
+        <w:rPr>
+          <w:rStyle w:val="StringTok"/>
+        </w:rPr>
+        <w:t xml:space="preserve">"pink"</w:t>
+      </w:r>
+      <w:r>
+        <w:rPr>
+          <w:rStyle w:val="NormalTok"/>
+        </w:rPr>
+        <w:t xml:space="preserve">, </w:t>
+      </w:r>
+      <w:r>
+        <w:rPr>
+          <w:rStyle w:val="StringTok"/>
+        </w:rPr>
+        <w:t xml:space="preserve">"green"</w:t>
+      </w:r>
+      <w:r>
+        <w:rPr>
+          <w:rStyle w:val="NormalTok"/>
+        </w:rPr>
+        <w:t xml:space="preserve">, </w:t>
+      </w:r>
+      <w:r>
+        <w:rPr>
+          <w:rStyle w:val="StringTok"/>
+        </w:rPr>
+        <w:t xml:space="preserve">"cyan"</w:t>
+      </w:r>
+      <w:r>
+        <w:rPr>
+          <w:rStyle w:val="NormalTok"/>
+        </w:rPr>
+        <w:t xml:space="preserve">)) </w:t>
+      </w:r>
+      <w:r>
+        <w:rPr>
+          <w:rStyle w:val="SpecialCharTok"/>
+        </w:rPr>
+        <w:t xml:space="preserve">+</w:t>
+      </w:r>
+      <w:r>
+        <w:br/>
+      </w:r>
+      <w:r>
+        <w:rPr>
+          <w:rStyle w:val="NormalTok"/>
+        </w:rPr>
+        <w:t xml:space="preserve">  </w:t>
+      </w:r>
+      <w:r>
+        <w:rPr>
+          <w:rStyle w:val="FunctionTok"/>
+        </w:rPr>
+        <w:t xml:space="preserve">labs</w:t>
+      </w:r>
+      <w:r>
+        <w:rPr>
+          <w:rStyle w:val="NormalTok"/>
+        </w:rPr>
+        <w:t xml:space="preserve">(</w:t>
+      </w:r>
+      <w:r>
+        <w:rPr>
+          <w:rStyle w:val="AttributeTok"/>
+        </w:rPr>
+        <w:t xml:space="preserve">x =</w:t>
+      </w:r>
+      <w:r>
+        <w:rPr>
+          <w:rStyle w:val="NormalTok"/>
+        </w:rPr>
+        <w:t xml:space="preserve"> </w:t>
+      </w:r>
+      <w:r>
+        <w:rPr>
+          <w:rStyle w:val="StringTok"/>
+        </w:rPr>
+        <w:t xml:space="preserve">"Y-axis"</w:t>
+      </w:r>
+      <w:r>
+        <w:rPr>
+          <w:rStyle w:val="NormalTok"/>
+        </w:rPr>
+        <w:t xml:space="preserve">, </w:t>
+      </w:r>
+      <w:r>
+        <w:br/>
+      </w:r>
+      <w:r>
+        <w:rPr>
+          <w:rStyle w:val="NormalTok"/>
+        </w:rPr>
+        <w:t xml:space="preserve">       </w:t>
+      </w:r>
+      <w:r>
+        <w:rPr>
+          <w:rStyle w:val="AttributeTok"/>
+        </w:rPr>
+        <w:t xml:space="preserve">y =</w:t>
+      </w:r>
+      <w:r>
+        <w:rPr>
+          <w:rStyle w:val="NormalTok"/>
+        </w:rPr>
+        <w:t xml:space="preserve"> </w:t>
+      </w:r>
+      <w:r>
+        <w:rPr>
+          <w:rStyle w:val="StringTok"/>
+        </w:rPr>
+        <w:t xml:space="preserve">"X-axis"</w:t>
+      </w:r>
+      <w:r>
+        <w:rPr>
+          <w:rStyle w:val="NormalTok"/>
+        </w:rPr>
+        <w:t xml:space="preserve">, </w:t>
+      </w:r>
+      <w:r>
+        <w:br/>
+      </w:r>
+      <w:r>
+        <w:rPr>
+          <w:rStyle w:val="NormalTok"/>
+        </w:rPr>
+        <w:t xml:space="preserve">       </w:t>
+      </w:r>
+      <w:r>
+        <w:rPr>
+          <w:rStyle w:val="AttributeTok"/>
+        </w:rPr>
+        <w:t xml:space="preserve">colour =</w:t>
+      </w:r>
+      <w:r>
+        <w:rPr>
+          <w:rStyle w:val="NormalTok"/>
+        </w:rPr>
+        <w:t xml:space="preserve"> </w:t>
+      </w:r>
+      <w:r>
+        <w:rPr>
+          <w:rStyle w:val="StringTok"/>
+        </w:rPr>
+        <w:t xml:space="preserve">"[REMEMBER TO CHANGE THIS]"</w:t>
+      </w:r>
+      <w:r>
+        <w:rPr>
+          <w:rStyle w:val="NormalTok"/>
+        </w:rPr>
+        <w:t xml:space="preserve">) </w:t>
+      </w:r>
+      <w:r>
+        <w:rPr>
+          <w:rStyle w:val="SpecialCharTok"/>
+        </w:rPr>
+        <w:t xml:space="preserve">+</w:t>
+      </w:r>
+      <w:r>
+        <w:br/>
+      </w:r>
+      <w:r>
+        <w:rPr>
+          <w:rStyle w:val="NormalTok"/>
+        </w:rPr>
+        <w:t xml:space="preserve">  </w:t>
+      </w:r>
+      <w:r>
+        <w:rPr>
+          <w:rStyle w:val="FunctionTok"/>
+        </w:rPr>
+        <w:t xml:space="preserve">facet_wrap</w:t>
+      </w:r>
+      <w:r>
+        <w:rPr>
+          <w:rStyle w:val="NormalTok"/>
+        </w:rPr>
+        <w:t xml:space="preserve">(</w:t>
+      </w:r>
+      <w:r>
+        <w:rPr>
+          <w:rStyle w:val="SpecialCharTok"/>
+        </w:rPr>
+        <w:t xml:space="preserve">~</w:t>
+      </w:r>
+      <w:r>
+        <w:rPr>
+          <w:rStyle w:val="NormalTok"/>
+        </w:rPr>
+        <w:t xml:space="preserve">sex, </w:t>
+      </w:r>
+      <w:r>
+        <w:rPr>
+          <w:rStyle w:val="AttributeTok"/>
+        </w:rPr>
+        <w:t xml:space="preserve">scales =</w:t>
+      </w:r>
+      <w:r>
+        <w:rPr>
+          <w:rStyle w:val="NormalTok"/>
+        </w:rPr>
+        <w:t xml:space="preserve"> </w:t>
+      </w:r>
+      <w:r>
+        <w:rPr>
+          <w:rStyle w:val="StringTok"/>
+        </w:rPr>
+        <w:t xml:space="preserve">"free_y"</w:t>
+      </w:r>
+      <w:r>
+        <w:rPr>
+          <w:rStyle w:val="NormalTok"/>
+        </w:rPr>
+        <w:t xml:space="preserve">)</w:t>
+      </w:r>
+    </w:p>
+    <w:p>
+      <w:pPr>
+        <w:pStyle w:val="SourceCode"/>
+      </w:pPr>
+      <w:r>
+        <w:rPr>
+          <w:rStyle w:val="VerbatimChar"/>
+        </w:rPr>
+        <w:t xml:space="preserve">## Warning: The `size` argument of `element_rect()` is deprecated as of ggplot2 3.4.0.</w:t>
+      </w:r>
+      <w:r>
+        <w:br/>
+      </w:r>
+      <w:r>
+        <w:rPr>
+          <w:rStyle w:val="VerbatimChar"/>
+        </w:rPr>
+        <w:t xml:space="preserve">## ℹ Please use the `linewidth` argument instead.</w:t>
+      </w:r>
+      <w:r>
+        <w:br/>
+      </w:r>
+      <w:r>
+        <w:rPr>
+          <w:rStyle w:val="VerbatimChar"/>
+        </w:rPr>
+        <w:t xml:space="preserve">## This warning is displayed once every 8 hours.</w:t>
+      </w:r>
+      <w:r>
+        <w:br/>
+      </w:r>
+      <w:r>
+        <w:rPr>
+          <w:rStyle w:val="VerbatimChar"/>
+        </w:rPr>
+        <w:t xml:space="preserve">## Call `lifecycle::last_lifecycle_warnings()` to see where this warning was</w:t>
+      </w:r>
+      <w:r>
+        <w:br/>
+      </w:r>
+      <w:r>
+        <w:rPr>
+          <w:rStyle w:val="VerbatimChar"/>
+        </w:rPr>
+        <w:t xml:space="preserve">## generated.</w:t>
+      </w:r>
+    </w:p>
+    <w:p>
+      <w:pPr>
+        <w:pStyle w:val="SourceCode"/>
+      </w:pPr>
+      <w:r>
+        <w:rPr>
+          <w:rStyle w:val="VerbatimChar"/>
+        </w:rPr>
+        <w:t xml:space="preserve">## Warning: The `size` argument of `element_line()` is deprecated as of ggplot2 3.4.0.</w:t>
+      </w:r>
+      <w:r>
+        <w:br/>
+      </w:r>
+      <w:r>
+        <w:rPr>
+          <w:rStyle w:val="VerbatimChar"/>
+        </w:rPr>
+        <w:t xml:space="preserve">## ℹ Please use the `linewidth` argument instead.</w:t>
+      </w:r>
+      <w:r>
+        <w:br/>
+      </w:r>
+      <w:r>
+        <w:rPr>
+          <w:rStyle w:val="VerbatimChar"/>
+        </w:rPr>
+        <w:t xml:space="preserve">## This warning is displayed once every 8 hours.</w:t>
+      </w:r>
+      <w:r>
+        <w:br/>
+      </w:r>
+      <w:r>
+        <w:rPr>
+          <w:rStyle w:val="VerbatimChar"/>
+        </w:rPr>
+        <w:t xml:space="preserve">## Call `lifecycle::last_lifecycle_warnings()` to see where this warning was</w:t>
+      </w:r>
+      <w:r>
+        <w:br/>
+      </w:r>
+      <w:r>
+        <w:rPr>
+          <w:rStyle w:val="VerbatimChar"/>
+        </w:rPr>
+        <w:t xml:space="preserve">## generated.</w:t>
+      </w:r>
+    </w:p>
+    <w:p>
+      <w:pPr>
+        <w:pStyle w:val="FirstParagraph"/>
+      </w:pPr>
+      <w:r>
+        <w:drawing>
+          <wp:inline>
+            <wp:extent cx="4620126" cy="3696101"/>
+            <wp:effectExtent b="0" l="0" r="0" t="0"/>
+            <wp:docPr descr="" title="" id="78" name="Picture"/>
+            <a:graphic>
+              <a:graphicData uri="http://schemas.openxmlformats.org/drawingml/2006/picture">
+                <pic:pic>
+                  <pic:nvPicPr>
+                    <pic:cNvPr descr="W2_w_answers_files/figure-docx/unnamed-chunk-32-1.png" id="79" name="Picture"/>
+                    <pic:cNvPicPr>
+                      <a:picLocks noChangeArrowheads="1" noChangeAspect="1"/>
+                    </pic:cNvPicPr>
+                  </pic:nvPicPr>
+                  <pic:blipFill>
+                    <a:blip r:embed="rId77"/>
+                    <a:stretch>
+                      <a:fillRect/>
+                    </a:stretch>
+                  </pic:blipFill>
+                  <pic:spPr bwMode="auto">
+                    <a:xfrm>
+                      <a:off x="0" y="0"/>
+                      <a:ext cx="4620126" cy="3696101"/>
+                    </a:xfrm>
+                    <a:prstGeom prst="rect">
+                      <a:avLst/>
+                    </a:prstGeom>
+                    <a:noFill/>
+                    <a:ln w="9525">
+                      <a:noFill/>
+                      <a:headEnd/>
+                      <a:tailEnd/>
+                    </a:ln>
+                  </pic:spPr>
+                </pic:pic>
+              </a:graphicData>
+            </a:graphic>
+          </wp:inline>
+        </w:drawing>
+      </w:r>
+    </w:p>
+    <w:bookmarkEnd w:id="80"/>
+    <w:bookmarkEnd w:id="81"/>
     <w:sectPr>
       <w:pgSz w:h="15840" w:w="12240"/>
       <w:pgMar w:bottom="1440" w:footer="720" w:gutter="0" w:header="720" w:left="1440" w:right="1440" w:top="1440"/>
@@ -6354,6 +10041,36 @@
     </w:lvlOverride>
   </w:num>
   <w:num w:numId="1010">
+    <w:abstractNumId w:val="99414"/>
+    <w:lvlOverride w:ilvl="0">
+      <w:startOverride w:val="4"/>
+    </w:lvlOverride>
+    <w:lvlOverride w:ilvl="1">
+      <w:startOverride w:val="4"/>
+    </w:lvlOverride>
+    <w:lvlOverride w:ilvl="2">
+      <w:startOverride w:val="4"/>
+    </w:lvlOverride>
+    <w:lvlOverride w:ilvl="3">
+      <w:startOverride w:val="4"/>
+    </w:lvlOverride>
+    <w:lvlOverride w:ilvl="4">
+      <w:startOverride w:val="4"/>
+    </w:lvlOverride>
+    <w:lvlOverride w:ilvl="5">
+      <w:startOverride w:val="4"/>
+    </w:lvlOverride>
+    <w:lvlOverride w:ilvl="6">
+      <w:startOverride w:val="4"/>
+    </w:lvlOverride>
+    <w:lvlOverride w:ilvl="7">
+      <w:startOverride w:val="4"/>
+    </w:lvlOverride>
+    <w:lvlOverride w:ilvl="8">
+      <w:startOverride w:val="4"/>
+    </w:lvlOverride>
+  </w:num>
+  <w:num w:numId="1011">
     <w:abstractNumId w:val="99411"/>
     <w:lvlOverride w:ilvl="0">
       <w:startOverride w:val="1"/>
@@ -6383,7 +10100,7 @@
       <w:startOverride w:val="1"/>
     </w:lvlOverride>
   </w:num>
-  <w:num w:numId="1011">
+  <w:num w:numId="1012">
     <w:abstractNumId w:val="99412"/>
     <w:lvlOverride w:ilvl="0">
       <w:startOverride w:val="2"/>
@@ -6413,7 +10130,7 @@
       <w:startOverride w:val="2"/>
     </w:lvlOverride>
   </w:num>
-  <w:num w:numId="1012">
+  <w:num w:numId="1013">
     <w:abstractNumId w:val="99413"/>
     <w:lvlOverride w:ilvl="0">
       <w:startOverride w:val="3"/>
@@ -6443,7 +10160,7 @@
       <w:startOverride w:val="3"/>
     </w:lvlOverride>
   </w:num>
-  <w:num w:numId="1013">
+  <w:num w:numId="1014">
     <w:abstractNumId w:val="99411"/>
     <w:lvlOverride w:ilvl="0">
       <w:startOverride w:val="1"/>

--- a/Workshops/Workshop 2 - Data vis/W2_w_answers.docx
+++ b/Workshops/Workshop 2 - Data vis/W2_w_answers.docx
@@ -23,7 +23,7 @@
         <w:pStyle w:val="Date"/>
       </w:pPr>
       <w:r>
-        <w:t>Last updated: 2024-09-05</w:t>
+        <w:t>Last updated: 2024-09-17</w:t>
       </w:r>
     </w:p>
     <w:sdt>
@@ -34,7 +34,7 @@
           <w:sz w:val="22"/>
           <w:szCs w:val="24"/>
         </w:rPr>
-        <w:id w:val="-847720739"/>
+        <w:id w:val="-2088677033"/>
         <w:docPartObj>
           <w:docPartGallery w:val="Table of Contents"/>
           <w:docPartUnique/>
@@ -73,7 +73,7 @@
           <w:r>
             <w:fldChar w:fldCharType="separate"/>
           </w:r>
-          <w:hyperlink w:anchor="_Toc176423441" w:history="1">
+          <w:hyperlink w:anchor="_Toc177459530" w:history="1">
             <w:r>
               <w:rPr>
                 <w:rStyle w:val="Hyperlink"/>
@@ -100,7 +100,7 @@
                 <w:noProof/>
                 <w:webHidden/>
               </w:rPr>
-              <w:instrText xml:space="preserve"> PAGEREF _Toc176423441 \h </w:instrText>
+              <w:instrText xml:space="preserve"> PAGEREF _Toc177459530 \h </w:instrText>
             </w:r>
             <w:r>
               <w:rPr>
@@ -146,7 +146,7 @@
               <w14:ligatures w14:val="standardContextual"/>
             </w:rPr>
           </w:pPr>
-          <w:hyperlink w:anchor="_Toc176423442" w:history="1">
+          <w:hyperlink w:anchor="_Toc177459531" w:history="1">
             <w:r>
               <w:rPr>
                 <w:rStyle w:val="Hyperlink"/>
@@ -173,7 +173,7 @@
                 <w:noProof/>
                 <w:webHidden/>
               </w:rPr>
-              <w:instrText xml:space="preserve"> PAGEREF _Toc176423442 \h </w:instrText>
+              <w:instrText xml:space="preserve"> PAGEREF _Toc177459531 \h </w:instrText>
             </w:r>
             <w:r>
               <w:rPr>
@@ -219,7 +219,7 @@
               <w14:ligatures w14:val="standardContextual"/>
             </w:rPr>
           </w:pPr>
-          <w:hyperlink w:anchor="_Toc176423443" w:history="1">
+          <w:hyperlink w:anchor="_Toc177459532" w:history="1">
             <w:r>
               <w:rPr>
                 <w:rStyle w:val="Hyperlink"/>
@@ -255,7 +255,7 @@
                 <w:noProof/>
                 <w:webHidden/>
               </w:rPr>
-              <w:instrText xml:space="preserve"> PAGEREF _Toc176423443 \h </w:instrText>
+              <w:instrText xml:space="preserve"> PAGEREF _Toc177459532 \h </w:instrText>
             </w:r>
             <w:r>
               <w:rPr>
@@ -301,7 +301,7 @@
               <w14:ligatures w14:val="standardContextual"/>
             </w:rPr>
           </w:pPr>
-          <w:hyperlink w:anchor="_Toc176423444" w:history="1">
+          <w:hyperlink w:anchor="_Toc177459533" w:history="1">
             <w:r>
               <w:rPr>
                 <w:rStyle w:val="Hyperlink"/>
@@ -328,7 +328,7 @@
                 <w:noProof/>
                 <w:webHidden/>
               </w:rPr>
-              <w:instrText xml:space="preserve"> PAGEREF _Toc176423444 \h </w:instrText>
+              <w:instrText xml:space="preserve"> PAGEREF _Toc177459533 \h </w:instrText>
             </w:r>
             <w:r>
               <w:rPr>
@@ -374,7 +374,7 @@
               <w14:ligatures w14:val="standardContextual"/>
             </w:rPr>
           </w:pPr>
-          <w:hyperlink w:anchor="_Toc176423445" w:history="1">
+          <w:hyperlink w:anchor="_Toc177459534" w:history="1">
             <w:r>
               <w:rPr>
                 <w:rStyle w:val="Hyperlink"/>
@@ -401,7 +401,7 @@
                 <w:noProof/>
                 <w:webHidden/>
               </w:rPr>
-              <w:instrText xml:space="preserve"> PAGEREF _Toc176423445 \h </w:instrText>
+              <w:instrText xml:space="preserve"> PAGEREF _Toc177459534 \h </w:instrText>
             </w:r>
             <w:r>
               <w:rPr>
@@ -447,7 +447,7 @@
               <w14:ligatures w14:val="standardContextual"/>
             </w:rPr>
           </w:pPr>
-          <w:hyperlink w:anchor="_Toc176423446" w:history="1">
+          <w:hyperlink w:anchor="_Toc177459535" w:history="1">
             <w:r>
               <w:rPr>
                 <w:rStyle w:val="Hyperlink"/>
@@ -474,7 +474,7 @@
                 <w:noProof/>
                 <w:webHidden/>
               </w:rPr>
-              <w:instrText xml:space="preserve"> PAGEREF _Toc176423446 \h </w:instrText>
+              <w:instrText xml:space="preserve"> PAGEREF _Toc177459535 \h </w:instrText>
             </w:r>
             <w:r>
               <w:rPr>
@@ -520,7 +520,7 @@
               <w14:ligatures w14:val="standardContextual"/>
             </w:rPr>
           </w:pPr>
-          <w:hyperlink w:anchor="_Toc176423447" w:history="1">
+          <w:hyperlink w:anchor="_Toc177459536" w:history="1">
             <w:r>
               <w:rPr>
                 <w:rStyle w:val="Hyperlink"/>
@@ -563,7 +563,7 @@
                 <w:noProof/>
                 <w:webHidden/>
               </w:rPr>
-              <w:instrText xml:space="preserve"> PAGEREF _Toc176423447 \h </w:instrText>
+              <w:instrText xml:space="preserve"> PAGEREF _Toc177459536 \h </w:instrText>
             </w:r>
             <w:r>
               <w:rPr>
@@ -609,7 +609,7 @@
               <w14:ligatures w14:val="standardContextual"/>
             </w:rPr>
           </w:pPr>
-          <w:hyperlink w:anchor="_Toc176423448" w:history="1">
+          <w:hyperlink w:anchor="_Toc177459537" w:history="1">
             <w:r>
               <w:rPr>
                 <w:rStyle w:val="Hyperlink"/>
@@ -636,7 +636,7 @@
                 <w:noProof/>
                 <w:webHidden/>
               </w:rPr>
-              <w:instrText xml:space="preserve"> PAGEREF _Toc176423448 \h </w:instrText>
+              <w:instrText xml:space="preserve"> PAGEREF _Toc177459537 \h </w:instrText>
             </w:r>
             <w:r>
               <w:rPr>
@@ -682,7 +682,7 @@
               <w14:ligatures w14:val="standardContextual"/>
             </w:rPr>
           </w:pPr>
-          <w:hyperlink w:anchor="_Toc176423449" w:history="1">
+          <w:hyperlink w:anchor="_Toc177459538" w:history="1">
             <w:r>
               <w:rPr>
                 <w:rStyle w:val="Hyperlink"/>
@@ -709,7 +709,7 @@
                 <w:noProof/>
                 <w:webHidden/>
               </w:rPr>
-              <w:instrText xml:space="preserve"> PAGEREF _Toc176423449 \h </w:instrText>
+              <w:instrText xml:space="preserve"> PAGEREF _Toc177459538 \h </w:instrText>
             </w:r>
             <w:r>
               <w:rPr>
@@ -755,7 +755,7 @@
               <w14:ligatures w14:val="standardContextual"/>
             </w:rPr>
           </w:pPr>
-          <w:hyperlink w:anchor="_Toc176423450" w:history="1">
+          <w:hyperlink w:anchor="_Toc177459539" w:history="1">
             <w:r>
               <w:rPr>
                 <w:rStyle w:val="Hyperlink"/>
@@ -782,7 +782,7 @@
                 <w:noProof/>
                 <w:webHidden/>
               </w:rPr>
-              <w:instrText xml:space="preserve"> PAGEREF _Toc176423450 \h </w:instrText>
+              <w:instrText xml:space="preserve"> PAGEREF _Toc177459539 \h </w:instrText>
             </w:r>
             <w:r>
               <w:rPr>
@@ -828,7 +828,7 @@
               <w14:ligatures w14:val="standardContextual"/>
             </w:rPr>
           </w:pPr>
-          <w:hyperlink w:anchor="_Toc176423451" w:history="1">
+          <w:hyperlink w:anchor="_Toc177459540" w:history="1">
             <w:r>
               <w:rPr>
                 <w:rStyle w:val="Hyperlink"/>
@@ -864,7 +864,7 @@
                 <w:noProof/>
                 <w:webHidden/>
               </w:rPr>
-              <w:instrText xml:space="preserve"> PAGEREF _Toc176423451 \h </w:instrText>
+              <w:instrText xml:space="preserve"> PAGEREF _Toc177459540 \h </w:instrText>
             </w:r>
             <w:r>
               <w:rPr>
@@ -884,7 +884,7 @@
                 <w:noProof/>
                 <w:webHidden/>
               </w:rPr>
-              <w:t>14</w:t>
+              <w:t>13</w:t>
             </w:r>
             <w:r>
               <w:rPr>
@@ -910,7 +910,7 @@
               <w14:ligatures w14:val="standardContextual"/>
             </w:rPr>
           </w:pPr>
-          <w:hyperlink w:anchor="_Toc176423452" w:history="1">
+          <w:hyperlink w:anchor="_Toc177459541" w:history="1">
             <w:r>
               <w:rPr>
                 <w:rStyle w:val="Hyperlink"/>
@@ -937,7 +937,7 @@
                 <w:noProof/>
                 <w:webHidden/>
               </w:rPr>
-              <w:instrText xml:space="preserve"> PAGEREF _Toc176423452 \h </w:instrText>
+              <w:instrText xml:space="preserve"> PAGEREF _Toc177459541 \h </w:instrText>
             </w:r>
             <w:r>
               <w:rPr>
@@ -983,7 +983,7 @@
               <w14:ligatures w14:val="standardContextual"/>
             </w:rPr>
           </w:pPr>
-          <w:hyperlink w:anchor="_Toc176423453" w:history="1">
+          <w:hyperlink w:anchor="_Toc177459542" w:history="1">
             <w:r>
               <w:rPr>
                 <w:rStyle w:val="Hyperlink"/>
@@ -1010,7 +1010,7 @@
                 <w:noProof/>
                 <w:webHidden/>
               </w:rPr>
-              <w:instrText xml:space="preserve"> PAGEREF _Toc176423453 \h </w:instrText>
+              <w:instrText xml:space="preserve"> PAGEREF _Toc177459542 \h </w:instrText>
             </w:r>
             <w:r>
               <w:rPr>
@@ -1056,7 +1056,7 @@
               <w14:ligatures w14:val="standardContextual"/>
             </w:rPr>
           </w:pPr>
-          <w:hyperlink w:anchor="_Toc176423454" w:history="1">
+          <w:hyperlink w:anchor="_Toc177459543" w:history="1">
             <w:r>
               <w:rPr>
                 <w:rStyle w:val="Hyperlink"/>
@@ -1083,7 +1083,7 @@
                 <w:noProof/>
                 <w:webHidden/>
               </w:rPr>
-              <w:instrText xml:space="preserve"> PAGEREF _Toc176423454 \h </w:instrText>
+              <w:instrText xml:space="preserve"> PAGEREF _Toc177459543 \h </w:instrText>
             </w:r>
             <w:r>
               <w:rPr>
@@ -1126,7 +1126,7 @@
         <w:pStyle w:val="Heading1"/>
       </w:pPr>
       <w:bookmarkStart w:id="0" w:name="workshop-structure"/>
-      <w:bookmarkStart w:id="1" w:name="_Toc176423441"/>
+      <w:bookmarkStart w:id="1" w:name="_Toc177459530"/>
       <w:r>
         <w:t>Workshop Structure</w:t>
       </w:r>
@@ -1221,7 +1221,7 @@
         <w:pStyle w:val="FirstParagraph"/>
       </w:pPr>
       <w:r>
-        <w:t>We covered steps 2 and 3 in the previous workshop but we’ll expand your toolkit for doing so today using data visualisation.</w:t>
+        <w:t>We covered steps 2 and 3 in the previous workshop, but we’ll expand your toolkit for doing so today using data visualisation.</w:t>
       </w:r>
     </w:p>
     <w:p>
@@ -1229,7 +1229,7 @@
         <w:pStyle w:val="Heading1"/>
       </w:pPr>
       <w:bookmarkStart w:id="2" w:name="learning-objectives"/>
-      <w:bookmarkStart w:id="3" w:name="_Toc176423442"/>
+      <w:bookmarkStart w:id="3" w:name="_Toc177459531"/>
       <w:bookmarkEnd w:id="0"/>
       <w:r>
         <w:lastRenderedPageBreak/>
@@ -1304,7 +1304,7 @@
         <w:pStyle w:val="Heading1"/>
       </w:pPr>
       <w:bookmarkStart w:id="4" w:name="introduction-to-ggplot2"/>
-      <w:bookmarkStart w:id="5" w:name="_Toc176423443"/>
+      <w:bookmarkStart w:id="5" w:name="_Toc177459532"/>
       <w:bookmarkEnd w:id="2"/>
       <w:r>
         <w:t xml:space="preserve">Introduction to </w:t>
@@ -1337,7 +1337,7 @@
         <w:t>ggplot2</w:t>
       </w:r>
       <w:r>
-        <w:t xml:space="preserve"> is sometimes asked for by employers; we’ve even seen job adverts from companies such as Spotify listing this an an essential criteria.</w:t>
+        <w:t xml:space="preserve"> is sometimes asked for by employers; we’ve even seen job adverts from companies such as Spotify listing this an an essential criterion.</w:t>
       </w:r>
     </w:p>
     <w:p>
@@ -1389,7 +1389,7 @@
         <w:pStyle w:val="Heading2"/>
       </w:pPr>
       <w:bookmarkStart w:id="6" w:name="load-the-data"/>
-      <w:bookmarkStart w:id="7" w:name="_Toc176423444"/>
+      <w:bookmarkStart w:id="7" w:name="_Toc177459533"/>
       <w:r>
         <w:t>Load the data</w:t>
       </w:r>
@@ -1400,7 +1400,7 @@
         <w:pStyle w:val="FirstParagraph"/>
       </w:pPr>
       <w:r>
-        <w:t>For the first part of this workshop, we’ll be working with data on the Amazon river dolphin, or the boto (</w:t>
+        <w:t>For the first part of this workshop, we’ll be working with data on the Amazon River dolphin, or the boto (</w:t>
       </w:r>
       <w:r>
         <w:rPr>
@@ -1410,7 +1410,7 @@
         <w:t>Inia geoffrensis</w:t>
       </w:r>
       <w:r>
-        <w:t xml:space="preserve"> - I wonder if the person who named the species had a friend called Geoff…). For this first interaction with this data we’ll broadly say that we’re interested in seeing if there is sexual dimorphism in asymptotic length (i.e. once an animal has stopped growing) between females and males, as well as how the species respond to droughts. As always, before we do any analysis, we need to ensure there is nothing </w:t>
+        <w:t xml:space="preserve"> - I wonder if the person who named the species had a friend called Geoff…). For this first interaction with this data, we’ll broadly say that we’re interested in seeing if there is sexual dimorphism in asymptotic length (i.e. once an animal has stopped growing) between females and males, as well as how the species respond to droughts. As always, before we do any analysis, we need to ensure there is nothing </w:t>
       </w:r>
       <w:r>
         <w:rPr>
@@ -1637,7 +1637,7 @@
         <w:pStyle w:val="Heading1"/>
       </w:pPr>
       <w:bookmarkStart w:id="8" w:name="a-simple-plot"/>
-      <w:bookmarkStart w:id="9" w:name="_Toc176423445"/>
+      <w:bookmarkStart w:id="9" w:name="_Toc177459534"/>
       <w:bookmarkEnd w:id="4"/>
       <w:bookmarkEnd w:id="6"/>
       <w:r>
@@ -1762,7 +1762,7 @@
           <w:noProof/>
         </w:rPr>
         <w:drawing>
-          <wp:inline distT="0" distB="0" distL="0" distR="0" wp14:anchorId="7D9BFD10" wp14:editId="644843C6">
+          <wp:inline distT="0" distB="0" distL="0" distR="0" wp14:anchorId="2D1F0105" wp14:editId="1976EF2A">
             <wp:extent cx="4620126" cy="3696101"/>
             <wp:effectExtent l="0" t="0" r="0" b="0"/>
             <wp:docPr id="25" name="Picture"/>
@@ -1839,7 +1839,7 @@
         </w:rPr>
         <w:lastRenderedPageBreak/>
         <w:drawing>
-          <wp:inline distT="0" distB="0" distL="0" distR="0" wp14:anchorId="435CF199" wp14:editId="5FAD5F49">
+          <wp:inline distT="0" distB="0" distL="0" distR="0" wp14:anchorId="02C1E9A4" wp14:editId="642CE1B6">
             <wp:extent cx="4620126" cy="3696101"/>
             <wp:effectExtent l="0" t="0" r="0" b="0"/>
             <wp:docPr id="28" name="Picture"/>
@@ -1895,7 +1895,7 @@
         <w:t>ggplot2</w:t>
       </w:r>
       <w:r>
-        <w:t xml:space="preserve"> a couple of things. First, we need to say in what form we want to the data to be shown. Do we want points? Or lines? Or errorbars? Secondly, we need to say which specific data, or “aesthetics” (shortened to </w:t>
+        <w:t xml:space="preserve"> a couple of things. First, we need to say in what form we want the data to be shown. Do we want points? Or lines? Or errorbars? Secondly, we need to say which specific data, or “aesthetics” (shortened to </w:t>
       </w:r>
       <w:r>
         <w:rPr>
@@ -2041,7 +2041,7 @@
         </w:rPr>
         <w:lastRenderedPageBreak/>
         <w:drawing>
-          <wp:inline distT="0" distB="0" distL="0" distR="0" wp14:anchorId="192D5228" wp14:editId="7AB58BD0">
+          <wp:inline distT="0" distB="0" distL="0" distR="0" wp14:anchorId="28DBF89C" wp14:editId="19DD3BF6">
             <wp:extent cx="4620126" cy="3696101"/>
             <wp:effectExtent l="0" t="0" r="0" b="0"/>
             <wp:docPr id="31" name="Picture"/>
@@ -2096,7 +2096,7 @@
         <w:pStyle w:val="Heading2"/>
       </w:pPr>
       <w:bookmarkStart w:id="10" w:name="question-set-one"/>
-      <w:bookmarkStart w:id="11" w:name="_Toc176423446"/>
+      <w:bookmarkStart w:id="11" w:name="_Toc177459535"/>
       <w:r>
         <w:t>Question Set One</w:t>
       </w:r>
@@ -2226,7 +2226,7 @@
         <w:pStyle w:val="Heading1"/>
       </w:pPr>
       <w:bookmarkStart w:id="12" w:name="additional-geom_-layers"/>
-      <w:bookmarkStart w:id="13" w:name="_Toc176423447"/>
+      <w:bookmarkStart w:id="13" w:name="_Toc177459536"/>
       <w:bookmarkEnd w:id="8"/>
       <w:bookmarkEnd w:id="10"/>
       <w:r>
@@ -2368,7 +2368,7 @@
           <w:noProof/>
         </w:rPr>
         <w:drawing>
-          <wp:inline distT="0" distB="0" distL="0" distR="0" wp14:anchorId="21C1AF1D" wp14:editId="1E67AB74">
+          <wp:inline distT="0" distB="0" distL="0" distR="0" wp14:anchorId="57520430" wp14:editId="00778BA5">
             <wp:extent cx="4620126" cy="3696101"/>
             <wp:effectExtent l="0" t="0" r="0" b="0"/>
             <wp:docPr id="36" name="Picture"/>
@@ -2433,7 +2433,7 @@
         <w:t>sex</w:t>
       </w:r>
       <w:r>
-        <w:t xml:space="preserve"> but also how the data is spread. There are two common options that people use for this; boxplots and violin plots. It’s trivially easy to swap between these, because all we need to do is change the geometry function from </w:t>
+        <w:t xml:space="preserve"> but also how the data is spread. There are two common options that people use for this: boxplots and violin plots. It’s trivially easy to swap between these, because all we need to do is change the geometry function from </w:t>
       </w:r>
       <w:r>
         <w:rPr>
@@ -2562,7 +2562,7 @@
         </w:rPr>
         <w:lastRenderedPageBreak/>
         <w:drawing>
-          <wp:inline distT="0" distB="0" distL="0" distR="0" wp14:anchorId="0A29324C" wp14:editId="697B4714">
+          <wp:inline distT="0" distB="0" distL="0" distR="0" wp14:anchorId="0534E321" wp14:editId="58FA2694">
             <wp:extent cx="4620126" cy="3696101"/>
             <wp:effectExtent l="0" t="0" r="0" b="0"/>
             <wp:docPr id="39" name="Picture"/>
@@ -2702,7 +2702,7 @@
           <w:noProof/>
         </w:rPr>
         <w:drawing>
-          <wp:inline distT="0" distB="0" distL="0" distR="0" wp14:anchorId="3962B052" wp14:editId="1A12FC67">
+          <wp:inline distT="0" distB="0" distL="0" distR="0" wp14:anchorId="0FA6ECF2" wp14:editId="11DCA6BB">
             <wp:extent cx="4620126" cy="3696101"/>
             <wp:effectExtent l="0" t="0" r="0" b="0"/>
             <wp:docPr id="42" name="Picture"/>
@@ -2750,7 +2750,7 @@
       </w:pPr>
       <w:r>
         <w:lastRenderedPageBreak/>
-        <w:t>Both of these present the same information in different ways. The boxplot uses boxes and lines to indicate the range, the first and third quantiles and the median. Conversely, the violin plot also shows the spread of data but by creating density plots which are mirrored. Boxplots have a long history and use in science, but people are increasingly using violin plots, simply because they’re more transparent and clear than boxplots.</w:t>
+        <w:t>Both of these present the same information in different ways. The boxplot uses boxes and lines to indicate the range (the first and third quantiles) and the median. Conversely, the violin plot also shows the spread of data but by creating density plots which are mirrored. Boxplots have a long history and use in science, but people are increasingly using violin plots, simply because they’re more transparent and clearer than boxplots.</w:t>
       </w:r>
     </w:p>
     <w:p>
@@ -2758,7 +2758,7 @@
         <w:pStyle w:val="BodyText"/>
       </w:pPr>
       <w:r>
-        <w:t xml:space="preserve">With either boxplots and violin plots, it’s fairly common that people will add the data points to the figure as well - to really hammer home the spread of data. But we’ve seen before that using </w:t>
+        <w:t xml:space="preserve">With either boxplots or violin plots, it’s fairly common that people will add data points to the figure as well - to really hammer home the spread of data. But we’ve seen before that using </w:t>
       </w:r>
       <w:r>
         <w:rPr>
@@ -2767,7 +2767,15 @@
         <w:t>geom_point()</w:t>
       </w:r>
       <w:r>
-        <w:t xml:space="preserve"> basically gives us a line of points that doesn’t help us understand the spread at all. An alternative is to use something called “jiterring”. When we jitter points, we add a small random value to either or both the x and y position to spread the data out a little bit. With our boto data above, we wouldn’t want to add anything to y (as we’re interested in the length of the dolphins, so we don’t want to mess that up) but we can happily add something to x (or </w:t>
+        <w:t xml:space="preserve"> basically gives us a line of points that doesn’t help us understand the spread at all.</w:t>
+      </w:r>
+    </w:p>
+    <w:p>
+      <w:pPr>
+        <w:pStyle w:val="BodyText"/>
+      </w:pPr>
+      <w:r>
+        <w:t xml:space="preserve">An alternative is to use something called “jiterring”. When we jitter points, we add a small random value to either or both the x and y position to spread the data out a little bit. With our boto data above, we wouldn’t want to add anything to y (as we’re interested in the length of the dolphins, so we don’t want to mess that up) but we can happily add something to x (or </w:t>
       </w:r>
       <w:r>
         <w:rPr>
@@ -2776,7 +2784,15 @@
         <w:t>sex</w:t>
       </w:r>
       <w:r>
-        <w:t xml:space="preserve">). To do so, we can use </w:t>
+        <w:t>).</w:t>
+      </w:r>
+    </w:p>
+    <w:p>
+      <w:pPr>
+        <w:pStyle w:val="BodyText"/>
+      </w:pPr>
+      <w:r>
+        <w:t xml:space="preserve">To do so, we can use </w:t>
       </w:r>
       <w:r>
         <w:rPr>
@@ -3006,7 +3022,7 @@
           <w:noProof/>
         </w:rPr>
         <w:drawing>
-          <wp:inline distT="0" distB="0" distL="0" distR="0" wp14:anchorId="6569C140" wp14:editId="2527992E">
+          <wp:inline distT="0" distB="0" distL="0" distR="0" wp14:anchorId="58F50ADB" wp14:editId="4BAE52DE">
             <wp:extent cx="4620126" cy="3696101"/>
             <wp:effectExtent l="0" t="0" r="0" b="0"/>
             <wp:docPr id="45" name="Picture"/>
@@ -3071,7 +3087,11 @@
         <w:t>geom_violin()</w:t>
       </w:r>
       <w:r>
-        <w:t xml:space="preserve">. If we put the violin after the jitter, then we wouldn’t see any of the jittered points; They’d be </w:t>
+        <w:t xml:space="preserve">. If we put the violin after the jitter, then we wouldn’t see any of the jittered </w:t>
+      </w:r>
+      <w:r>
+        <w:lastRenderedPageBreak/>
+        <w:t xml:space="preserve">points; They’d be </w:t>
       </w:r>
       <w:r>
         <w:rPr>
@@ -3135,11 +3155,7 @@
         <w:t>aes()</w:t>
       </w:r>
       <w:r>
-        <w:t xml:space="preserve"> is used to reference information </w:t>
-      </w:r>
-      <w:r>
-        <w:lastRenderedPageBreak/>
-        <w:t xml:space="preserve">within the </w:t>
+        <w:t xml:space="preserve"> is used to reference information within the </w:t>
       </w:r>
       <w:r>
         <w:rPr>
@@ -3174,11 +3190,19 @@
         <w:pStyle w:val="Heading2"/>
       </w:pPr>
       <w:bookmarkStart w:id="14" w:name="question-set-two"/>
-      <w:bookmarkStart w:id="15" w:name="_Toc176423448"/>
+      <w:bookmarkStart w:id="15" w:name="_Toc177459537"/>
       <w:r>
         <w:t>Question Set Two</w:t>
       </w:r>
       <w:bookmarkEnd w:id="15"/>
+    </w:p>
+    <w:p>
+      <w:pPr>
+        <w:pStyle w:val="FirstParagraph"/>
+      </w:pPr>
+      <w:r>
+        <w:t>The questions below have issues in the code which will either cause errors or will not do what ever was intended. To help with this, try to spot the error on your own first. If you’re really struggling, try running the code to see what happens.</w:t>
+      </w:r>
     </w:p>
     <w:p>
       <w:pPr>
@@ -3346,7 +3370,7 @@
         <w:rPr>
           <w:rStyle w:val="CommentTok"/>
         </w:rPr>
-        <w:t># height and width are specified inside the aesthetics - should be outside</w:t>
+        <w:t># This means height and width are specified inside the aesthetics, but they should be outside</w:t>
       </w:r>
     </w:p>
     <w:p>
@@ -3618,7 +3642,25 @@
         </w:numPr>
       </w:pPr>
       <w:r>
-        <w:t>If I wanted to produce a histogram of boto lengths, what should my code look like?</w:t>
+        <w:t xml:space="preserve">If I wanted to produce a histogram of boto lengths, what should my code look like? (If you’re stuck, try typing </w:t>
+      </w:r>
+      <w:r>
+        <w:rPr>
+          <w:rStyle w:val="VerbatimChar"/>
+        </w:rPr>
+        <w:t>??geom_</w:t>
+      </w:r>
+      <w:r>
+        <w:t xml:space="preserve"> into the console and scroll through the Help page, or type </w:t>
+      </w:r>
+      <w:r>
+        <w:rPr>
+          <w:rStyle w:val="VerbatimChar"/>
+        </w:rPr>
+        <w:t>geom_</w:t>
+      </w:r>
+      <w:r>
+        <w:t xml:space="preserve"> into your script and wait for RStudio to give you a pop-up autocomplete prompt, or just do a quick google).</w:t>
       </w:r>
     </w:p>
     <w:p>
@@ -3694,7 +3736,7 @@
         <w:pStyle w:val="Heading1"/>
       </w:pPr>
       <w:bookmarkStart w:id="16" w:name="adding-more-information"/>
-      <w:bookmarkStart w:id="17" w:name="_Toc176423449"/>
+      <w:bookmarkStart w:id="17" w:name="_Toc177459538"/>
       <w:bookmarkEnd w:id="12"/>
       <w:bookmarkEnd w:id="14"/>
       <w:r>
@@ -3725,7 +3767,11 @@
         <w:t>geom_</w:t>
       </w:r>
       <w:r>
-        <w:t xml:space="preserve"> change based on another variable, the shape, the size, the transparency, and so on. More than we have the time to cover in this workshop.</w:t>
+        <w:t xml:space="preserve"> </w:t>
+      </w:r>
+      <w:r>
+        <w:lastRenderedPageBreak/>
+        <w:t>change based on another variable, the shape, the size, the transparency, and so on. More than we have the time to cover in this workshop.</w:t>
       </w:r>
     </w:p>
     <w:p>
@@ -3899,9 +3945,8 @@
         <w:rPr>
           <w:noProof/>
         </w:rPr>
-        <w:lastRenderedPageBreak/>
         <w:drawing>
-          <wp:inline distT="0" distB="0" distL="0" distR="0" wp14:anchorId="7B2C46E2" wp14:editId="6CA84FC0">
+          <wp:inline distT="0" distB="0" distL="0" distR="0" wp14:anchorId="79ADEA48" wp14:editId="2001D1FB">
             <wp:extent cx="4620126" cy="3696101"/>
             <wp:effectExtent l="0" t="0" r="0" b="0"/>
             <wp:docPr id="50" name="Picture"/>
@@ -4139,7 +4184,7 @@
         </w:rPr>
         <w:lastRenderedPageBreak/>
         <w:drawing>
-          <wp:inline distT="0" distB="0" distL="0" distR="0" wp14:anchorId="10085823" wp14:editId="2B29F309">
+          <wp:inline distT="0" distB="0" distL="0" distR="0" wp14:anchorId="00E14D8C" wp14:editId="5E68B2A6">
             <wp:extent cx="4620126" cy="3696101"/>
             <wp:effectExtent l="0" t="0" r="0" b="0"/>
             <wp:docPr id="53" name="Picture"/>
@@ -4186,7 +4231,7 @@
         <w:pStyle w:val="BodyText"/>
       </w:pPr>
       <w:r>
-        <w:t xml:space="preserve">Easy enough but the figure still looks kinda ugly. Let’s go about making it more visually appealing. A really easy way to do this is to use select on of many themes built into </w:t>
+        <w:t xml:space="preserve">Easy enough but the figure still looks kinda ugly. Let’s go about making it more visually appealing. A really easy way to do this is to use select one of many themes built into </w:t>
       </w:r>
       <w:r>
         <w:rPr>
@@ -4495,7 +4540,7 @@
         </w:rPr>
         <w:lastRenderedPageBreak/>
         <w:drawing>
-          <wp:inline distT="0" distB="0" distL="0" distR="0" wp14:anchorId="035D5C37" wp14:editId="2FA76972">
+          <wp:inline distT="0" distB="0" distL="0" distR="0" wp14:anchorId="719A6C62" wp14:editId="4C3CEE5A">
             <wp:extent cx="4620126" cy="3696101"/>
             <wp:effectExtent l="0" t="0" r="0" b="0"/>
             <wp:docPr id="56" name="Picture"/>
@@ -4605,7 +4650,7 @@
         <w:t>facet_wrap(~sex)</w:t>
       </w:r>
       <w:r>
-        <w:t xml:space="preserve"> then it’s like we’re saying “split the figure into multiple facets based on sex”. If we do that we get:</w:t>
+        <w:t xml:space="preserve"> then it’s like we’re saying, “split the figure into multiple facets based on sex”. If we do that we get:</w:t>
       </w:r>
     </w:p>
     <w:p>
@@ -4917,7 +4962,7 @@
         </w:rPr>
         <w:lastRenderedPageBreak/>
         <w:drawing>
-          <wp:inline distT="0" distB="0" distL="0" distR="0" wp14:anchorId="44850E7C" wp14:editId="3F897D3E">
+          <wp:inline distT="0" distB="0" distL="0" distR="0" wp14:anchorId="5890CB2F" wp14:editId="45CFB7C5">
             <wp:extent cx="4620126" cy="3696101"/>
             <wp:effectExtent l="0" t="0" r="0" b="0"/>
             <wp:docPr id="59" name="Picture"/>
@@ -4964,7 +5009,7 @@
         <w:pStyle w:val="Heading2"/>
       </w:pPr>
       <w:bookmarkStart w:id="18" w:name="question-set-three"/>
-      <w:bookmarkStart w:id="19" w:name="_Toc176423450"/>
+      <w:bookmarkStart w:id="19" w:name="_Toc177459539"/>
       <w:r>
         <w:t>Question Set Three</w:t>
       </w:r>
@@ -4990,16 +5035,7 @@
         <w:rPr>
           <w:rStyle w:val="CommentTok"/>
         </w:rPr>
-        <w:t xml:space="preserve"># Unlikely, male boto length looks like it has a stronger negative </w:t>
-      </w:r>
-      <w:r>
-        <w:br/>
-      </w:r>
-      <w:r>
-        <w:rPr>
-          <w:rStyle w:val="CommentTok"/>
-        </w:rPr>
-        <w:t># relationship with drought than females.</w:t>
+        <w:t># Unlikely, male boto length looks like it has a stronger negative relationship with drought than females.</w:t>
       </w:r>
     </w:p>
     <w:p>
@@ -5022,34 +5058,7 @@
         <w:rPr>
           <w:rStyle w:val="CommentTok"/>
         </w:rPr>
-        <w:t># Yes - we're likely to break the assumption of addidivity</w:t>
-      </w:r>
-      <w:r>
-        <w:br/>
-      </w:r>
-      <w:r>
-        <w:rPr>
-          <w:rStyle w:val="CommentTok"/>
-        </w:rPr>
-        <w:t># I.e. the length of a boto is more than just the additive effect of sex</w:t>
-      </w:r>
-      <w:r>
-        <w:br/>
-      </w:r>
-      <w:r>
-        <w:rPr>
-          <w:rStyle w:val="CommentTok"/>
-        </w:rPr>
-        <w:t># and drought independently. It looks like drought impacts males more than female.</w:t>
-      </w:r>
-      <w:r>
-        <w:br/>
-      </w:r>
-      <w:r>
-        <w:rPr>
-          <w:rStyle w:val="CommentTok"/>
-        </w:rPr>
-        <w:t># The contrast would be that if imagined slopes were identical for both females and males.</w:t>
+        <w:t># Yes - we're likely to break the assumption of addidivity - I.e. the length of a boto is more than just the additive effect of sex and drought independently. It looks like drought impacts males more than female. The contrast would be that if imagined slopes were identical for both females and males.</w:t>
       </w:r>
     </w:p>
     <w:p>
@@ -5082,34 +5091,7 @@
         <w:rPr>
           <w:rStyle w:val="CommentTok"/>
         </w:rPr>
-        <w:t># No - there's nothing that jumps out as being "wrong",</w:t>
-      </w:r>
-      <w:r>
-        <w:br/>
-      </w:r>
-      <w:r>
-        <w:rPr>
-          <w:rStyle w:val="CommentTok"/>
-        </w:rPr>
-        <w:t># but it's a bit weird how accurate length is - how do you even measure</w:t>
-      </w:r>
-      <w:r>
-        <w:br/>
-      </w:r>
-      <w:r>
-        <w:rPr>
-          <w:rStyle w:val="CommentTok"/>
-        </w:rPr>
-        <w:t># a dolphin in the Amazon? How do you measure it to 1 cm? Something we'd want</w:t>
-      </w:r>
-      <w:r>
-        <w:br/>
-      </w:r>
-      <w:r>
-        <w:rPr>
-          <w:rStyle w:val="CommentTok"/>
-        </w:rPr>
-        <w:t># to check with our colleagues.</w:t>
+        <w:t># No - there's nothing that jumps out as being "wrong", but it's a bit weird how accurate length is - how do you even measure a dolphin in the Amazon? How do you measure it to 1 cm? Something we'd want to check with our colleagues.</w:t>
       </w:r>
     </w:p>
     <w:p>
@@ -5117,14 +5099,13 @@
         <w:pStyle w:val="Heading1"/>
       </w:pPr>
       <w:bookmarkStart w:id="20" w:name="geom_s"/>
-      <w:bookmarkStart w:id="21" w:name="_Toc176423451"/>
+      <w:bookmarkStart w:id="21" w:name="_Toc177459540"/>
       <w:bookmarkEnd w:id="16"/>
       <w:bookmarkEnd w:id="18"/>
       <w:r>
         <w:rPr>
           <w:rStyle w:val="VerbatimChar"/>
         </w:rPr>
-        <w:lastRenderedPageBreak/>
         <w:t>geom_</w:t>
       </w:r>
       <w:r>
@@ -5193,7 +5174,11 @@
         <w:t>geom_</w:t>
       </w:r>
       <w:r>
-        <w:t xml:space="preserve"> to use, you will be prompted to install a new package when you run the code (it’s fine to install this new package - simply type 1 and enter in the console when prompted).</w:t>
+        <w:t xml:space="preserve"> to use, you will be </w:t>
+      </w:r>
+      <w:r>
+        <w:lastRenderedPageBreak/>
+        <w:t>prompted to install a new package when you run the code (it’s fine to install this new package - simply type 1 and enter in the console when prompted) and you may be asked “Do you want to install from sources the package which needs compilation?”, if so just say no.</w:t>
       </w:r>
     </w:p>
     <w:p>
@@ -5285,7 +5270,7 @@
           <w:noProof/>
         </w:rPr>
         <w:drawing>
-          <wp:inline distT="0" distB="0" distL="0" distR="0" wp14:anchorId="18969755" wp14:editId="64384941">
+          <wp:inline distT="0" distB="0" distL="0" distR="0" wp14:anchorId="4CC9D768" wp14:editId="76599EA0">
             <wp:extent cx="4620126" cy="3696101"/>
             <wp:effectExtent l="0" t="0" r="0" b="0"/>
             <wp:docPr id="65" name="Picture"/>
@@ -5294,7 +5279,7 @@
               <a:graphicData uri="http://schemas.openxmlformats.org/drawingml/2006/picture">
                 <pic:pic xmlns:pic="http://schemas.openxmlformats.org/drawingml/2006/picture">
                   <pic:nvPicPr>
-                    <pic:cNvPr id="66" name="Picture" descr="W2_w_answers_files/figure-docx/unnamed-chunk-31-1.png"/>
+                    <pic:cNvPr id="66" name="Picture" descr="W2_w_answers_files/figure-docx/unnamed-chunk-30-1.png"/>
                     <pic:cNvPicPr>
                       <a:picLocks noChangeAspect="1" noChangeArrowheads="1"/>
                     </pic:cNvPicPr>
@@ -5332,7 +5317,7 @@
         <w:pStyle w:val="Heading1"/>
       </w:pPr>
       <w:bookmarkStart w:id="22" w:name="the-good-and-the-bad"/>
-      <w:bookmarkStart w:id="23" w:name="_Toc176423452"/>
+      <w:bookmarkStart w:id="23" w:name="_Toc177459541"/>
       <w:bookmarkEnd w:id="20"/>
       <w:r>
         <w:t>The good and the bad</w:t>
@@ -5409,7 +5394,7 @@
         </m:r>
       </m:oMath>
       <w:r>
-        <w:t xml:space="preserve"> records (i.e. observations or samples) of rent prices for properties listed in Aberdeenshire on the ASPC website. In additional to the rent, 11 additional variables were recorded as well. These variables are:</w:t>
+        <w:t xml:space="preserve"> records (i.e. observations or samples) of rent prices for properties listed in Aberdeenshire on the ASPC website. In addition to the rent price, 11 additional variables were recorded as well. The variables are:</w:t>
       </w:r>
     </w:p>
     <w:p>
@@ -5457,7 +5442,6 @@
         <w:rPr>
           <w:rStyle w:val="VerbatimChar"/>
         </w:rPr>
-        <w:lastRenderedPageBreak/>
         <w:t>living</w:t>
       </w:r>
       <w:r>
@@ -5495,7 +5479,37 @@
         <w:t>sqmt</w:t>
       </w:r>
       <w:r>
-        <w:t xml:space="preserve"> - the total floor area of the property (measured in m^2)</w:t>
+        <w:t xml:space="preserve"> - the total floor area of the property (measured in m</w:t>
+      </w:r>
+      <m:oMath>
+        <m:sSup>
+          <m:sSupPr>
+            <m:ctrlPr>
+              <w:rPr>
+                <w:rFonts w:ascii="Cambria Math" w:hAnsi="Cambria Math"/>
+              </w:rPr>
+            </m:ctrlPr>
+          </m:sSupPr>
+          <m:e>
+            <m:r>
+              <w:rPr>
+                <w:rFonts w:ascii="Cambria Math" w:hAnsi="Cambria Math"/>
+              </w:rPr>
+              <m:t>​</m:t>
+            </m:r>
+          </m:e>
+          <m:sup>
+            <m:r>
+              <w:rPr>
+                <w:rFonts w:ascii="Cambria Math" w:hAnsi="Cambria Math"/>
+              </w:rPr>
+              <m:t>2</m:t>
+            </m:r>
+          </m:sup>
+        </m:sSup>
+      </m:oMath>
+      <w:r>
+        <w:t>)</w:t>
       </w:r>
     </w:p>
     <w:p>
@@ -5509,6 +5523,7 @@
         <w:rPr>
           <w:rStyle w:val="VerbatimChar"/>
         </w:rPr>
+        <w:lastRenderedPageBreak/>
         <w:t>epc</w:t>
       </w:r>
       <w:r>
@@ -5678,7 +5693,7 @@
         <w:pStyle w:val="Heading2"/>
       </w:pPr>
       <w:bookmarkStart w:id="24" w:name="the-good"/>
-      <w:bookmarkStart w:id="25" w:name="_Toc176423453"/>
+      <w:bookmarkStart w:id="25" w:name="_Toc177459542"/>
       <w:r>
         <w:t>The good</w:t>
       </w:r>
@@ -5724,7 +5739,7 @@
         <w:pStyle w:val="BodyText"/>
       </w:pPr>
       <w:r>
-        <w:t xml:space="preserve">Create your most informative and visually appealing figure now - note that your “audience” here are not scientists, they’re members of the public, so we want something that effectively communicates the information but is also eye catching. Keep the lecture on effective communication in your mind, and avoid some of the pitfalls we discussed. If you need help figuring out how to implement one of your ideas, see </w:t>
+        <w:t xml:space="preserve">Create your most informative and visually appealing figure now - note that your “audience” here are not scientists, they’re members of the public, so we want something that effectively communicates the information but is also eye catching. Keep the lecture on effective communication in your mind and avoid some of the pitfalls we discussed. If you need help figuring out how to implement one of your ideas, see </w:t>
       </w:r>
       <w:hyperlink r:id="rId19">
         <w:r>
@@ -5735,12 +5750,21 @@
         </w:r>
       </w:hyperlink>
       <w:r>
-        <w:t xml:space="preserve"> for a more detailed walk through, or else use your LLM or choice to help. If using an LLM, just remember to mention that you are using </w:t>
+        <w:t xml:space="preserve"> for a slightly more detailed walk through on </w:t>
       </w:r>
       <w:r>
         <w:rPr>
           <w:rStyle w:val="VerbatimChar"/>
         </w:rPr>
+        <w:t>ggplot2</w:t>
+      </w:r>
+      <w:r>
+        <w:t xml:space="preserve">, or else use your LLM of choice to help. If using an LLM, just remember to mention that you are using </w:t>
+      </w:r>
+      <w:r>
+        <w:rPr>
+          <w:rStyle w:val="VerbatimChar"/>
+        </w:rPr>
         <w:t>R</w:t>
       </w:r>
       <w:r>
@@ -5844,154 +5868,154 @@
         <w:rPr>
           <w:rStyle w:val="CommentTok"/>
         </w:rPr>
+        <w:t># Here's my version of the best looking and most informative figure using the abdn flat data</w:t>
+      </w:r>
+      <w:r>
+        <w:br/>
+      </w:r>
+      <w:r>
+        <w:rPr>
+          <w:rStyle w:val="NormalTok"/>
+        </w:rPr>
+        <w:t xml:space="preserve">p1 </w:t>
+      </w:r>
+      <w:r>
+        <w:rPr>
+          <w:rStyle w:val="OtherTok"/>
+        </w:rPr>
+        <w:t>&lt;-</w:t>
+      </w:r>
+      <w:r>
+        <w:rPr>
+          <w:rStyle w:val="NormalTok"/>
+        </w:rPr>
+        <w:t xml:space="preserve"> </w:t>
+      </w:r>
+      <w:r>
+        <w:rPr>
+          <w:rStyle w:val="FunctionTok"/>
+        </w:rPr>
+        <w:t>ggplot</w:t>
+      </w:r>
+      <w:r>
+        <w:rPr>
+          <w:rStyle w:val="NormalTok"/>
+        </w:rPr>
+        <w:t xml:space="preserve">(abdn) </w:t>
+      </w:r>
+      <w:r>
+        <w:rPr>
+          <w:rStyle w:val="SpecialCharTok"/>
+        </w:rPr>
+        <w:t>+</w:t>
+      </w:r>
+      <w:r>
+        <w:br/>
+      </w:r>
+      <w:r>
+        <w:rPr>
+          <w:rStyle w:val="NormalTok"/>
+        </w:rPr>
+        <w:t xml:space="preserve">  </w:t>
+      </w:r>
+      <w:r>
+        <w:rPr>
+          <w:rStyle w:val="FunctionTok"/>
+        </w:rPr>
+        <w:t>geom_density</w:t>
+      </w:r>
+      <w:r>
+        <w:rPr>
+          <w:rStyle w:val="NormalTok"/>
+        </w:rPr>
+        <w:t>(</w:t>
+      </w:r>
+      <w:r>
+        <w:rPr>
+          <w:rStyle w:val="FunctionTok"/>
+        </w:rPr>
+        <w:t>aes</w:t>
+      </w:r>
+      <w:r>
+        <w:rPr>
+          <w:rStyle w:val="NormalTok"/>
+        </w:rPr>
+        <w:t>(</w:t>
+      </w:r>
+      <w:r>
+        <w:rPr>
+          <w:rStyle w:val="AttributeTok"/>
+        </w:rPr>
+        <w:t>x =</w:t>
+      </w:r>
+      <w:r>
+        <w:rPr>
+          <w:rStyle w:val="NormalTok"/>
+        </w:rPr>
+        <w:t xml:space="preserve"> price), </w:t>
+      </w:r>
+      <w:r>
+        <w:rPr>
+          <w:rStyle w:val="AttributeTok"/>
+        </w:rPr>
+        <w:t>fill =</w:t>
+      </w:r>
+      <w:r>
+        <w:rPr>
+          <w:rStyle w:val="NormalTok"/>
+        </w:rPr>
+        <w:t xml:space="preserve"> </w:t>
+      </w:r>
+      <w:r>
+        <w:rPr>
+          <w:rStyle w:val="StringTok"/>
+        </w:rPr>
+        <w:t>"#EC1365"</w:t>
+      </w:r>
+      <w:r>
+        <w:rPr>
+          <w:rStyle w:val="NormalTok"/>
+        </w:rPr>
+        <w:t xml:space="preserve">, </w:t>
+      </w:r>
+      <w:r>
+        <w:rPr>
+          <w:rStyle w:val="AttributeTok"/>
+        </w:rPr>
+        <w:t>alpha =</w:t>
+      </w:r>
+      <w:r>
+        <w:rPr>
+          <w:rStyle w:val="NormalTok"/>
+        </w:rPr>
+        <w:t xml:space="preserve"> </w:t>
+      </w:r>
+      <w:r>
+        <w:rPr>
+          <w:rStyle w:val="FloatTok"/>
+        </w:rPr>
+        <w:t>0.8</w:t>
+      </w:r>
+      <w:r>
+        <w:rPr>
+          <w:rStyle w:val="NormalTok"/>
+        </w:rPr>
+        <w:t xml:space="preserve">) </w:t>
+      </w:r>
+      <w:r>
+        <w:rPr>
+          <w:rStyle w:val="SpecialCharTok"/>
+        </w:rPr>
+        <w:t>+</w:t>
+      </w:r>
+      <w:r>
+        <w:br/>
+      </w:r>
+      <w:r>
+        <w:rPr>
+          <w:rStyle w:val="NormalTok"/>
+        </w:rPr>
         <w:lastRenderedPageBreak/>
-        <w:t># Here's my version of the best looking and most informative figure using the abdn flat data</w:t>
-      </w:r>
-      <w:r>
-        <w:br/>
-      </w:r>
-      <w:r>
-        <w:rPr>
-          <w:rStyle w:val="NormalTok"/>
-        </w:rPr>
-        <w:t xml:space="preserve">p1 </w:t>
-      </w:r>
-      <w:r>
-        <w:rPr>
-          <w:rStyle w:val="OtherTok"/>
-        </w:rPr>
-        <w:t>&lt;-</w:t>
-      </w:r>
-      <w:r>
-        <w:rPr>
-          <w:rStyle w:val="NormalTok"/>
-        </w:rPr>
-        <w:t xml:space="preserve"> </w:t>
-      </w:r>
-      <w:r>
-        <w:rPr>
-          <w:rStyle w:val="FunctionTok"/>
-        </w:rPr>
-        <w:t>ggplot</w:t>
-      </w:r>
-      <w:r>
-        <w:rPr>
-          <w:rStyle w:val="NormalTok"/>
-        </w:rPr>
-        <w:t xml:space="preserve">(abdn) </w:t>
-      </w:r>
-      <w:r>
-        <w:rPr>
-          <w:rStyle w:val="SpecialCharTok"/>
-        </w:rPr>
-        <w:t>+</w:t>
-      </w:r>
-      <w:r>
-        <w:br/>
-      </w:r>
-      <w:r>
-        <w:rPr>
-          <w:rStyle w:val="NormalTok"/>
-        </w:rPr>
-        <w:t xml:space="preserve">  </w:t>
-      </w:r>
-      <w:r>
-        <w:rPr>
-          <w:rStyle w:val="FunctionTok"/>
-        </w:rPr>
-        <w:t>geom_density</w:t>
-      </w:r>
-      <w:r>
-        <w:rPr>
-          <w:rStyle w:val="NormalTok"/>
-        </w:rPr>
-        <w:t>(</w:t>
-      </w:r>
-      <w:r>
-        <w:rPr>
-          <w:rStyle w:val="FunctionTok"/>
-        </w:rPr>
-        <w:t>aes</w:t>
-      </w:r>
-      <w:r>
-        <w:rPr>
-          <w:rStyle w:val="NormalTok"/>
-        </w:rPr>
-        <w:t>(</w:t>
-      </w:r>
-      <w:r>
-        <w:rPr>
-          <w:rStyle w:val="AttributeTok"/>
-        </w:rPr>
-        <w:t>x =</w:t>
-      </w:r>
-      <w:r>
-        <w:rPr>
-          <w:rStyle w:val="NormalTok"/>
-        </w:rPr>
-        <w:t xml:space="preserve"> price), </w:t>
-      </w:r>
-      <w:r>
-        <w:rPr>
-          <w:rStyle w:val="AttributeTok"/>
-        </w:rPr>
-        <w:t>fill =</w:t>
-      </w:r>
-      <w:r>
-        <w:rPr>
-          <w:rStyle w:val="NormalTok"/>
-        </w:rPr>
-        <w:t xml:space="preserve"> </w:t>
-      </w:r>
-      <w:r>
-        <w:rPr>
-          <w:rStyle w:val="StringTok"/>
-        </w:rPr>
-        <w:t>"#EC1365"</w:t>
-      </w:r>
-      <w:r>
-        <w:rPr>
-          <w:rStyle w:val="NormalTok"/>
-        </w:rPr>
-        <w:t xml:space="preserve">, </w:t>
-      </w:r>
-      <w:r>
-        <w:rPr>
-          <w:rStyle w:val="AttributeTok"/>
-        </w:rPr>
-        <w:t>alpha =</w:t>
-      </w:r>
-      <w:r>
-        <w:rPr>
-          <w:rStyle w:val="NormalTok"/>
-        </w:rPr>
-        <w:t xml:space="preserve"> </w:t>
-      </w:r>
-      <w:r>
-        <w:rPr>
-          <w:rStyle w:val="FloatTok"/>
-        </w:rPr>
-        <w:t>0.8</w:t>
-      </w:r>
-      <w:r>
-        <w:rPr>
-          <w:rStyle w:val="NormalTok"/>
-        </w:rPr>
-        <w:t xml:space="preserve">) </w:t>
-      </w:r>
-      <w:r>
-        <w:rPr>
-          <w:rStyle w:val="SpecialCharTok"/>
-        </w:rPr>
-        <w:t>+</w:t>
-      </w:r>
-      <w:r>
-        <w:br/>
-      </w:r>
-      <w:r>
-        <w:rPr>
-          <w:rStyle w:val="NormalTok"/>
-        </w:rPr>
         <w:t xml:space="preserve">  </w:t>
       </w:r>
       <w:r>
@@ -7614,8 +7638,8 @@
         </w:rPr>
         <w:lastRenderedPageBreak/>
         <w:drawing>
-          <wp:inline distT="0" distB="0" distL="0" distR="0" wp14:anchorId="5E5F375A" wp14:editId="05DB5163">
-            <wp:extent cx="4620126" cy="3696101"/>
+          <wp:inline distT="0" distB="0" distL="0" distR="0" wp14:anchorId="672744E7" wp14:editId="688B3798">
+            <wp:extent cx="5943600" cy="7132320"/>
             <wp:effectExtent l="0" t="0" r="0" b="0"/>
             <wp:docPr id="70" name="Picture"/>
             <wp:cNvGraphicFramePr/>
@@ -7623,7 +7647,7 @@
               <a:graphicData uri="http://schemas.openxmlformats.org/drawingml/2006/picture">
                 <pic:pic xmlns:pic="http://schemas.openxmlformats.org/drawingml/2006/picture">
                   <pic:nvPicPr>
-                    <pic:cNvPr id="71" name="Picture" descr="W2_w_answers_files/figure-docx/unnamed-chunk-34-1.png"/>
+                    <pic:cNvPr id="71" name="Picture" descr="W2_w_answers_files/figure-docx/unnamed-chunk-33-1.png"/>
                     <pic:cNvPicPr>
                       <a:picLocks noChangeAspect="1" noChangeArrowheads="1"/>
                     </pic:cNvPicPr>
@@ -7637,7 +7661,7 @@
                   <pic:spPr bwMode="auto">
                     <a:xfrm>
                       <a:off x="0" y="0"/>
-                      <a:ext cx="4620126" cy="3696101"/>
+                      <a:ext cx="5943600" cy="7132320"/>
                     </a:xfrm>
                     <a:prstGeom prst="rect">
                       <a:avLst/>
@@ -7661,7 +7685,7 @@
         <w:pStyle w:val="Heading2"/>
       </w:pPr>
       <w:bookmarkStart w:id="26" w:name="the-bad"/>
-      <w:bookmarkStart w:id="27" w:name="_Toc176423454"/>
+      <w:bookmarkStart w:id="27" w:name="_Toc177459543"/>
       <w:bookmarkEnd w:id="24"/>
       <w:r>
         <w:t>The bad</w:t>
@@ -7693,7 +7717,11 @@
         <w:t>somewhat</w:t>
       </w:r>
       <w:r>
-        <w:t xml:space="preserve"> readable. If you need inspiration, search for “graph crimes”, or “chart crimes” in your search engine - there are </w:t>
+        <w:t xml:space="preserve"> </w:t>
+      </w:r>
+      <w:r>
+        <w:lastRenderedPageBreak/>
+        <w:t xml:space="preserve">readable. If you need inspiration, search for “graph crimes”, or “chart crimes” in your search engine - there are </w:t>
       </w:r>
       <w:r>
         <w:rPr>
@@ -7711,7 +7739,7 @@
         <w:pStyle w:val="BodyText"/>
       </w:pPr>
       <w:r>
-        <w:t>Once, you’re happy with your masterpieces, add your figures onto the MyAberdeen discussion board, and we’ll have an “Art Exhibit” to finish the workshop :D.</w:t>
+        <w:t>Once you’re happy with your masterpieces, add your figures onto the MyAberdeen discussion board, and we’ll have an “Art Exhibit” to finish the workshop :D.</w:t>
       </w:r>
     </w:p>
     <w:p>
@@ -8649,765 +8677,765 @@
         <w:rPr>
           <w:rStyle w:val="NormalTok"/>
         </w:rPr>
+        <w:t xml:space="preserve">    </w:t>
+      </w:r>
+      <w:r>
+        <w:rPr>
+          <w:rStyle w:val="AttributeTok"/>
+        </w:rPr>
+        <w:t>legend.title =</w:t>
+      </w:r>
+      <w:r>
+        <w:rPr>
+          <w:rStyle w:val="NormalTok"/>
+        </w:rPr>
+        <w:t xml:space="preserve"> </w:t>
+      </w:r>
+      <w:r>
+        <w:rPr>
+          <w:rStyle w:val="FunctionTok"/>
+        </w:rPr>
+        <w:t>element_text</w:t>
+      </w:r>
+      <w:r>
+        <w:rPr>
+          <w:rStyle w:val="NormalTok"/>
+        </w:rPr>
+        <w:t>(</w:t>
+      </w:r>
+      <w:r>
+        <w:rPr>
+          <w:rStyle w:val="AttributeTok"/>
+        </w:rPr>
+        <w:t>size =</w:t>
+      </w:r>
+      <w:r>
+        <w:rPr>
+          <w:rStyle w:val="NormalTok"/>
+        </w:rPr>
+        <w:t xml:space="preserve"> </w:t>
+      </w:r>
+      <w:r>
+        <w:rPr>
+          <w:rStyle w:val="DecValTok"/>
+        </w:rPr>
+        <w:t>15</w:t>
+      </w:r>
+      <w:r>
+        <w:rPr>
+          <w:rStyle w:val="NormalTok"/>
+        </w:rPr>
+        <w:t xml:space="preserve">, </w:t>
+      </w:r>
+      <w:r>
+        <w:rPr>
+          <w:rStyle w:val="AttributeTok"/>
+        </w:rPr>
+        <w:t>colour =</w:t>
+      </w:r>
+      <w:r>
+        <w:rPr>
+          <w:rStyle w:val="NormalTok"/>
+        </w:rPr>
+        <w:t xml:space="preserve"> </w:t>
+      </w:r>
+      <w:r>
+        <w:rPr>
+          <w:rStyle w:val="StringTok"/>
+        </w:rPr>
+        <w:t>"brown"</w:t>
+      </w:r>
+      <w:r>
+        <w:rPr>
+          <w:rStyle w:val="NormalTok"/>
+        </w:rPr>
+        <w:t xml:space="preserve">, </w:t>
+      </w:r>
+      <w:r>
+        <w:rPr>
+          <w:rStyle w:val="AttributeTok"/>
+        </w:rPr>
+        <w:t>face =</w:t>
+      </w:r>
+      <w:r>
+        <w:rPr>
+          <w:rStyle w:val="NormalTok"/>
+        </w:rPr>
+        <w:t xml:space="preserve"> </w:t>
+      </w:r>
+      <w:r>
+        <w:rPr>
+          <w:rStyle w:val="StringTok"/>
+        </w:rPr>
+        <w:t>"italic"</w:t>
+      </w:r>
+      <w:r>
+        <w:rPr>
+          <w:rStyle w:val="NormalTok"/>
+        </w:rPr>
+        <w:t>),</w:t>
+      </w:r>
+      <w:r>
+        <w:br/>
+      </w:r>
+      <w:r>
+        <w:rPr>
+          <w:rStyle w:val="NormalTok"/>
+        </w:rPr>
+        <w:t xml:space="preserve">    </w:t>
+      </w:r>
+      <w:r>
+        <w:rPr>
+          <w:rStyle w:val="AttributeTok"/>
+        </w:rPr>
+        <w:t>legend.text =</w:t>
+      </w:r>
+      <w:r>
+        <w:rPr>
+          <w:rStyle w:val="NormalTok"/>
+        </w:rPr>
+        <w:t xml:space="preserve"> </w:t>
+      </w:r>
+      <w:r>
+        <w:rPr>
+          <w:rStyle w:val="FunctionTok"/>
+        </w:rPr>
+        <w:t>element_text</w:t>
+      </w:r>
+      <w:r>
+        <w:rPr>
+          <w:rStyle w:val="NormalTok"/>
+        </w:rPr>
+        <w:t>(</w:t>
+      </w:r>
+      <w:r>
+        <w:rPr>
+          <w:rStyle w:val="AttributeTok"/>
+        </w:rPr>
+        <w:t>size =</w:t>
+      </w:r>
+      <w:r>
+        <w:rPr>
+          <w:rStyle w:val="NormalTok"/>
+        </w:rPr>
+        <w:t xml:space="preserve"> </w:t>
+      </w:r>
+      <w:r>
+        <w:rPr>
+          <w:rStyle w:val="DecValTok"/>
+        </w:rPr>
+        <w:t>10</w:t>
+      </w:r>
+      <w:r>
+        <w:rPr>
+          <w:rStyle w:val="NormalTok"/>
+        </w:rPr>
+        <w:t xml:space="preserve">, </w:t>
+      </w:r>
+      <w:r>
+        <w:rPr>
+          <w:rStyle w:val="AttributeTok"/>
+        </w:rPr>
+        <w:t>colour =</w:t>
+      </w:r>
+      <w:r>
+        <w:rPr>
+          <w:rStyle w:val="NormalTok"/>
+        </w:rPr>
+        <w:t xml:space="preserve"> </w:t>
+      </w:r>
+      <w:r>
+        <w:rPr>
+          <w:rStyle w:val="StringTok"/>
+        </w:rPr>
+        <w:t>"darkred"</w:t>
+      </w:r>
+      <w:r>
+        <w:rPr>
+          <w:rStyle w:val="NormalTok"/>
+        </w:rPr>
+        <w:t>),</w:t>
+      </w:r>
+      <w:r>
+        <w:br/>
+      </w:r>
+      <w:r>
+        <w:rPr>
+          <w:rStyle w:val="NormalTok"/>
+        </w:rPr>
+        <w:t xml:space="preserve">    </w:t>
+      </w:r>
+      <w:r>
+        <w:rPr>
+          <w:rStyle w:val="AttributeTok"/>
+        </w:rPr>
+        <w:t>strip.background =</w:t>
+      </w:r>
+      <w:r>
+        <w:rPr>
+          <w:rStyle w:val="NormalTok"/>
+        </w:rPr>
+        <w:t xml:space="preserve"> </w:t>
+      </w:r>
+      <w:r>
+        <w:rPr>
+          <w:rStyle w:val="FunctionTok"/>
+        </w:rPr>
+        <w:t>element_rect</w:t>
+      </w:r>
+      <w:r>
+        <w:rPr>
+          <w:rStyle w:val="NormalTok"/>
+        </w:rPr>
+        <w:t>(</w:t>
+      </w:r>
+      <w:r>
+        <w:rPr>
+          <w:rStyle w:val="AttributeTok"/>
+        </w:rPr>
+        <w:t>fill =</w:t>
+      </w:r>
+      <w:r>
+        <w:rPr>
+          <w:rStyle w:val="NormalTok"/>
+        </w:rPr>
+        <w:t xml:space="preserve"> </w:t>
+      </w:r>
+      <w:r>
+        <w:rPr>
+          <w:rStyle w:val="StringTok"/>
+        </w:rPr>
+        <w:t>"grey"</w:t>
+      </w:r>
+      <w:r>
+        <w:rPr>
+          <w:rStyle w:val="NormalTok"/>
+        </w:rPr>
+        <w:t xml:space="preserve">, </w:t>
+      </w:r>
+      <w:r>
+        <w:rPr>
+          <w:rStyle w:val="AttributeTok"/>
+        </w:rPr>
+        <w:t>colour =</w:t>
+      </w:r>
+      <w:r>
+        <w:rPr>
+          <w:rStyle w:val="NormalTok"/>
+        </w:rPr>
+        <w:t xml:space="preserve"> </w:t>
+      </w:r>
+      <w:r>
+        <w:rPr>
+          <w:rStyle w:val="StringTok"/>
+        </w:rPr>
+        <w:t>"black"</w:t>
+      </w:r>
+      <w:r>
+        <w:rPr>
+          <w:rStyle w:val="NormalTok"/>
+        </w:rPr>
+        <w:t xml:space="preserve">, </w:t>
+      </w:r>
+      <w:r>
+        <w:rPr>
+          <w:rStyle w:val="AttributeTok"/>
+        </w:rPr>
+        <w:t>size =</w:t>
+      </w:r>
+      <w:r>
+        <w:rPr>
+          <w:rStyle w:val="NormalTok"/>
+        </w:rPr>
+        <w:t xml:space="preserve"> </w:t>
+      </w:r>
+      <w:r>
+        <w:rPr>
+          <w:rStyle w:val="FloatTok"/>
+        </w:rPr>
+        <w:t>1.5</w:t>
+      </w:r>
+      <w:r>
+        <w:rPr>
+          <w:rStyle w:val="NormalTok"/>
+        </w:rPr>
+        <w:t>),</w:t>
+      </w:r>
+      <w:r>
+        <w:br/>
+      </w:r>
+      <w:r>
+        <w:rPr>
+          <w:rStyle w:val="NormalTok"/>
+        </w:rPr>
+        <w:t xml:space="preserve">    </w:t>
+      </w:r>
+      <w:r>
+        <w:rPr>
+          <w:rStyle w:val="AttributeTok"/>
+        </w:rPr>
+        <w:t>strip.text =</w:t>
+      </w:r>
+      <w:r>
+        <w:rPr>
+          <w:rStyle w:val="NormalTok"/>
+        </w:rPr>
+        <w:t xml:space="preserve"> </w:t>
+      </w:r>
+      <w:r>
+        <w:rPr>
+          <w:rStyle w:val="FunctionTok"/>
+        </w:rPr>
+        <w:t>element_text</w:t>
+      </w:r>
+      <w:r>
+        <w:rPr>
+          <w:rStyle w:val="NormalTok"/>
+        </w:rPr>
+        <w:t>(</w:t>
+      </w:r>
+      <w:r>
+        <w:rPr>
+          <w:rStyle w:val="AttributeTok"/>
+        </w:rPr>
+        <w:t>size =</w:t>
+      </w:r>
+      <w:r>
+        <w:rPr>
+          <w:rStyle w:val="NormalTok"/>
+        </w:rPr>
+        <w:t xml:space="preserve"> </w:t>
+      </w:r>
+      <w:r>
+        <w:rPr>
+          <w:rStyle w:val="DecValTok"/>
+        </w:rPr>
+        <w:t>20</w:t>
+      </w:r>
+      <w:r>
+        <w:rPr>
+          <w:rStyle w:val="NormalTok"/>
+        </w:rPr>
+        <w:t xml:space="preserve">, </w:t>
+      </w:r>
+      <w:r>
+        <w:rPr>
+          <w:rStyle w:val="AttributeTok"/>
+        </w:rPr>
+        <w:t>colour =</w:t>
+      </w:r>
+      <w:r>
+        <w:rPr>
+          <w:rStyle w:val="NormalTok"/>
+        </w:rPr>
+        <w:t xml:space="preserve"> </w:t>
+      </w:r>
+      <w:r>
+        <w:rPr>
+          <w:rStyle w:val="StringTok"/>
+        </w:rPr>
+        <w:t>"red"</w:t>
+      </w:r>
+      <w:r>
+        <w:rPr>
+          <w:rStyle w:val="NormalTok"/>
+        </w:rPr>
+        <w:t xml:space="preserve">, </w:t>
+      </w:r>
+      <w:r>
+        <w:rPr>
+          <w:rStyle w:val="AttributeTok"/>
+        </w:rPr>
+        <w:t>face =</w:t>
+      </w:r>
+      <w:r>
+        <w:rPr>
+          <w:rStyle w:val="NormalTok"/>
+        </w:rPr>
+        <w:t xml:space="preserve"> </w:t>
+      </w:r>
+      <w:r>
+        <w:rPr>
+          <w:rStyle w:val="StringTok"/>
+        </w:rPr>
+        <w:t>"bold"</w:t>
+      </w:r>
+      <w:r>
+        <w:rPr>
+          <w:rStyle w:val="NormalTok"/>
+        </w:rPr>
+        <w:t>)</w:t>
+      </w:r>
+      <w:r>
+        <w:br/>
+      </w:r>
+      <w:r>
+        <w:rPr>
+          <w:rStyle w:val="NormalTok"/>
+        </w:rPr>
+        <w:t xml:space="preserve">  ) </w:t>
+      </w:r>
+      <w:r>
+        <w:rPr>
+          <w:rStyle w:val="SpecialCharTok"/>
+        </w:rPr>
+        <w:t>+</w:t>
+      </w:r>
+      <w:r>
+        <w:br/>
+      </w:r>
+      <w:r>
+        <w:rPr>
+          <w:rStyle w:val="NormalTok"/>
+        </w:rPr>
+        <w:t xml:space="preserve">  </w:t>
+      </w:r>
+      <w:r>
+        <w:rPr>
+          <w:rStyle w:val="FunctionTok"/>
+        </w:rPr>
+        <w:t>scale_colour_gradient</w:t>
+      </w:r>
+      <w:r>
+        <w:rPr>
+          <w:rStyle w:val="NormalTok"/>
+        </w:rPr>
+        <w:t>(</w:t>
+      </w:r>
+      <w:r>
+        <w:rPr>
+          <w:rStyle w:val="AttributeTok"/>
+        </w:rPr>
+        <w:t>low =</w:t>
+      </w:r>
+      <w:r>
+        <w:rPr>
+          <w:rStyle w:val="NormalTok"/>
+        </w:rPr>
+        <w:t xml:space="preserve"> </w:t>
+      </w:r>
+      <w:r>
+        <w:rPr>
+          <w:rStyle w:val="StringTok"/>
+        </w:rPr>
+        <w:t>"pink"</w:t>
+      </w:r>
+      <w:r>
+        <w:rPr>
+          <w:rStyle w:val="NormalTok"/>
+        </w:rPr>
+        <w:t xml:space="preserve">, </w:t>
+      </w:r>
+      <w:r>
+        <w:rPr>
+          <w:rStyle w:val="AttributeTok"/>
+        </w:rPr>
+        <w:t>high =</w:t>
+      </w:r>
+      <w:r>
+        <w:rPr>
+          <w:rStyle w:val="NormalTok"/>
+        </w:rPr>
+        <w:t xml:space="preserve"> </w:t>
+      </w:r>
+      <w:r>
+        <w:rPr>
+          <w:rStyle w:val="StringTok"/>
+        </w:rPr>
+        <w:t>"green"</w:t>
+      </w:r>
+      <w:r>
+        <w:rPr>
+          <w:rStyle w:val="NormalTok"/>
+        </w:rPr>
+        <w:t xml:space="preserve">) </w:t>
+      </w:r>
+      <w:r>
+        <w:rPr>
+          <w:rStyle w:val="SpecialCharTok"/>
+        </w:rPr>
+        <w:t>+</w:t>
+      </w:r>
+      <w:r>
+        <w:br/>
+      </w:r>
+      <w:r>
+        <w:rPr>
+          <w:rStyle w:val="NormalTok"/>
+        </w:rPr>
+        <w:t xml:space="preserve">  </w:t>
+      </w:r>
+      <w:r>
+        <w:rPr>
+          <w:rStyle w:val="FunctionTok"/>
+        </w:rPr>
+        <w:t>labs</w:t>
+      </w:r>
+      <w:r>
+        <w:rPr>
+          <w:rStyle w:val="NormalTok"/>
+        </w:rPr>
+        <w:t>(</w:t>
+      </w:r>
+      <w:r>
+        <w:rPr>
+          <w:rStyle w:val="AttributeTok"/>
+        </w:rPr>
+        <w:t>x =</w:t>
+      </w:r>
+      <w:r>
+        <w:rPr>
+          <w:rStyle w:val="NormalTok"/>
+        </w:rPr>
+        <w:t xml:space="preserve"> </w:t>
+      </w:r>
+      <w:r>
+        <w:rPr>
+          <w:rStyle w:val="StringTok"/>
+        </w:rPr>
+        <w:t>"Y-axis"</w:t>
+      </w:r>
+      <w:r>
+        <w:rPr>
+          <w:rStyle w:val="NormalTok"/>
+        </w:rPr>
+        <w:t xml:space="preserve">, </w:t>
+      </w:r>
+      <w:r>
+        <w:br/>
+      </w:r>
+      <w:r>
+        <w:rPr>
+          <w:rStyle w:val="NormalTok"/>
+        </w:rPr>
+        <w:t xml:space="preserve">       </w:t>
+      </w:r>
+      <w:r>
+        <w:rPr>
+          <w:rStyle w:val="AttributeTok"/>
+        </w:rPr>
+        <w:t>y =</w:t>
+      </w:r>
+      <w:r>
+        <w:rPr>
+          <w:rStyle w:val="NormalTok"/>
+        </w:rPr>
+        <w:t xml:space="preserve"> </w:t>
+      </w:r>
+      <w:r>
+        <w:rPr>
+          <w:rStyle w:val="StringTok"/>
+        </w:rPr>
+        <w:t>"X-axis"</w:t>
+      </w:r>
+      <w:r>
+        <w:rPr>
+          <w:rStyle w:val="NormalTok"/>
+        </w:rPr>
+        <w:t xml:space="preserve">, </w:t>
+      </w:r>
+      <w:r>
+        <w:br/>
+      </w:r>
+      <w:r>
+        <w:rPr>
+          <w:rStyle w:val="NormalTok"/>
+        </w:rPr>
+        <w:t xml:space="preserve">       </w:t>
+      </w:r>
+      <w:r>
+        <w:rPr>
+          <w:rStyle w:val="AttributeTok"/>
+        </w:rPr>
+        <w:t>colour =</w:t>
+      </w:r>
+      <w:r>
+        <w:rPr>
+          <w:rStyle w:val="NormalTok"/>
+        </w:rPr>
+        <w:t xml:space="preserve"> </w:t>
+      </w:r>
+      <w:r>
+        <w:rPr>
+          <w:rStyle w:val="StringTok"/>
+        </w:rPr>
+        <w:t>"[?]"</w:t>
+      </w:r>
+      <w:r>
+        <w:rPr>
+          <w:rStyle w:val="NormalTok"/>
+        </w:rPr>
+        <w:t xml:space="preserve">) </w:t>
+      </w:r>
+      <w:r>
+        <w:rPr>
+          <w:rStyle w:val="SpecialCharTok"/>
+        </w:rPr>
+        <w:t>+</w:t>
+      </w:r>
+      <w:r>
+        <w:br/>
+      </w:r>
+      <w:r>
+        <w:rPr>
+          <w:rStyle w:val="NormalTok"/>
+        </w:rPr>
+        <w:t xml:space="preserve">  </w:t>
+      </w:r>
+      <w:r>
+        <w:rPr>
+          <w:rStyle w:val="FunctionTok"/>
+        </w:rPr>
+        <w:t>facet_wrap</w:t>
+      </w:r>
+      <w:r>
+        <w:rPr>
+          <w:rStyle w:val="NormalTok"/>
+        </w:rPr>
+        <w:t>(</w:t>
+      </w:r>
+      <w:r>
+        <w:rPr>
+          <w:rStyle w:val="SpecialCharTok"/>
+        </w:rPr>
+        <w:t>~</w:t>
+      </w:r>
+      <w:r>
+        <w:rPr>
+          <w:rStyle w:val="NormalTok"/>
+        </w:rPr>
+        <w:t xml:space="preserve">epc, </w:t>
+      </w:r>
+      <w:r>
+        <w:rPr>
+          <w:rStyle w:val="AttributeTok"/>
+        </w:rPr>
+        <w:t>scales =</w:t>
+      </w:r>
+      <w:r>
+        <w:rPr>
+          <w:rStyle w:val="NormalTok"/>
+        </w:rPr>
+        <w:t xml:space="preserve"> </w:t>
+      </w:r>
+      <w:r>
+        <w:rPr>
+          <w:rStyle w:val="StringTok"/>
+        </w:rPr>
+        <w:t>"free_y"</w:t>
+      </w:r>
+      <w:r>
+        <w:rPr>
+          <w:rStyle w:val="NormalTok"/>
+        </w:rPr>
+        <w:t>)</w:t>
+      </w:r>
+    </w:p>
+    <w:p>
+      <w:pPr>
+        <w:pStyle w:val="SourceCode"/>
+      </w:pPr>
+      <w:r>
+        <w:rPr>
+          <w:rStyle w:val="VerbatimChar"/>
+        </w:rPr>
+        <w:t>## Warning: The `size` argument of `element_rect()` is deprecated as of ggplot2 3.4.0.</w:t>
+      </w:r>
+      <w:r>
+        <w:br/>
+      </w:r>
+      <w:r>
+        <w:rPr>
+          <w:rStyle w:val="VerbatimChar"/>
+        </w:rPr>
+        <w:t>## ℹ Please use the `linewidth` argument instead.</w:t>
+      </w:r>
+      <w:r>
+        <w:br/>
+      </w:r>
+      <w:r>
+        <w:rPr>
+          <w:rStyle w:val="VerbatimChar"/>
+        </w:rPr>
+        <w:t>## This warning is displayed once every 8 hours.</w:t>
+      </w:r>
+      <w:r>
+        <w:br/>
+      </w:r>
+      <w:r>
+        <w:rPr>
+          <w:rStyle w:val="VerbatimChar"/>
+        </w:rPr>
+        <w:t>## Call `lifecycle::last_lifecycle_warnings()` to see where this warning was</w:t>
+      </w:r>
+      <w:r>
+        <w:br/>
+      </w:r>
+      <w:r>
+        <w:rPr>
+          <w:rStyle w:val="VerbatimChar"/>
+        </w:rPr>
+        <w:t>## generated.</w:t>
+      </w:r>
+    </w:p>
+    <w:p>
+      <w:pPr>
+        <w:pStyle w:val="SourceCode"/>
+      </w:pPr>
+      <w:r>
+        <w:rPr>
+          <w:rStyle w:val="VerbatimChar"/>
+        </w:rPr>
+        <w:t>## Warning: The `size` argument of `element_line()` is deprecated as of ggplot2 3.4.0.</w:t>
+      </w:r>
+      <w:r>
+        <w:br/>
+      </w:r>
+      <w:r>
+        <w:rPr>
+          <w:rStyle w:val="VerbatimChar"/>
+        </w:rPr>
+        <w:t>## ℹ Please use the `linewidth` argument instead.</w:t>
+      </w:r>
+      <w:r>
+        <w:br/>
+      </w:r>
+      <w:r>
+        <w:rPr>
+          <w:rStyle w:val="VerbatimChar"/>
+        </w:rPr>
+        <w:t>## This warning is displayed once every 8 hours.</w:t>
+      </w:r>
+      <w:r>
+        <w:br/>
+      </w:r>
+      <w:r>
+        <w:rPr>
+          <w:rStyle w:val="VerbatimChar"/>
+        </w:rPr>
+        <w:t>## Call `lifecycle::last_lifecycle_warnings()` to see where this warning was</w:t>
+      </w:r>
+      <w:r>
+        <w:br/>
+      </w:r>
+      <w:r>
+        <w:rPr>
+          <w:rStyle w:val="VerbatimChar"/>
+        </w:rPr>
+        <w:t>## generated.</w:t>
+      </w:r>
+    </w:p>
+    <w:p>
+      <w:pPr>
+        <w:pStyle w:val="FirstParagraph"/>
+      </w:pPr>
+      <w:r>
+        <w:rPr>
+          <w:noProof/>
+        </w:rPr>
         <w:lastRenderedPageBreak/>
-        <w:t xml:space="preserve">    </w:t>
-      </w:r>
-      <w:r>
-        <w:rPr>
-          <w:rStyle w:val="AttributeTok"/>
-        </w:rPr>
-        <w:t>legend.title =</w:t>
-      </w:r>
-      <w:r>
-        <w:rPr>
-          <w:rStyle w:val="NormalTok"/>
-        </w:rPr>
-        <w:t xml:space="preserve"> </w:t>
-      </w:r>
-      <w:r>
-        <w:rPr>
-          <w:rStyle w:val="FunctionTok"/>
-        </w:rPr>
-        <w:t>element_text</w:t>
-      </w:r>
-      <w:r>
-        <w:rPr>
-          <w:rStyle w:val="NormalTok"/>
-        </w:rPr>
-        <w:t>(</w:t>
-      </w:r>
-      <w:r>
-        <w:rPr>
-          <w:rStyle w:val="AttributeTok"/>
-        </w:rPr>
-        <w:t>size =</w:t>
-      </w:r>
-      <w:r>
-        <w:rPr>
-          <w:rStyle w:val="NormalTok"/>
-        </w:rPr>
-        <w:t xml:space="preserve"> </w:t>
-      </w:r>
-      <w:r>
-        <w:rPr>
-          <w:rStyle w:val="DecValTok"/>
-        </w:rPr>
-        <w:t>15</w:t>
-      </w:r>
-      <w:r>
-        <w:rPr>
-          <w:rStyle w:val="NormalTok"/>
-        </w:rPr>
-        <w:t xml:space="preserve">, </w:t>
-      </w:r>
-      <w:r>
-        <w:rPr>
-          <w:rStyle w:val="AttributeTok"/>
-        </w:rPr>
-        <w:t>colour =</w:t>
-      </w:r>
-      <w:r>
-        <w:rPr>
-          <w:rStyle w:val="NormalTok"/>
-        </w:rPr>
-        <w:t xml:space="preserve"> </w:t>
-      </w:r>
-      <w:r>
-        <w:rPr>
-          <w:rStyle w:val="StringTok"/>
-        </w:rPr>
-        <w:t>"brown"</w:t>
-      </w:r>
-      <w:r>
-        <w:rPr>
-          <w:rStyle w:val="NormalTok"/>
-        </w:rPr>
-        <w:t xml:space="preserve">, </w:t>
-      </w:r>
-      <w:r>
-        <w:rPr>
-          <w:rStyle w:val="AttributeTok"/>
-        </w:rPr>
-        <w:t>face =</w:t>
-      </w:r>
-      <w:r>
-        <w:rPr>
-          <w:rStyle w:val="NormalTok"/>
-        </w:rPr>
-        <w:t xml:space="preserve"> </w:t>
-      </w:r>
-      <w:r>
-        <w:rPr>
-          <w:rStyle w:val="StringTok"/>
-        </w:rPr>
-        <w:t>"italic"</w:t>
-      </w:r>
-      <w:r>
-        <w:rPr>
-          <w:rStyle w:val="NormalTok"/>
-        </w:rPr>
-        <w:t>),</w:t>
-      </w:r>
-      <w:r>
-        <w:br/>
-      </w:r>
-      <w:r>
-        <w:rPr>
-          <w:rStyle w:val="NormalTok"/>
-        </w:rPr>
-        <w:t xml:space="preserve">    </w:t>
-      </w:r>
-      <w:r>
-        <w:rPr>
-          <w:rStyle w:val="AttributeTok"/>
-        </w:rPr>
-        <w:t>legend.text =</w:t>
-      </w:r>
-      <w:r>
-        <w:rPr>
-          <w:rStyle w:val="NormalTok"/>
-        </w:rPr>
-        <w:t xml:space="preserve"> </w:t>
-      </w:r>
-      <w:r>
-        <w:rPr>
-          <w:rStyle w:val="FunctionTok"/>
-        </w:rPr>
-        <w:t>element_text</w:t>
-      </w:r>
-      <w:r>
-        <w:rPr>
-          <w:rStyle w:val="NormalTok"/>
-        </w:rPr>
-        <w:t>(</w:t>
-      </w:r>
-      <w:r>
-        <w:rPr>
-          <w:rStyle w:val="AttributeTok"/>
-        </w:rPr>
-        <w:t>size =</w:t>
-      </w:r>
-      <w:r>
-        <w:rPr>
-          <w:rStyle w:val="NormalTok"/>
-        </w:rPr>
-        <w:t xml:space="preserve"> </w:t>
-      </w:r>
-      <w:r>
-        <w:rPr>
-          <w:rStyle w:val="DecValTok"/>
-        </w:rPr>
-        <w:t>10</w:t>
-      </w:r>
-      <w:r>
-        <w:rPr>
-          <w:rStyle w:val="NormalTok"/>
-        </w:rPr>
-        <w:t xml:space="preserve">, </w:t>
-      </w:r>
-      <w:r>
-        <w:rPr>
-          <w:rStyle w:val="AttributeTok"/>
-        </w:rPr>
-        <w:t>colour =</w:t>
-      </w:r>
-      <w:r>
-        <w:rPr>
-          <w:rStyle w:val="NormalTok"/>
-        </w:rPr>
-        <w:t xml:space="preserve"> </w:t>
-      </w:r>
-      <w:r>
-        <w:rPr>
-          <w:rStyle w:val="StringTok"/>
-        </w:rPr>
-        <w:t>"darkred"</w:t>
-      </w:r>
-      <w:r>
-        <w:rPr>
-          <w:rStyle w:val="NormalTok"/>
-        </w:rPr>
-        <w:t>),</w:t>
-      </w:r>
-      <w:r>
-        <w:br/>
-      </w:r>
-      <w:r>
-        <w:rPr>
-          <w:rStyle w:val="NormalTok"/>
-        </w:rPr>
-        <w:t xml:space="preserve">    </w:t>
-      </w:r>
-      <w:r>
-        <w:rPr>
-          <w:rStyle w:val="AttributeTok"/>
-        </w:rPr>
-        <w:t>strip.background =</w:t>
-      </w:r>
-      <w:r>
-        <w:rPr>
-          <w:rStyle w:val="NormalTok"/>
-        </w:rPr>
-        <w:t xml:space="preserve"> </w:t>
-      </w:r>
-      <w:r>
-        <w:rPr>
-          <w:rStyle w:val="FunctionTok"/>
-        </w:rPr>
-        <w:t>element_rect</w:t>
-      </w:r>
-      <w:r>
-        <w:rPr>
-          <w:rStyle w:val="NormalTok"/>
-        </w:rPr>
-        <w:t>(</w:t>
-      </w:r>
-      <w:r>
-        <w:rPr>
-          <w:rStyle w:val="AttributeTok"/>
-        </w:rPr>
-        <w:t>fill =</w:t>
-      </w:r>
-      <w:r>
-        <w:rPr>
-          <w:rStyle w:val="NormalTok"/>
-        </w:rPr>
-        <w:t xml:space="preserve"> </w:t>
-      </w:r>
-      <w:r>
-        <w:rPr>
-          <w:rStyle w:val="StringTok"/>
-        </w:rPr>
-        <w:t>"grey"</w:t>
-      </w:r>
-      <w:r>
-        <w:rPr>
-          <w:rStyle w:val="NormalTok"/>
-        </w:rPr>
-        <w:t xml:space="preserve">, </w:t>
-      </w:r>
-      <w:r>
-        <w:rPr>
-          <w:rStyle w:val="AttributeTok"/>
-        </w:rPr>
-        <w:t>colour =</w:t>
-      </w:r>
-      <w:r>
-        <w:rPr>
-          <w:rStyle w:val="NormalTok"/>
-        </w:rPr>
-        <w:t xml:space="preserve"> </w:t>
-      </w:r>
-      <w:r>
-        <w:rPr>
-          <w:rStyle w:val="StringTok"/>
-        </w:rPr>
-        <w:t>"black"</w:t>
-      </w:r>
-      <w:r>
-        <w:rPr>
-          <w:rStyle w:val="NormalTok"/>
-        </w:rPr>
-        <w:t xml:space="preserve">, </w:t>
-      </w:r>
-      <w:r>
-        <w:rPr>
-          <w:rStyle w:val="AttributeTok"/>
-        </w:rPr>
-        <w:t>size =</w:t>
-      </w:r>
-      <w:r>
-        <w:rPr>
-          <w:rStyle w:val="NormalTok"/>
-        </w:rPr>
-        <w:t xml:space="preserve"> </w:t>
-      </w:r>
-      <w:r>
-        <w:rPr>
-          <w:rStyle w:val="FloatTok"/>
-        </w:rPr>
-        <w:t>1.5</w:t>
-      </w:r>
-      <w:r>
-        <w:rPr>
-          <w:rStyle w:val="NormalTok"/>
-        </w:rPr>
-        <w:t>),</w:t>
-      </w:r>
-      <w:r>
-        <w:br/>
-      </w:r>
-      <w:r>
-        <w:rPr>
-          <w:rStyle w:val="NormalTok"/>
-        </w:rPr>
-        <w:t xml:space="preserve">    </w:t>
-      </w:r>
-      <w:r>
-        <w:rPr>
-          <w:rStyle w:val="AttributeTok"/>
-        </w:rPr>
-        <w:t>strip.text =</w:t>
-      </w:r>
-      <w:r>
-        <w:rPr>
-          <w:rStyle w:val="NormalTok"/>
-        </w:rPr>
-        <w:t xml:space="preserve"> </w:t>
-      </w:r>
-      <w:r>
-        <w:rPr>
-          <w:rStyle w:val="FunctionTok"/>
-        </w:rPr>
-        <w:t>element_text</w:t>
-      </w:r>
-      <w:r>
-        <w:rPr>
-          <w:rStyle w:val="NormalTok"/>
-        </w:rPr>
-        <w:t>(</w:t>
-      </w:r>
-      <w:r>
-        <w:rPr>
-          <w:rStyle w:val="AttributeTok"/>
-        </w:rPr>
-        <w:t>size =</w:t>
-      </w:r>
-      <w:r>
-        <w:rPr>
-          <w:rStyle w:val="NormalTok"/>
-        </w:rPr>
-        <w:t xml:space="preserve"> </w:t>
-      </w:r>
-      <w:r>
-        <w:rPr>
-          <w:rStyle w:val="DecValTok"/>
-        </w:rPr>
-        <w:t>20</w:t>
-      </w:r>
-      <w:r>
-        <w:rPr>
-          <w:rStyle w:val="NormalTok"/>
-        </w:rPr>
-        <w:t xml:space="preserve">, </w:t>
-      </w:r>
-      <w:r>
-        <w:rPr>
-          <w:rStyle w:val="AttributeTok"/>
-        </w:rPr>
-        <w:t>colour =</w:t>
-      </w:r>
-      <w:r>
-        <w:rPr>
-          <w:rStyle w:val="NormalTok"/>
-        </w:rPr>
-        <w:t xml:space="preserve"> </w:t>
-      </w:r>
-      <w:r>
-        <w:rPr>
-          <w:rStyle w:val="StringTok"/>
-        </w:rPr>
-        <w:t>"red"</w:t>
-      </w:r>
-      <w:r>
-        <w:rPr>
-          <w:rStyle w:val="NormalTok"/>
-        </w:rPr>
-        <w:t xml:space="preserve">, </w:t>
-      </w:r>
-      <w:r>
-        <w:rPr>
-          <w:rStyle w:val="AttributeTok"/>
-        </w:rPr>
-        <w:t>face =</w:t>
-      </w:r>
-      <w:r>
-        <w:rPr>
-          <w:rStyle w:val="NormalTok"/>
-        </w:rPr>
-        <w:t xml:space="preserve"> </w:t>
-      </w:r>
-      <w:r>
-        <w:rPr>
-          <w:rStyle w:val="StringTok"/>
-        </w:rPr>
-        <w:t>"bold"</w:t>
-      </w:r>
-      <w:r>
-        <w:rPr>
-          <w:rStyle w:val="NormalTok"/>
-        </w:rPr>
-        <w:t>)</w:t>
-      </w:r>
-      <w:r>
-        <w:br/>
-      </w:r>
-      <w:r>
-        <w:rPr>
-          <w:rStyle w:val="NormalTok"/>
-        </w:rPr>
-        <w:t xml:space="preserve">  ) </w:t>
-      </w:r>
-      <w:r>
-        <w:rPr>
-          <w:rStyle w:val="SpecialCharTok"/>
-        </w:rPr>
-        <w:t>+</w:t>
-      </w:r>
-      <w:r>
-        <w:br/>
-      </w:r>
-      <w:r>
-        <w:rPr>
-          <w:rStyle w:val="NormalTok"/>
-        </w:rPr>
-        <w:t xml:space="preserve">  </w:t>
-      </w:r>
-      <w:r>
-        <w:rPr>
-          <w:rStyle w:val="FunctionTok"/>
-        </w:rPr>
-        <w:t>scale_colour_gradient</w:t>
-      </w:r>
-      <w:r>
-        <w:rPr>
-          <w:rStyle w:val="NormalTok"/>
-        </w:rPr>
-        <w:t>(</w:t>
-      </w:r>
-      <w:r>
-        <w:rPr>
-          <w:rStyle w:val="AttributeTok"/>
-        </w:rPr>
-        <w:t>low =</w:t>
-      </w:r>
-      <w:r>
-        <w:rPr>
-          <w:rStyle w:val="NormalTok"/>
-        </w:rPr>
-        <w:t xml:space="preserve"> </w:t>
-      </w:r>
-      <w:r>
-        <w:rPr>
-          <w:rStyle w:val="StringTok"/>
-        </w:rPr>
-        <w:t>"pink"</w:t>
-      </w:r>
-      <w:r>
-        <w:rPr>
-          <w:rStyle w:val="NormalTok"/>
-        </w:rPr>
-        <w:t xml:space="preserve">, </w:t>
-      </w:r>
-      <w:r>
-        <w:rPr>
-          <w:rStyle w:val="AttributeTok"/>
-        </w:rPr>
-        <w:t>high =</w:t>
-      </w:r>
-      <w:r>
-        <w:rPr>
-          <w:rStyle w:val="NormalTok"/>
-        </w:rPr>
-        <w:t xml:space="preserve"> </w:t>
-      </w:r>
-      <w:r>
-        <w:rPr>
-          <w:rStyle w:val="StringTok"/>
-        </w:rPr>
-        <w:t>"green"</w:t>
-      </w:r>
-      <w:r>
-        <w:rPr>
-          <w:rStyle w:val="NormalTok"/>
-        </w:rPr>
-        <w:t xml:space="preserve">) </w:t>
-      </w:r>
-      <w:r>
-        <w:rPr>
-          <w:rStyle w:val="SpecialCharTok"/>
-        </w:rPr>
-        <w:t>+</w:t>
-      </w:r>
-      <w:r>
-        <w:br/>
-      </w:r>
-      <w:r>
-        <w:rPr>
-          <w:rStyle w:val="NormalTok"/>
-        </w:rPr>
-        <w:t xml:space="preserve">  </w:t>
-      </w:r>
-      <w:r>
-        <w:rPr>
-          <w:rStyle w:val="FunctionTok"/>
-        </w:rPr>
-        <w:t>labs</w:t>
-      </w:r>
-      <w:r>
-        <w:rPr>
-          <w:rStyle w:val="NormalTok"/>
-        </w:rPr>
-        <w:t>(</w:t>
-      </w:r>
-      <w:r>
-        <w:rPr>
-          <w:rStyle w:val="AttributeTok"/>
-        </w:rPr>
-        <w:t>x =</w:t>
-      </w:r>
-      <w:r>
-        <w:rPr>
-          <w:rStyle w:val="NormalTok"/>
-        </w:rPr>
-        <w:t xml:space="preserve"> </w:t>
-      </w:r>
-      <w:r>
-        <w:rPr>
-          <w:rStyle w:val="StringTok"/>
-        </w:rPr>
-        <w:t>"Y-axis"</w:t>
-      </w:r>
-      <w:r>
-        <w:rPr>
-          <w:rStyle w:val="NormalTok"/>
-        </w:rPr>
-        <w:t xml:space="preserve">, </w:t>
-      </w:r>
-      <w:r>
-        <w:br/>
-      </w:r>
-      <w:r>
-        <w:rPr>
-          <w:rStyle w:val="NormalTok"/>
-        </w:rPr>
-        <w:t xml:space="preserve">       </w:t>
-      </w:r>
-      <w:r>
-        <w:rPr>
-          <w:rStyle w:val="AttributeTok"/>
-        </w:rPr>
-        <w:t>y =</w:t>
-      </w:r>
-      <w:r>
-        <w:rPr>
-          <w:rStyle w:val="NormalTok"/>
-        </w:rPr>
-        <w:t xml:space="preserve"> </w:t>
-      </w:r>
-      <w:r>
-        <w:rPr>
-          <w:rStyle w:val="StringTok"/>
-        </w:rPr>
-        <w:t>"X-axis"</w:t>
-      </w:r>
-      <w:r>
-        <w:rPr>
-          <w:rStyle w:val="NormalTok"/>
-        </w:rPr>
-        <w:t xml:space="preserve">, </w:t>
-      </w:r>
-      <w:r>
-        <w:br/>
-      </w:r>
-      <w:r>
-        <w:rPr>
-          <w:rStyle w:val="NormalTok"/>
-        </w:rPr>
-        <w:t xml:space="preserve">       </w:t>
-      </w:r>
-      <w:r>
-        <w:rPr>
-          <w:rStyle w:val="AttributeTok"/>
-        </w:rPr>
-        <w:t>colour =</w:t>
-      </w:r>
-      <w:r>
-        <w:rPr>
-          <w:rStyle w:val="NormalTok"/>
-        </w:rPr>
-        <w:t xml:space="preserve"> </w:t>
-      </w:r>
-      <w:r>
-        <w:rPr>
-          <w:rStyle w:val="StringTok"/>
-        </w:rPr>
-        <w:t>"[?]"</w:t>
-      </w:r>
-      <w:r>
-        <w:rPr>
-          <w:rStyle w:val="NormalTok"/>
-        </w:rPr>
-        <w:t xml:space="preserve">) </w:t>
-      </w:r>
-      <w:r>
-        <w:rPr>
-          <w:rStyle w:val="SpecialCharTok"/>
-        </w:rPr>
-        <w:t>+</w:t>
-      </w:r>
-      <w:r>
-        <w:br/>
-      </w:r>
-      <w:r>
-        <w:rPr>
-          <w:rStyle w:val="NormalTok"/>
-        </w:rPr>
-        <w:t xml:space="preserve">  </w:t>
-      </w:r>
-      <w:r>
-        <w:rPr>
-          <w:rStyle w:val="FunctionTok"/>
-        </w:rPr>
-        <w:t>facet_wrap</w:t>
-      </w:r>
-      <w:r>
-        <w:rPr>
-          <w:rStyle w:val="NormalTok"/>
-        </w:rPr>
-        <w:t>(</w:t>
-      </w:r>
-      <w:r>
-        <w:rPr>
-          <w:rStyle w:val="SpecialCharTok"/>
-        </w:rPr>
-        <w:t>~</w:t>
-      </w:r>
-      <w:r>
-        <w:rPr>
-          <w:rStyle w:val="NormalTok"/>
-        </w:rPr>
-        <w:t xml:space="preserve">epc, </w:t>
-      </w:r>
-      <w:r>
-        <w:rPr>
-          <w:rStyle w:val="AttributeTok"/>
-        </w:rPr>
-        <w:t>scales =</w:t>
-      </w:r>
-      <w:r>
-        <w:rPr>
-          <w:rStyle w:val="NormalTok"/>
-        </w:rPr>
-        <w:t xml:space="preserve"> </w:t>
-      </w:r>
-      <w:r>
-        <w:rPr>
-          <w:rStyle w:val="StringTok"/>
-        </w:rPr>
-        <w:t>"free_y"</w:t>
-      </w:r>
-      <w:r>
-        <w:rPr>
-          <w:rStyle w:val="NormalTok"/>
-        </w:rPr>
-        <w:t>)</w:t>
-      </w:r>
-    </w:p>
-    <w:p>
-      <w:pPr>
-        <w:pStyle w:val="SourceCode"/>
-      </w:pPr>
-      <w:r>
-        <w:rPr>
-          <w:rStyle w:val="VerbatimChar"/>
-        </w:rPr>
-        <w:t>## Warning: The `size` argument of `element_rect()` is deprecated as of ggplot2 3.4.0.</w:t>
-      </w:r>
-      <w:r>
-        <w:br/>
-      </w:r>
-      <w:r>
-        <w:rPr>
-          <w:rStyle w:val="VerbatimChar"/>
-        </w:rPr>
-        <w:t>## ℹ Please use the `linewidth` argument instead.</w:t>
-      </w:r>
-      <w:r>
-        <w:br/>
-      </w:r>
-      <w:r>
-        <w:rPr>
-          <w:rStyle w:val="VerbatimChar"/>
-        </w:rPr>
-        <w:t>## This warning is displayed once every 8 hours.</w:t>
-      </w:r>
-      <w:r>
-        <w:br/>
-      </w:r>
-      <w:r>
-        <w:rPr>
-          <w:rStyle w:val="VerbatimChar"/>
-        </w:rPr>
-        <w:t>## Call `lifecycle::last_lifecycle_warnings()` to see where this warning was</w:t>
-      </w:r>
-      <w:r>
-        <w:br/>
-      </w:r>
-      <w:r>
-        <w:rPr>
-          <w:rStyle w:val="VerbatimChar"/>
-        </w:rPr>
-        <w:t>## generated.</w:t>
-      </w:r>
-    </w:p>
-    <w:p>
-      <w:pPr>
-        <w:pStyle w:val="SourceCode"/>
-      </w:pPr>
-      <w:r>
-        <w:rPr>
-          <w:rStyle w:val="VerbatimChar"/>
-        </w:rPr>
-        <w:t>## Warning: The `size` argument of `element_line()` is deprecated as of ggplot2 3.4.0.</w:t>
-      </w:r>
-      <w:r>
-        <w:br/>
-      </w:r>
-      <w:r>
-        <w:rPr>
-          <w:rStyle w:val="VerbatimChar"/>
-        </w:rPr>
-        <w:t>## ℹ Please use the `linewidth` argument instead.</w:t>
-      </w:r>
-      <w:r>
-        <w:br/>
-      </w:r>
-      <w:r>
-        <w:rPr>
-          <w:rStyle w:val="VerbatimChar"/>
-        </w:rPr>
-        <w:t>## This warning is displayed once every 8 hours.</w:t>
-      </w:r>
-      <w:r>
-        <w:br/>
-      </w:r>
-      <w:r>
-        <w:rPr>
-          <w:rStyle w:val="VerbatimChar"/>
-        </w:rPr>
-        <w:t>## Call `lifecycle::last_lifecycle_warnings()` to see where this warning was</w:t>
-      </w:r>
-      <w:r>
-        <w:br/>
-      </w:r>
-      <w:r>
-        <w:rPr>
-          <w:rStyle w:val="VerbatimChar"/>
-        </w:rPr>
-        <w:t>## generated.</w:t>
-      </w:r>
-    </w:p>
-    <w:p>
-      <w:pPr>
-        <w:pStyle w:val="FirstParagraph"/>
-      </w:pPr>
-      <w:r>
-        <w:rPr>
-          <w:noProof/>
-        </w:rPr>
         <w:drawing>
-          <wp:inline distT="0" distB="0" distL="0" distR="0" wp14:anchorId="49CE06B3" wp14:editId="7FE3E2A8">
+          <wp:inline distT="0" distB="0" distL="0" distR="0" wp14:anchorId="3FE0AEB7" wp14:editId="299B7CEC">
             <wp:extent cx="4620126" cy="3696101"/>
             <wp:effectExtent l="0" t="0" r="0" b="0"/>
             <wp:docPr id="74" name="Picture"/>
@@ -9416,7 +9444,7 @@
               <a:graphicData uri="http://schemas.openxmlformats.org/drawingml/2006/picture">
                 <pic:pic xmlns:pic="http://schemas.openxmlformats.org/drawingml/2006/picture">
                   <pic:nvPicPr>
-                    <pic:cNvPr id="75" name="Picture" descr="W2_w_answers_files/figure-docx/unnamed-chunk-35-1.png"/>
+                    <pic:cNvPr id="75" name="Picture" descr="W2_w_answers_files/figure-docx/unnamed-chunk-34-1.png"/>
                     <pic:cNvPicPr>
                       <a:picLocks noChangeAspect="1" noChangeArrowheads="1"/>
                     </pic:cNvPicPr>
@@ -9749,7 +9777,7 @@
   <w:abstractNum w:abstractNumId="3" w15:restartNumberingAfterBreak="0">
     <w:nsid w:val="00A99412"/>
     <w:multiLevelType w:val="multilevel"/>
-    <w:tmpl w:val="465CAA7E"/>
+    <w:tmpl w:val="9452AEF8"/>
     <w:lvl w:ilvl="0">
       <w:start w:val="2"/>
       <w:numFmt w:val="decimal"/>
@@ -9835,7 +9863,7 @@
   <w:abstractNum w:abstractNumId="4" w15:restartNumberingAfterBreak="0">
     <w:nsid w:val="00A99413"/>
     <w:multiLevelType w:val="multilevel"/>
-    <w:tmpl w:val="9796C316"/>
+    <w:tmpl w:val="E82EA964"/>
     <w:lvl w:ilvl="0">
       <w:start w:val="3"/>
       <w:numFmt w:val="decimal"/>
@@ -9921,7 +9949,7 @@
   <w:abstractNum w:abstractNumId="5" w15:restartNumberingAfterBreak="0">
     <w:nsid w:val="00A99414"/>
     <w:multiLevelType w:val="multilevel"/>
-    <w:tmpl w:val="18166A2A"/>
+    <w:tmpl w:val="E65CF6D2"/>
     <w:lvl w:ilvl="0">
       <w:start w:val="4"/>
       <w:numFmt w:val="decimal"/>
@@ -10040,10 +10068,10 @@
       <w:startOverride w:val="1"/>
     </w:lvlOverride>
   </w:num>
-  <w:num w:numId="4" w16cid:durableId="1803687570">
+  <w:num w:numId="4" w16cid:durableId="1487932822">
     <w:abstractNumId w:val="0"/>
   </w:num>
-  <w:num w:numId="5" w16cid:durableId="1896504407">
+  <w:num w:numId="5" w16cid:durableId="1838685923">
     <w:abstractNumId w:val="2"/>
     <w:lvlOverride w:ilvl="0">
       <w:startOverride w:val="1"/>
@@ -10073,7 +10101,7 @@
       <w:startOverride w:val="1"/>
     </w:lvlOverride>
   </w:num>
-  <w:num w:numId="6" w16cid:durableId="1411923576">
+  <w:num w:numId="6" w16cid:durableId="350960831">
     <w:abstractNumId w:val="2"/>
     <w:lvlOverride w:ilvl="0">
       <w:startOverride w:val="1"/>
@@ -10103,7 +10131,7 @@
       <w:startOverride w:val="1"/>
     </w:lvlOverride>
   </w:num>
-  <w:num w:numId="7" w16cid:durableId="640814982">
+  <w:num w:numId="7" w16cid:durableId="588925381">
     <w:abstractNumId w:val="2"/>
     <w:lvlOverride w:ilvl="0">
       <w:startOverride w:val="1"/>
@@ -10133,7 +10161,7 @@
       <w:startOverride w:val="1"/>
     </w:lvlOverride>
   </w:num>
-  <w:num w:numId="8" w16cid:durableId="683630383">
+  <w:num w:numId="8" w16cid:durableId="656423674">
     <w:abstractNumId w:val="3"/>
     <w:lvlOverride w:ilvl="0">
       <w:startOverride w:val="2"/>
@@ -10163,7 +10191,7 @@
       <w:startOverride w:val="2"/>
     </w:lvlOverride>
   </w:num>
-  <w:num w:numId="9" w16cid:durableId="1664506891">
+  <w:num w:numId="9" w16cid:durableId="379717320">
     <w:abstractNumId w:val="4"/>
     <w:lvlOverride w:ilvl="0">
       <w:startOverride w:val="3"/>
@@ -10193,7 +10221,7 @@
       <w:startOverride w:val="3"/>
     </w:lvlOverride>
   </w:num>
-  <w:num w:numId="10" w16cid:durableId="1650868133">
+  <w:num w:numId="10" w16cid:durableId="1026061004">
     <w:abstractNumId w:val="5"/>
     <w:lvlOverride w:ilvl="0">
       <w:startOverride w:val="4"/>
@@ -10223,7 +10251,7 @@
       <w:startOverride w:val="4"/>
     </w:lvlOverride>
   </w:num>
-  <w:num w:numId="11" w16cid:durableId="1222407614">
+  <w:num w:numId="11" w16cid:durableId="543250543">
     <w:abstractNumId w:val="2"/>
     <w:lvlOverride w:ilvl="0">
       <w:startOverride w:val="1"/>
@@ -10253,7 +10281,7 @@
       <w:startOverride w:val="1"/>
     </w:lvlOverride>
   </w:num>
-  <w:num w:numId="12" w16cid:durableId="787167572">
+  <w:num w:numId="12" w16cid:durableId="1178932915">
     <w:abstractNumId w:val="3"/>
     <w:lvlOverride w:ilvl="0">
       <w:startOverride w:val="2"/>
@@ -10283,7 +10311,7 @@
       <w:startOverride w:val="2"/>
     </w:lvlOverride>
   </w:num>
-  <w:num w:numId="13" w16cid:durableId="1504279611">
+  <w:num w:numId="13" w16cid:durableId="8455185">
     <w:abstractNumId w:val="4"/>
     <w:lvlOverride w:ilvl="0">
       <w:startOverride w:val="3"/>
@@ -10313,7 +10341,7 @@
       <w:startOverride w:val="3"/>
     </w:lvlOverride>
   </w:num>
-  <w:num w:numId="14" w16cid:durableId="1538352464">
+  <w:num w:numId="14" w16cid:durableId="590092767">
     <w:abstractNumId w:val="5"/>
     <w:lvlOverride w:ilvl="0">
       <w:startOverride w:val="4"/>
@@ -10343,7 +10371,7 @@
       <w:startOverride w:val="4"/>
     </w:lvlOverride>
   </w:num>
-  <w:num w:numId="15" w16cid:durableId="1801796870">
+  <w:num w:numId="15" w16cid:durableId="1894466393">
     <w:abstractNumId w:val="2"/>
     <w:lvlOverride w:ilvl="0">
       <w:startOverride w:val="1"/>
@@ -10373,7 +10401,7 @@
       <w:startOverride w:val="1"/>
     </w:lvlOverride>
   </w:num>
-  <w:num w:numId="16" w16cid:durableId="947659159">
+  <w:num w:numId="16" w16cid:durableId="126550638">
     <w:abstractNumId w:val="3"/>
     <w:lvlOverride w:ilvl="0">
       <w:startOverride w:val="2"/>
@@ -10403,7 +10431,7 @@
       <w:startOverride w:val="2"/>
     </w:lvlOverride>
   </w:num>
-  <w:num w:numId="17" w16cid:durableId="1572812152">
+  <w:num w:numId="17" w16cid:durableId="460660787">
     <w:abstractNumId w:val="4"/>
     <w:lvlOverride w:ilvl="0">
       <w:startOverride w:val="3"/>
@@ -10433,7 +10461,7 @@
       <w:startOverride w:val="3"/>
     </w:lvlOverride>
   </w:num>
-  <w:num w:numId="18" w16cid:durableId="572618921">
+  <w:num w:numId="18" w16cid:durableId="257032238">
     <w:abstractNumId w:val="2"/>
     <w:lvlOverride w:ilvl="0">
       <w:startOverride w:val="1"/>
